--- a/site/downloads/handbook-B1.docx
+++ b/site/downloads/handbook-B1.docx
@@ -2162,7 +2162,52 @@
           <w:b w:val="0"/>
           <w:i w:val="0"/>
         </w:rPr>
-        <w:t>Starter code:</w:t>
+        <w:t>Your code must pass these checks:</w:t>
+      </w:r>
+    </w:p>
+    <w:p>
+      <w:pPr>
+        <w:pStyle w:val="ListBullet"/>
+      </w:pPr>
+      <w:r>
+        <w:rPr>
+          <w:b w:val="0"/>
+          <w:i w:val="0"/>
+        </w:rPr>
+        <w:t>numpy and requests have no constraint. Constrained entries must not be listed.</w:t>
+      </w:r>
+    </w:p>
+    <w:p>
+      <w:pPr>
+        <w:pStyle w:val="ListBullet"/>
+      </w:pPr>
+      <w:r>
+        <w:rPr>
+          <w:b w:val="0"/>
+          <w:i w:val="0"/>
+        </w:rPr>
+        <w:t>Without a dependencies key, return an empty list.</w:t>
+      </w:r>
+    </w:p>
+    <w:p>
+      <w:pPr>
+        <w:pStyle w:val="ListBullet"/>
+      </w:pPr>
+      <w:r>
+        <w:rPr>
+          <w:b w:val="0"/>
+          <w:i w:val="0"/>
+        </w:rPr>
+        <w:t>An extra in brackets is not a version constraint. uvicorn[standard] is still unpinned.</w:t>
+      </w:r>
+    </w:p>
+    <w:p>
+      <w:r>
+        <w:rPr>
+          <w:b w:val="0"/>
+          <w:i w:val="0"/>
+        </w:rPr>
+        <w:t>Shape of the answer. The reference solution defines these names. Write the bodies yourself.</w:t>
       </w:r>
     </w:p>
     <w:tbl>
@@ -2200,7 +2245,7 @@
                 <w:b w:val="0"/>
                 <w:sz w:val="16"/>
               </w:rPr>
-              <w:t>import tomllib</w:t>
+              <w:t># Module constant.</w:t>
             </w:r>
           </w:p>
           <w:p>
@@ -2223,7 +2268,7 @@
                 <w:b w:val="0"/>
                 <w:sz w:val="16"/>
               </w:rPr>
-              <w:t xml:space="preserve"> </w:t>
+              <w:t>CONSTRAINT_CHARS = ...</w:t>
             </w:r>
           </w:p>
           <w:p>
@@ -2269,7 +2314,7 @@
                 <w:b w:val="0"/>
                 <w:sz w:val="16"/>
               </w:rPr>
-              <w:t>def unpinned(pyproject_text: str) -&gt; list[str]:</w:t>
+              <w:t># Runtime dependencies with no version constraint.</w:t>
             </w:r>
           </w:p>
           <w:p>
@@ -2292,7 +2337,7 @@
                 <w:b w:val="0"/>
                 <w:sz w:val="16"/>
               </w:rPr>
-              <w:t xml:space="preserve">    ...</w:t>
+              <w:t>def unpinned(pyproject_text: str) -&gt; list[str]: ...</w:t>
             </w:r>
           </w:p>
         </w:tc>
@@ -2300,336 +2345,12 @@
     </w:tbl>
     <w:p/>
     <w:p>
-      <w:pPr>
-        <w:pStyle w:val="Heading5"/>
-      </w:pPr>
-      <w:r>
-        <w:t>Exercise 4. Multiple choice (level 4)</w:t>
-      </w:r>
-    </w:p>
-    <w:p>
-      <w:r>
-        <w:rPr>
-          <w:b w:val="0"/>
-          <w:i w:val="0"/>
-        </w:rPr>
-        <w:t xml:space="preserve">With a src layout, a colleague runs </w:t>
-      </w:r>
-      <w:r>
-        <w:rPr>
-          <w:rFonts w:ascii="Consolas" w:hAnsi="Consolas" w:eastAsia="Consolas"/>
-          <w:b w:val="0"/>
-          <w:sz w:val="19"/>
-        </w:rPr>
-        <w:t>pytest</w:t>
-      </w:r>
-      <w:r>
-        <w:rPr>
-          <w:b w:val="0"/>
-          <w:i w:val="0"/>
-        </w:rPr>
-        <w:t xml:space="preserve"> straight after cloning and gets </w:t>
-      </w:r>
-      <w:r>
-        <w:rPr>
-          <w:rFonts w:ascii="Consolas" w:hAnsi="Consolas" w:eastAsia="Consolas"/>
-          <w:b w:val="0"/>
-          <w:sz w:val="19"/>
-        </w:rPr>
-        <w:t>ModuleNotFoundError: No module named 'churn'</w:t>
-      </w:r>
-      <w:r>
-        <w:rPr>
-          <w:b w:val="0"/>
-          <w:i w:val="0"/>
-        </w:rPr>
-        <w:t>. What is the right fix?</w:t>
-      </w:r>
-    </w:p>
-    <w:p>
-      <w:pPr>
-        <w:pStyle w:val="ListBullet"/>
-      </w:pPr>
-      <w:r>
-        <w:rPr>
-          <w:b w:val="0"/>
-          <w:i w:val="0"/>
-        </w:rPr>
-        <w:t xml:space="preserve">a) Add </w:t>
-      </w:r>
-      <w:r>
-        <w:rPr>
-          <w:rFonts w:ascii="Consolas" w:hAnsi="Consolas" w:eastAsia="Consolas"/>
-          <w:b w:val="0"/>
-          <w:sz w:val="19"/>
-        </w:rPr>
-        <w:t>sys.path.insert(0, 'src')</w:t>
-      </w:r>
-      <w:r>
-        <w:rPr>
-          <w:b w:val="0"/>
-          <w:i w:val="0"/>
-        </w:rPr>
-        <w:t xml:space="preserve"> at the top of every test file.</w:t>
-      </w:r>
-    </w:p>
-    <w:p>
-      <w:pPr>
-        <w:pStyle w:val="ListBullet"/>
-      </w:pPr>
-      <w:r>
-        <w:rPr>
-          <w:b w:val="0"/>
-          <w:i w:val="0"/>
-        </w:rPr>
-        <w:t xml:space="preserve">b) Run </w:t>
-      </w:r>
-      <w:r>
-        <w:rPr>
-          <w:rFonts w:ascii="Consolas" w:hAnsi="Consolas" w:eastAsia="Consolas"/>
-          <w:b w:val="0"/>
-          <w:sz w:val="19"/>
-        </w:rPr>
-        <w:t>pip install -e .</w:t>
-      </w:r>
-      <w:r>
-        <w:rPr>
-          <w:b w:val="0"/>
-          <w:i w:val="0"/>
-        </w:rPr>
-        <w:t xml:space="preserve"> in the project's virtual environment.</w:t>
-      </w:r>
-    </w:p>
-    <w:p>
-      <w:pPr>
-        <w:pStyle w:val="ListBullet"/>
-      </w:pPr>
-      <w:r>
-        <w:rPr>
-          <w:b w:val="0"/>
-          <w:i w:val="0"/>
-        </w:rPr>
-        <w:t>c) Move the package out of src/ so imports work from the root.</w:t>
-      </w:r>
-    </w:p>
-    <w:p>
-      <w:pPr>
-        <w:pStyle w:val="ListBullet"/>
-      </w:pPr>
-      <w:r>
-        <w:rPr>
-          <w:b w:val="0"/>
-          <w:i w:val="0"/>
-        </w:rPr>
-        <w:t>d) Copy the package into tests/.</w:t>
-      </w:r>
-    </w:p>
-    <w:p>
-      <w:r>
-        <w:rPr>
-          <w:b/>
-          <w:i w:val="0"/>
-        </w:rPr>
-        <w:t>Why?</w:t>
-      </w:r>
-    </w:p>
-    <w:p>
-      <w:pPr>
-        <w:pStyle w:val="ListBullet"/>
-      </w:pPr>
-      <w:r>
-        <w:rPr>
-          <w:b w:val="0"/>
-          <w:i w:val="0"/>
-        </w:rPr>
-        <w:t>r1) The src layout is designed so that only the installed package is importable, which makes tests use it like any user would.</w:t>
-      </w:r>
-    </w:p>
-    <w:p>
-      <w:pPr>
-        <w:pStyle w:val="ListBullet"/>
-      </w:pPr>
-      <w:r>
-        <w:rPr>
-          <w:b w:val="0"/>
-          <w:i w:val="0"/>
-        </w:rPr>
-        <w:t>r2) pytest cannot find packages in folders.</w:t>
-      </w:r>
-    </w:p>
-    <w:p>
-      <w:pPr>
-        <w:pStyle w:val="Heading5"/>
-      </w:pPr>
-      <w:r>
-        <w:t>Exercise 5. Architecture design (level 5)</w:t>
-      </w:r>
-    </w:p>
-    <w:p>
-      <w:r>
-        <w:rPr>
-          <w:b w:val="0"/>
-          <w:i w:val="0"/>
-        </w:rPr>
-        <w:t>Place each piece of a modelling project.</w:t>
-      </w:r>
-    </w:p>
-    <w:p>
-      <w:r>
-        <w:rPr>
-          <w:b w:val="0"/>
-          <w:i w:val="0"/>
-        </w:rPr>
-        <w:t>Options: src/&lt;package&gt;/, A notebook cell, tests/, Outside the repository.</w:t>
-      </w:r>
-    </w:p>
-    <w:p>
-      <w:pPr>
-        <w:pStyle w:val="ListNumber"/>
-      </w:pPr>
-      <w:r>
-        <w:rPr>
-          <w:b w:val="0"/>
-          <w:i w:val="0"/>
-        </w:rPr>
-        <w:t>build_features(), used by training and by the nightly scoring job</w:t>
-      </w:r>
-    </w:p>
-    <w:p>
-      <w:pPr>
-        <w:pStyle w:val="ListNumber"/>
-      </w:pPr>
-      <w:r>
-        <w:rPr>
-          <w:b w:val="0"/>
-          <w:i w:val="0"/>
-        </w:rPr>
-        <w:t>Plots comparing feature distributions for a one-off question</w:t>
-      </w:r>
-    </w:p>
-    <w:p>
-      <w:pPr>
-        <w:pStyle w:val="ListNumber"/>
-      </w:pPr>
-      <w:r>
-        <w:rPr>
-          <w:b w:val="0"/>
-          <w:i w:val="0"/>
-        </w:rPr>
-        <w:t>A check that build_features() gives the right output for 5 hand-made rows</w:t>
-      </w:r>
-    </w:p>
-    <w:p>
-      <w:pPr>
-        <w:pStyle w:val="ListNumber"/>
-      </w:pPr>
-      <w:r>
-        <w:rPr>
-          <w:b w:val="0"/>
-          <w:i w:val="0"/>
-        </w:rPr>
-        <w:t>The full client data extract</w:t>
-      </w:r>
-    </w:p>
-    <w:p>
-      <w:pPr>
-        <w:pStyle w:val="Heading4"/>
-      </w:pPr>
-      <w:r>
-        <w:t>Sources</w:t>
-      </w:r>
-    </w:p>
-    <w:p>
-      <w:pPr>
-        <w:pStyle w:val="ListBullet"/>
-      </w:pPr>
-      <w:r>
-        <w:rPr>
-          <w:b w:val="0"/>
-          <w:i w:val="0"/>
-        </w:rPr>
-        <w:t>PEP 735 defines [dependency-groups]; pip 25.1 (April 2025) added --group. (search-only: https://peps.python.org/pep-0735/ and https://ichard26.github.io/blog/2025/04/whats-new-in-pip-25.1/)</w:t>
-      </w:r>
-    </w:p>
-    <w:p>
-      <w:pPr>
-        <w:pStyle w:val="ListBullet"/>
-      </w:pPr>
-      <w:r>
-        <w:rPr>
-          <w:b w:val="0"/>
-          <w:i w:val="0"/>
-        </w:rPr>
-        <w:t xml:space="preserve">pip 26.2.1 lists --group in </w:t>
-      </w:r>
-      <w:r>
-        <w:rPr>
-          <w:rFonts w:ascii="Consolas" w:hAnsi="Consolas" w:eastAsia="Consolas"/>
-          <w:b w:val="0"/>
-          <w:sz w:val="19"/>
-        </w:rPr>
-        <w:t>pip install --help</w:t>
-      </w:r>
-      <w:r>
-        <w:rPr>
-          <w:b w:val="0"/>
-          <w:i w:val="0"/>
-        </w:rPr>
-        <w:t>; tomllib is in the standard library from Python 3.11. (verified: Checked in this repository's build environment.)</w:t>
-      </w:r>
-    </w:p>
-    <w:p>
-      <w:pPr>
-        <w:pStyle w:val="Heading3"/>
-      </w:pPr>
-      <w:r>
-        <w:t>B1-L2 One virtual environment per project, and python -m pip</w:t>
-      </w:r>
-    </w:p>
-    <w:p>
-      <w:pPr>
-        <w:pStyle w:val="Heading4"/>
-      </w:pPr>
-      <w:r>
-        <w:t>Concept</w:t>
-      </w:r>
-    </w:p>
-    <w:p>
-      <w:r>
-        <w:rPr>
-          <w:b w:val="0"/>
-          <w:i w:val="0"/>
-        </w:rPr>
-        <w:t xml:space="preserve">A </w:t>
-      </w:r>
-      <w:r>
-        <w:rPr>
-          <w:b/>
-          <w:i w:val="0"/>
-        </w:rPr>
-        <w:t>virtual environment</w:t>
-      </w:r>
-      <w:r>
-        <w:rPr>
-          <w:b w:val="0"/>
-          <w:i w:val="0"/>
-        </w:rPr>
-        <w:t xml:space="preserve"> is a folder with its own Python interpreter link and its own </w:t>
-      </w:r>
-      <w:r>
-        <w:rPr>
-          <w:rFonts w:ascii="Consolas" w:hAnsi="Consolas" w:eastAsia="Consolas"/>
-          <w:b w:val="0"/>
-          <w:sz w:val="19"/>
-        </w:rPr>
-        <w:t>site-packages</w:t>
-      </w:r>
-      <w:r>
-        <w:rPr>
-          <w:b w:val="0"/>
-          <w:i w:val="0"/>
-        </w:rPr>
-        <w:t>. Packages you install there do not touch the system Python or any other project.</w:t>
+      <w:r>
+        <w:rPr>
+          <w:b w:val="0"/>
+          <w:i w:val="0"/>
+        </w:rPr>
+        <w:t>Starter code:</w:t>
       </w:r>
     </w:p>
     <w:tbl>
@@ -2667,7 +2388,7 @@
                 <w:b w:val="0"/>
                 <w:sz w:val="16"/>
               </w:rPr>
-              <w:t>python -m venv .venv</w:t>
+              <w:t>import tomllib</w:t>
             </w:r>
           </w:p>
           <w:p>
@@ -2690,7 +2411,7 @@
                 <w:b w:val="0"/>
                 <w:sz w:val="16"/>
               </w:rPr>
-              <w:t>source .venv/bin/activate        # Windows: .venv\Scripts\activate</w:t>
+              <w:t xml:space="preserve"> </w:t>
             </w:r>
           </w:p>
           <w:p>
@@ -2713,7 +2434,7 @@
                 <w:b w:val="0"/>
                 <w:sz w:val="16"/>
               </w:rPr>
-              <w:t>python -m pip install --upgrade pip</w:t>
+              <w:t xml:space="preserve"> </w:t>
             </w:r>
           </w:p>
           <w:p>
@@ -2736,7 +2457,30 @@
                 <w:b w:val="0"/>
                 <w:sz w:val="16"/>
               </w:rPr>
-              <w:t>python -m pip install -e . --group dev</w:t>
+              <w:t>def unpinned(pyproject_text: str) -&gt; list[str]:</w:t>
+            </w:r>
+          </w:p>
+          <w:p>
+            <w:pPr>
+              <w:spacing w:before="0" w:after="0" w:line="240" w:lineRule="auto"/>
+              <w:ind w:left="567" w:hanging="567"/>
+            </w:pPr>
+            <w:r>
+              <w:rPr>
+                <w:rFonts w:ascii="Consolas" w:hAnsi="Consolas" w:eastAsia="Consolas"/>
+                <w:b w:val="0"/>
+                <w:color w:val="5B6875"/>
+                <w:sz w:val="16"/>
+              </w:rPr>
+              <w:t xml:space="preserve">   5  </w:t>
+            </w:r>
+            <w:r>
+              <w:rPr>
+                <w:rFonts w:ascii="Consolas" w:hAnsi="Consolas" w:eastAsia="Consolas"/>
+                <w:b w:val="0"/>
+                <w:sz w:val="16"/>
+              </w:rPr>
+              <w:t xml:space="preserve">    ...</w:t>
             </w:r>
           </w:p>
         </w:tc>
@@ -2744,31 +2488,50 @@
     </w:tbl>
     <w:p/>
     <w:p>
-      <w:r>
-        <w:rPr>
-          <w:b w:val="0"/>
-          <w:i w:val="0"/>
-        </w:rPr>
-        <w:t>Rules that prevent most "it worked yesterday" problems:</w:t>
+      <w:pPr>
+        <w:pStyle w:val="Heading5"/>
+      </w:pPr>
+      <w:r>
+        <w:t>Exercise 4. Multiple choice (level 4)</w:t>
       </w:r>
     </w:p>
     <w:p>
-      <w:pPr>
-        <w:pStyle w:val="ListBullet"/>
-      </w:pPr>
-      <w:r>
-        <w:rPr>
-          <w:b/>
-          <w:i w:val="0"/>
-        </w:rPr>
-        <w:t>One environment per project.</w:t>
-      </w:r>
-      <w:r>
-        <w:rPr>
-          <w:b w:val="0"/>
-          <w:i w:val="0"/>
-        </w:rPr>
-        <w:t xml:space="preserve"> Two projects that share an environment share their version conflicts. Upgrading pandas for one breaks the other.</w:t>
+      <w:r>
+        <w:rPr>
+          <w:b w:val="0"/>
+          <w:i w:val="0"/>
+        </w:rPr>
+        <w:t xml:space="preserve">With a src layout, a colleague runs </w:t>
+      </w:r>
+      <w:r>
+        <w:rPr>
+          <w:rFonts w:ascii="Consolas" w:hAnsi="Consolas" w:eastAsia="Consolas"/>
+          <w:b w:val="0"/>
+          <w:sz w:val="19"/>
+        </w:rPr>
+        <w:t>pytest</w:t>
+      </w:r>
+      <w:r>
+        <w:rPr>
+          <w:b w:val="0"/>
+          <w:i w:val="0"/>
+        </w:rPr>
+        <w:t xml:space="preserve"> straight after cloning and gets </w:t>
+      </w:r>
+      <w:r>
+        <w:rPr>
+          <w:rFonts w:ascii="Consolas" w:hAnsi="Consolas" w:eastAsia="Consolas"/>
+          <w:b w:val="0"/>
+          <w:sz w:val="19"/>
+        </w:rPr>
+        <w:t>ModuleNotFoundError: No module named 'churn'</w:t>
+      </w:r>
+      <w:r>
+        <w:rPr>
+          <w:b w:val="0"/>
+          <w:i w:val="0"/>
+        </w:rPr>
+        <w:t>. What is the right fix?</w:t>
       </w:r>
     </w:p>
     <w:p>
@@ -2777,17 +2540,25 @@
       </w:pPr>
       <w:r>
         <w:rPr>
-          <w:b/>
-          <w:i w:val="0"/>
-        </w:rPr>
-        <w:t>Never install into the system Python.</w:t>
-      </w:r>
-      <w:r>
-        <w:rPr>
-          <w:b w:val="0"/>
-          <w:i w:val="0"/>
-        </w:rPr>
-        <w:t xml:space="preserve"> Operating systems and other tools depend on it.</w:t>
+          <w:b w:val="0"/>
+          <w:i w:val="0"/>
+        </w:rPr>
+        <w:t xml:space="preserve">a) Add </w:t>
+      </w:r>
+      <w:r>
+        <w:rPr>
+          <w:rFonts w:ascii="Consolas" w:hAnsi="Consolas" w:eastAsia="Consolas"/>
+          <w:b w:val="0"/>
+          <w:sz w:val="19"/>
+        </w:rPr>
+        <w:t>sys.path.insert(0, 'src')</w:t>
+      </w:r>
+      <w:r>
+        <w:rPr>
+          <w:b w:val="0"/>
+          <w:i w:val="0"/>
+        </w:rPr>
+        <w:t xml:space="preserve"> at the top of every test file.</w:t>
       </w:r>
     </w:p>
     <w:p>
@@ -2796,10 +2567,10 @@
       </w:pPr>
       <w:r>
         <w:rPr>
-          <w:b/>
-          <w:i w:val="0"/>
-        </w:rPr>
-        <w:t xml:space="preserve">Use </w:t>
+          <w:b w:val="0"/>
+          <w:i w:val="0"/>
+        </w:rPr>
+        <w:t xml:space="preserve">b) Run </w:t>
       </w:r>
       <w:r>
         <w:rPr>
@@ -2807,81 +2578,14 @@
           <w:b w:val="0"/>
           <w:sz w:val="19"/>
         </w:rPr>
-        <w:t>python -m pip</w:t>
-      </w:r>
-      <w:r>
-        <w:rPr>
-          <w:b/>
-          <w:i w:val="0"/>
-        </w:rPr>
-        <w:t xml:space="preserve">, not bare </w:t>
-      </w:r>
-      <w:r>
-        <w:rPr>
-          <w:rFonts w:ascii="Consolas" w:hAnsi="Consolas" w:eastAsia="Consolas"/>
-          <w:b w:val="0"/>
-          <w:sz w:val="19"/>
-        </w:rPr>
-        <w:t>pip</w:t>
-      </w:r>
-      <w:r>
-        <w:rPr>
-          <w:b/>
-          <w:i w:val="0"/>
-        </w:rPr>
-        <w:t>.</w:t>
-      </w:r>
-      <w:r>
-        <w:rPr>
-          <w:b w:val="0"/>
-          <w:i w:val="0"/>
-        </w:rPr>
-        <w:t xml:space="preserve"> Bare </w:t>
-      </w:r>
-      <w:r>
-        <w:rPr>
-          <w:rFonts w:ascii="Consolas" w:hAnsi="Consolas" w:eastAsia="Consolas"/>
-          <w:b w:val="0"/>
-          <w:sz w:val="19"/>
-        </w:rPr>
-        <w:t>pip</w:t>
-      </w:r>
-      <w:r>
-        <w:rPr>
-          <w:b w:val="0"/>
-          <w:i w:val="0"/>
-        </w:rPr>
-        <w:t xml:space="preserve"> runs whichever </w:t>
-      </w:r>
-      <w:r>
-        <w:rPr>
-          <w:rFonts w:ascii="Consolas" w:hAnsi="Consolas" w:eastAsia="Consolas"/>
-          <w:b w:val="0"/>
-          <w:sz w:val="19"/>
-        </w:rPr>
-        <w:t>pip</w:t>
-      </w:r>
-      <w:r>
-        <w:rPr>
-          <w:b w:val="0"/>
-          <w:i w:val="0"/>
-        </w:rPr>
-        <w:t xml:space="preserve"> comes first on your PATH, which may belong to a different interpreter. </w:t>
-      </w:r>
-      <w:r>
-        <w:rPr>
-          <w:rFonts w:ascii="Consolas" w:hAnsi="Consolas" w:eastAsia="Consolas"/>
-          <w:b w:val="0"/>
-          <w:sz w:val="19"/>
-        </w:rPr>
-        <w:t>python -m pip</w:t>
-      </w:r>
-      <w:r>
-        <w:rPr>
-          <w:b w:val="0"/>
-          <w:i w:val="0"/>
-        </w:rPr>
-        <w:t xml:space="preserve"> always installs into the interpreter you are about to run.</w:t>
+        <w:t>pip install -e .</w:t>
+      </w:r>
+      <w:r>
+        <w:rPr>
+          <w:b w:val="0"/>
+          <w:i w:val="0"/>
+        </w:rPr>
+        <w:t xml:space="preserve"> in the project's virtual environment.</w:t>
       </w:r>
     </w:p>
     <w:p>
@@ -2890,265 +2594,230 @@
       </w:pPr>
       <w:r>
         <w:rPr>
-          <w:b/>
-          <w:i w:val="0"/>
-        </w:rPr>
-        <w:t xml:space="preserve">Keep </w:t>
-      </w:r>
-      <w:r>
-        <w:rPr>
-          <w:rFonts w:ascii="Consolas" w:hAnsi="Consolas" w:eastAsia="Consolas"/>
-          <w:b w:val="0"/>
-          <w:sz w:val="19"/>
-        </w:rPr>
-        <w:t>.venv/</w:t>
-      </w:r>
-      <w:r>
-        <w:rPr>
-          <w:b/>
-          <w:i w:val="0"/>
-        </w:rPr>
-        <w:t xml:space="preserve"> out of Git.</w:t>
-      </w:r>
-      <w:r>
-        <w:rPr>
-          <w:b w:val="0"/>
-          <w:i w:val="0"/>
-        </w:rPr>
-        <w:t xml:space="preserve"> It is large, machine-specific and rebuildable. Commit </w:t>
-      </w:r>
-      <w:r>
-        <w:rPr>
-          <w:rFonts w:ascii="Consolas" w:hAnsi="Consolas" w:eastAsia="Consolas"/>
-          <w:b w:val="0"/>
-          <w:sz w:val="19"/>
-        </w:rPr>
-        <w:t>pyproject.toml</w:t>
-      </w:r>
-      <w:r>
-        <w:rPr>
-          <w:b w:val="0"/>
-          <w:i w:val="0"/>
-        </w:rPr>
-        <w:t xml:space="preserve"> and a lock file instead (lesson B6-L3).</w:t>
+          <w:b w:val="0"/>
+          <w:i w:val="0"/>
+        </w:rPr>
+        <w:t>c) Move the package out of src/ so imports work from the root.</w:t>
       </w:r>
     </w:p>
     <w:p>
-      <w:r>
-        <w:rPr>
-          <w:b w:val="0"/>
-          <w:i w:val="0"/>
-        </w:rPr>
-        <w:t xml:space="preserve">In code, </w:t>
-      </w:r>
-      <w:r>
-        <w:rPr>
-          <w:rFonts w:ascii="Consolas" w:hAnsi="Consolas" w:eastAsia="Consolas"/>
-          <w:b w:val="0"/>
-          <w:sz w:val="19"/>
-        </w:rPr>
-        <w:t>sys.prefix != sys.base_prefix</w:t>
-      </w:r>
-      <w:r>
-        <w:rPr>
-          <w:b w:val="0"/>
-          <w:i w:val="0"/>
-        </w:rPr>
-        <w:t xml:space="preserve"> is True inside a virtual environment. A script that must not run against the system Python can check it and stop.</w:t>
+      <w:pPr>
+        <w:pStyle w:val="ListBullet"/>
+      </w:pPr>
+      <w:r>
+        <w:rPr>
+          <w:b w:val="0"/>
+          <w:i w:val="0"/>
+        </w:rPr>
+        <w:t>d) Copy the package into tests/.</w:t>
       </w:r>
     </w:p>
     <w:p>
       <w:r>
         <w:rPr>
-          <w:b w:val="0"/>
-          <w:i w:val="0"/>
-        </w:rPr>
-        <w:t xml:space="preserve">Sometimes one project needs </w:t>
-      </w:r>
-      <w:r>
-        <w:rPr>
           <w:b/>
           <w:i w:val="0"/>
         </w:rPr>
-        <w:t>two</w:t>
-      </w:r>
-      <w:r>
-        <w:rPr>
-          <w:b w:val="0"/>
-          <w:i w:val="0"/>
-        </w:rPr>
-        <w:t xml:space="preserve"> environments, because two dependencies cannot live together. A real case from this course's own build: PySpark 4.0.4 fails to import its pandas integration with pandas 3.x, so the Spark test harness runs in its own environment pinned to pandas 2.x, while the rest uses pandas 3. Separate environments, each fully pinned, beat one environment held together by guesswork.</w:t>
+        <w:t>Why?</w:t>
       </w:r>
     </w:p>
     <w:p>
-      <w:r>
-        <w:rPr>
-          <w:b w:val="0"/>
-          <w:i w:val="0"/>
-        </w:rPr>
-        <w:t xml:space="preserve">Tools such as </w:t>
-      </w:r>
-      <w:r>
-        <w:rPr>
-          <w:rFonts w:ascii="Consolas" w:hAnsi="Consolas" w:eastAsia="Consolas"/>
-          <w:b w:val="0"/>
-          <w:sz w:val="19"/>
-        </w:rPr>
-        <w:t>uv</w:t>
-      </w:r>
-      <w:r>
-        <w:rPr>
-          <w:b w:val="0"/>
-          <w:i w:val="0"/>
-        </w:rPr>
-        <w:t xml:space="preserve"> create and sync environments much faster, and conda manages non-Python libraries. The principles are the same.</w:t>
+      <w:pPr>
+        <w:pStyle w:val="ListBullet"/>
+      </w:pPr>
+      <w:r>
+        <w:rPr>
+          <w:b w:val="0"/>
+          <w:i w:val="0"/>
+        </w:rPr>
+        <w:t>r1) The src layout is designed so that only the installed package is importable, which makes tests use it like any user would.</w:t>
       </w:r>
     </w:p>
     <w:p>
       <w:pPr>
-        <w:pStyle w:val="Heading4"/>
-      </w:pPr>
-      <w:r>
-        <w:t>Why it matters</w:t>
+        <w:pStyle w:val="ListBullet"/>
+      </w:pPr>
+      <w:r>
+        <w:rPr>
+          <w:b w:val="0"/>
+          <w:i w:val="0"/>
+        </w:rPr>
+        <w:t>r2) pytest cannot find packages in folders.</w:t>
       </w:r>
     </w:p>
     <w:p>
-      <w:r>
-        <w:rPr>
-          <w:b w:val="0"/>
-          <w:i w:val="0"/>
-        </w:rPr>
-        <w:t xml:space="preserve">An analyst runs </w:t>
-      </w:r>
-      <w:r>
-        <w:rPr>
-          <w:rFonts w:ascii="Consolas" w:hAnsi="Consolas" w:eastAsia="Consolas"/>
-          <w:b w:val="0"/>
-          <w:sz w:val="19"/>
-        </w:rPr>
-        <w:t>pip install statsmodels</w:t>
-      </w:r>
-      <w:r>
-        <w:rPr>
-          <w:b w:val="0"/>
-          <w:i w:val="0"/>
-        </w:rPr>
-        <w:t xml:space="preserve"> in a terminal, then </w:t>
-      </w:r>
-      <w:r>
-        <w:rPr>
-          <w:rFonts w:ascii="Consolas" w:hAnsi="Consolas" w:eastAsia="Consolas"/>
-          <w:b w:val="0"/>
-          <w:sz w:val="19"/>
-        </w:rPr>
-        <w:t>python analysis.py</w:t>
-      </w:r>
-      <w:r>
-        <w:rPr>
-          <w:b w:val="0"/>
-          <w:i w:val="0"/>
-        </w:rPr>
-        <w:t xml:space="preserve"> in the same terminal, and gets </w:t>
-      </w:r>
-      <w:r>
-        <w:rPr>
-          <w:rFonts w:ascii="Consolas" w:hAnsi="Consolas" w:eastAsia="Consolas"/>
-          <w:b w:val="0"/>
-          <w:sz w:val="19"/>
-        </w:rPr>
-        <w:t>ModuleNotFoundError</w:t>
-      </w:r>
-      <w:r>
-        <w:rPr>
-          <w:b w:val="0"/>
-          <w:i w:val="0"/>
-        </w:rPr>
-        <w:t xml:space="preserve">. </w:t>
-      </w:r>
-      <w:r>
-        <w:rPr>
-          <w:rFonts w:ascii="Consolas" w:hAnsi="Consolas" w:eastAsia="Consolas"/>
-          <w:b w:val="0"/>
-          <w:sz w:val="19"/>
-        </w:rPr>
-        <w:t>pip</w:t>
-      </w:r>
-      <w:r>
-        <w:rPr>
-          <w:b w:val="0"/>
-          <w:i w:val="0"/>
-        </w:rPr>
-        <w:t xml:space="preserve"> belonged to one Python, and </w:t>
-      </w:r>
-      <w:r>
-        <w:rPr>
-          <w:rFonts w:ascii="Consolas" w:hAnsi="Consolas" w:eastAsia="Consolas"/>
-          <w:b w:val="0"/>
-          <w:sz w:val="19"/>
-        </w:rPr>
-        <w:t>python</w:t>
-      </w:r>
-      <w:r>
-        <w:rPr>
-          <w:b w:val="0"/>
-          <w:i w:val="0"/>
-        </w:rPr>
-        <w:t xml:space="preserve"> to another. They try </w:t>
-      </w:r>
-      <w:r>
-        <w:rPr>
-          <w:rFonts w:ascii="Consolas" w:hAnsi="Consolas" w:eastAsia="Consolas"/>
-          <w:b w:val="0"/>
-          <w:sz w:val="19"/>
-        </w:rPr>
-        <w:t>sudo pip install</w:t>
-      </w:r>
-      <w:r>
-        <w:rPr>
-          <w:b w:val="0"/>
-          <w:i w:val="0"/>
-        </w:rPr>
-        <w:t>, which upgrades NumPy in the system Python and breaks a command-line tool the operating system uses. Two hours are gone.</w:t>
+      <w:pPr>
+        <w:pStyle w:val="Heading5"/>
+      </w:pPr>
+      <w:r>
+        <w:t>Exercise 5. Architecture design (level 5)</w:t>
       </w:r>
     </w:p>
     <w:p>
       <w:r>
         <w:rPr>
-          <w:rFonts w:ascii="Consolas" w:hAnsi="Consolas" w:eastAsia="Consolas"/>
-          <w:b w:val="0"/>
-          <w:sz w:val="19"/>
-        </w:rPr>
-        <w:t>python -m venv .venv</w:t>
-      </w:r>
-      <w:r>
-        <w:rPr>
-          <w:b w:val="0"/>
-          <w:i w:val="0"/>
-        </w:rPr>
-        <w:t xml:space="preserve">, activation, and </w:t>
-      </w:r>
-      <w:r>
-        <w:rPr>
-          <w:rFonts w:ascii="Consolas" w:hAnsi="Consolas" w:eastAsia="Consolas"/>
-          <w:b w:val="0"/>
-          <w:sz w:val="19"/>
-        </w:rPr>
-        <w:t>python -m pip install</w:t>
-      </w:r>
-      <w:r>
-        <w:rPr>
-          <w:b w:val="0"/>
-          <w:i w:val="0"/>
-        </w:rPr>
-        <w:t xml:space="preserve"> make the interpreter that installs and the interpreter that runs the same one.</w:t>
+          <w:b w:val="0"/>
+          <w:i w:val="0"/>
+        </w:rPr>
+        <w:t>Place each piece of a modelling project.</w:t>
       </w:r>
     </w:p>
     <w:p>
+      <w:r>
+        <w:rPr>
+          <w:b w:val="0"/>
+          <w:i w:val="0"/>
+        </w:rPr>
+        <w:t>Options: src/&lt;package&gt;/, A notebook cell, tests/, Outside the repository.</w:t>
+      </w:r>
+    </w:p>
+    <w:p>
+      <w:pPr>
+        <w:pStyle w:val="ListNumber"/>
+      </w:pPr>
+      <w:r>
+        <w:rPr>
+          <w:b w:val="0"/>
+          <w:i w:val="0"/>
+        </w:rPr>
+        <w:t>build_features(), used by training and by the nightly scoring job</w:t>
+      </w:r>
+    </w:p>
+    <w:p>
+      <w:pPr>
+        <w:pStyle w:val="ListNumber"/>
+      </w:pPr>
+      <w:r>
+        <w:rPr>
+          <w:b w:val="0"/>
+          <w:i w:val="0"/>
+        </w:rPr>
+        <w:t>Plots comparing feature distributions for a one-off question</w:t>
+      </w:r>
+    </w:p>
+    <w:p>
+      <w:pPr>
+        <w:pStyle w:val="ListNumber"/>
+      </w:pPr>
+      <w:r>
+        <w:rPr>
+          <w:b w:val="0"/>
+          <w:i w:val="0"/>
+        </w:rPr>
+        <w:t>A check that build_features() gives the right output for 5 hand-made rows</w:t>
+      </w:r>
+    </w:p>
+    <w:p>
+      <w:pPr>
+        <w:pStyle w:val="ListNumber"/>
+      </w:pPr>
+      <w:r>
+        <w:rPr>
+          <w:b w:val="0"/>
+          <w:i w:val="0"/>
+        </w:rPr>
+        <w:t>The full client data extract</w:t>
+      </w:r>
+    </w:p>
+    <w:p>
       <w:pPr>
         <w:pStyle w:val="Heading4"/>
       </w:pPr>
       <w:r>
-        <w:t>Worked example: weak code</w:t>
+        <w:t>Sources</w:t>
+      </w:r>
+    </w:p>
+    <w:p>
+      <w:pPr>
+        <w:pStyle w:val="ListBullet"/>
+      </w:pPr>
+      <w:r>
+        <w:rPr>
+          <w:b w:val="0"/>
+          <w:i w:val="0"/>
+        </w:rPr>
+        <w:t>PEP 735 defines [dependency-groups]; pip 25.1 (April 2025) added --group. (search-only: https://peps.python.org/pep-0735/ and https://ichard26.github.io/blog/2025/04/whats-new-in-pip-25.1/)</w:t>
+      </w:r>
+    </w:p>
+    <w:p>
+      <w:pPr>
+        <w:pStyle w:val="ListBullet"/>
+      </w:pPr>
+      <w:r>
+        <w:rPr>
+          <w:b w:val="0"/>
+          <w:i w:val="0"/>
+        </w:rPr>
+        <w:t xml:space="preserve">pip 26.2.1 lists --group in </w:t>
+      </w:r>
+      <w:r>
+        <w:rPr>
+          <w:rFonts w:ascii="Consolas" w:hAnsi="Consolas" w:eastAsia="Consolas"/>
+          <w:b w:val="0"/>
+          <w:sz w:val="19"/>
+        </w:rPr>
+        <w:t>pip install --help</w:t>
+      </w:r>
+      <w:r>
+        <w:rPr>
+          <w:b w:val="0"/>
+          <w:i w:val="0"/>
+        </w:rPr>
+        <w:t>; tomllib is in the standard library from Python 3.11. (verified: Checked in this repository's build environment.)</w:t>
+      </w:r>
+    </w:p>
+    <w:p>
+      <w:pPr>
+        <w:pStyle w:val="Heading3"/>
+      </w:pPr>
+      <w:r>
+        <w:t>B1-L2 One virtual environment per project, and python -m pip</w:t>
+      </w:r>
+    </w:p>
+    <w:p>
+      <w:pPr>
+        <w:pStyle w:val="Heading4"/>
+      </w:pPr>
+      <w:r>
+        <w:t>Concept</w:t>
+      </w:r>
+    </w:p>
+    <w:p>
+      <w:r>
+        <w:rPr>
+          <w:b w:val="0"/>
+          <w:i w:val="0"/>
+        </w:rPr>
+        <w:t xml:space="preserve">A </w:t>
+      </w:r>
+      <w:r>
+        <w:rPr>
+          <w:b/>
+          <w:i w:val="0"/>
+        </w:rPr>
+        <w:t>virtual environment</w:t>
+      </w:r>
+      <w:r>
+        <w:rPr>
+          <w:b w:val="0"/>
+          <w:i w:val="0"/>
+        </w:rPr>
+        <w:t xml:space="preserve"> is a folder with its own Python interpreter link and its own </w:t>
+      </w:r>
+      <w:r>
+        <w:rPr>
+          <w:rFonts w:ascii="Consolas" w:hAnsi="Consolas" w:eastAsia="Consolas"/>
+          <w:b w:val="0"/>
+          <w:sz w:val="19"/>
+        </w:rPr>
+        <w:t>site-packages</w:t>
+      </w:r>
+      <w:r>
+        <w:rPr>
+          <w:b w:val="0"/>
+          <w:i w:val="0"/>
+        </w:rPr>
+        <w:t>. Packages you install there do not touch the system Python or any other project.</w:t>
       </w:r>
     </w:p>
     <w:tbl>
@@ -3174,11 +2843,11 @@
             <w:r>
               <w:rPr>
                 <w:rFonts w:ascii="Consolas" w:hAnsi="Consolas" w:eastAsia="Consolas"/>
-                <w:b/>
+                <w:b w:val="0"/>
                 <w:color w:val="5B6875"/>
                 <w:sz w:val="16"/>
               </w:rPr>
-              <w:t xml:space="preserve"> [1]  </w:t>
+              <w:t xml:space="preserve">   1  </w:t>
             </w:r>
             <w:r>
               <w:rPr>
@@ -3186,7 +2855,7 @@
                 <w:b w:val="0"/>
                 <w:sz w:val="16"/>
               </w:rPr>
-              <w:t>$ pip install pandas scikit-learn</w:t>
+              <w:t>python -m venv .venv</w:t>
             </w:r>
           </w:p>
           <w:p>
@@ -3197,11 +2866,11 @@
             <w:r>
               <w:rPr>
                 <w:rFonts w:ascii="Consolas" w:hAnsi="Consolas" w:eastAsia="Consolas"/>
-                <w:b/>
+                <w:b w:val="0"/>
                 <w:color w:val="5B6875"/>
                 <w:sz w:val="16"/>
               </w:rPr>
-              <w:t xml:space="preserve"> [2]  </w:t>
+              <w:t xml:space="preserve">   2  </w:t>
             </w:r>
             <w:r>
               <w:rPr>
@@ -3209,7 +2878,7 @@
                 <w:b w:val="0"/>
                 <w:sz w:val="16"/>
               </w:rPr>
-              <w:t>$ sudo pip install --upgrade numpy</w:t>
+              <w:t>source .venv/bin/activate        # Windows: .venv\Scripts\activate</w:t>
             </w:r>
           </w:p>
           <w:p>
@@ -3232,7 +2901,7 @@
                 <w:b w:val="0"/>
                 <w:sz w:val="16"/>
               </w:rPr>
-              <w:t>$ python train.py</w:t>
+              <w:t>python -m pip install --upgrade pip</w:t>
             </w:r>
           </w:p>
           <w:p>
@@ -3243,11 +2912,11 @@
             <w:r>
               <w:rPr>
                 <w:rFonts w:ascii="Consolas" w:hAnsi="Consolas" w:eastAsia="Consolas"/>
-                <w:b/>
+                <w:b w:val="0"/>
                 <w:color w:val="5B6875"/>
                 <w:sz w:val="16"/>
               </w:rPr>
-              <w:t xml:space="preserve"> [3]  </w:t>
+              <w:t xml:space="preserve">   4  </w:t>
             </w:r>
             <w:r>
               <w:rPr>
@@ -3255,113 +2924,419 @@
                 <w:b w:val="0"/>
                 <w:sz w:val="16"/>
               </w:rPr>
-              <w:t>ModuleNotFoundError: No module named 'sklearn'</w:t>
-            </w:r>
-          </w:p>
-          <w:p>
-            <w:pPr>
-              <w:spacing w:before="0" w:after="0" w:line="240" w:lineRule="auto"/>
-              <w:ind w:left="567" w:hanging="567"/>
-            </w:pPr>
-            <w:r>
-              <w:rPr>
-                <w:rFonts w:ascii="Consolas" w:hAnsi="Consolas" w:eastAsia="Consolas"/>
-                <w:b/>
-                <w:color w:val="5B6875"/>
-                <w:sz w:val="16"/>
-              </w:rPr>
-              <w:t xml:space="preserve"> [4]  </w:t>
-            </w:r>
-            <w:r>
-              <w:rPr>
-                <w:rFonts w:ascii="Consolas" w:hAnsi="Consolas" w:eastAsia="Consolas"/>
-                <w:b w:val="0"/>
-                <w:sz w:val="16"/>
-              </w:rPr>
-              <w:t>$ git add .venv/ data/ train.py</w:t>
+              <w:t>python -m pip install -e . --group dev</w:t>
             </w:r>
           </w:p>
         </w:tc>
       </w:tr>
     </w:tbl>
+    <w:p/>
     <w:p>
-      <w:pPr>
-        <w:pStyle w:val="ListNumber"/>
-      </w:pPr>
-      <w:r>
-        <w:rPr>
-          <w:b/>
-        </w:rPr>
-        <w:t xml:space="preserve">Line 1. </w:t>
-      </w:r>
-      <w:r>
-        <w:rPr>
-          <w:b w:val="0"/>
-          <w:i w:val="0"/>
-        </w:rPr>
-        <w:t>Bare pip, no environment: installs into whichever Python owns this pip.</w:t>
+      <w:r>
+        <w:rPr>
+          <w:b w:val="0"/>
+          <w:i w:val="0"/>
+        </w:rPr>
+        <w:t>Rules that prevent most "it worked yesterday" problems:</w:t>
       </w:r>
     </w:p>
     <w:p>
       <w:pPr>
-        <w:pStyle w:val="ListNumber"/>
+        <w:pStyle w:val="ListBullet"/>
       </w:pPr>
       <w:r>
         <w:rPr>
           <w:b/>
-        </w:rPr>
-        <w:t xml:space="preserve">Line 2. </w:t>
-      </w:r>
-      <w:r>
-        <w:rPr>
-          <w:b w:val="0"/>
-          <w:i w:val="0"/>
-        </w:rPr>
-        <w:t>Changes the system Python that the operating system relies on.</w:t>
+          <w:i w:val="0"/>
+        </w:rPr>
+        <w:t>One environment per project.</w:t>
+      </w:r>
+      <w:r>
+        <w:rPr>
+          <w:b w:val="0"/>
+          <w:i w:val="0"/>
+        </w:rPr>
+        <w:t xml:space="preserve"> Two projects that share an environment share their version conflicts. Upgrading pandas for one breaks the other.</w:t>
       </w:r>
     </w:p>
     <w:p>
       <w:pPr>
-        <w:pStyle w:val="ListNumber"/>
+        <w:pStyle w:val="ListBullet"/>
       </w:pPr>
       <w:r>
         <w:rPr>
           <w:b/>
-        </w:rPr>
-        <w:t xml:space="preserve">Line 4. </w:t>
-      </w:r>
-      <w:r>
-        <w:rPr>
-          <w:b w:val="0"/>
-          <w:i w:val="0"/>
-        </w:rPr>
-        <w:t>The python that runs is not the one pip installed into.</w:t>
+          <w:i w:val="0"/>
+        </w:rPr>
+        <w:t>Never install into the system Python.</w:t>
+      </w:r>
+      <w:r>
+        <w:rPr>
+          <w:b w:val="0"/>
+          <w:i w:val="0"/>
+        </w:rPr>
+        <w:t xml:space="preserve"> Operating systems and other tools depend on it.</w:t>
       </w:r>
     </w:p>
     <w:p>
       <w:pPr>
-        <w:pStyle w:val="ListNumber"/>
+        <w:pStyle w:val="ListBullet"/>
       </w:pPr>
       <w:r>
         <w:rPr>
           <w:b/>
-        </w:rPr>
-        <w:t xml:space="preserve">Line 5. </w:t>
-      </w:r>
-      <w:r>
-        <w:rPr>
-          <w:b w:val="0"/>
-          <w:i w:val="0"/>
-        </w:rPr>
-        <w:t>Commits a machine-specific environment folder and data.</w:t>
+          <w:i w:val="0"/>
+        </w:rPr>
+        <w:t xml:space="preserve">Use </w:t>
+      </w:r>
+      <w:r>
+        <w:rPr>
+          <w:rFonts w:ascii="Consolas" w:hAnsi="Consolas" w:eastAsia="Consolas"/>
+          <w:b w:val="0"/>
+          <w:sz w:val="19"/>
+        </w:rPr>
+        <w:t>python -m pip</w:t>
+      </w:r>
+      <w:r>
+        <w:rPr>
+          <w:b/>
+          <w:i w:val="0"/>
+        </w:rPr>
+        <w:t xml:space="preserve">, not bare </w:t>
+      </w:r>
+      <w:r>
+        <w:rPr>
+          <w:rFonts w:ascii="Consolas" w:hAnsi="Consolas" w:eastAsia="Consolas"/>
+          <w:b w:val="0"/>
+          <w:sz w:val="19"/>
+        </w:rPr>
+        <w:t>pip</w:t>
+      </w:r>
+      <w:r>
+        <w:rPr>
+          <w:b/>
+          <w:i w:val="0"/>
+        </w:rPr>
+        <w:t>.</w:t>
+      </w:r>
+      <w:r>
+        <w:rPr>
+          <w:b w:val="0"/>
+          <w:i w:val="0"/>
+        </w:rPr>
+        <w:t xml:space="preserve"> Bare </w:t>
+      </w:r>
+      <w:r>
+        <w:rPr>
+          <w:rFonts w:ascii="Consolas" w:hAnsi="Consolas" w:eastAsia="Consolas"/>
+          <w:b w:val="0"/>
+          <w:sz w:val="19"/>
+        </w:rPr>
+        <w:t>pip</w:t>
+      </w:r>
+      <w:r>
+        <w:rPr>
+          <w:b w:val="0"/>
+          <w:i w:val="0"/>
+        </w:rPr>
+        <w:t xml:space="preserve"> runs whichever </w:t>
+      </w:r>
+      <w:r>
+        <w:rPr>
+          <w:rFonts w:ascii="Consolas" w:hAnsi="Consolas" w:eastAsia="Consolas"/>
+          <w:b w:val="0"/>
+          <w:sz w:val="19"/>
+        </w:rPr>
+        <w:t>pip</w:t>
+      </w:r>
+      <w:r>
+        <w:rPr>
+          <w:b w:val="0"/>
+          <w:i w:val="0"/>
+        </w:rPr>
+        <w:t xml:space="preserve"> comes first on your PATH, which may belong to a different interpreter. </w:t>
+      </w:r>
+      <w:r>
+        <w:rPr>
+          <w:rFonts w:ascii="Consolas" w:hAnsi="Consolas" w:eastAsia="Consolas"/>
+          <w:b w:val="0"/>
+          <w:sz w:val="19"/>
+        </w:rPr>
+        <w:t>python -m pip</w:t>
+      </w:r>
+      <w:r>
+        <w:rPr>
+          <w:b w:val="0"/>
+          <w:i w:val="0"/>
+        </w:rPr>
+        <w:t xml:space="preserve"> always installs into the interpreter you are about to run.</w:t>
       </w:r>
     </w:p>
     <w:p>
       <w:pPr>
+        <w:pStyle w:val="ListBullet"/>
+      </w:pPr>
+      <w:r>
+        <w:rPr>
+          <w:b/>
+          <w:i w:val="0"/>
+        </w:rPr>
+        <w:t xml:space="preserve">Keep </w:t>
+      </w:r>
+      <w:r>
+        <w:rPr>
+          <w:rFonts w:ascii="Consolas" w:hAnsi="Consolas" w:eastAsia="Consolas"/>
+          <w:b w:val="0"/>
+          <w:sz w:val="19"/>
+        </w:rPr>
+        <w:t>.venv/</w:t>
+      </w:r>
+      <w:r>
+        <w:rPr>
+          <w:b/>
+          <w:i w:val="0"/>
+        </w:rPr>
+        <w:t xml:space="preserve"> out of Git.</w:t>
+      </w:r>
+      <w:r>
+        <w:rPr>
+          <w:b w:val="0"/>
+          <w:i w:val="0"/>
+        </w:rPr>
+        <w:t xml:space="preserve"> It is large, machine-specific and rebuildable. Commit </w:t>
+      </w:r>
+      <w:r>
+        <w:rPr>
+          <w:rFonts w:ascii="Consolas" w:hAnsi="Consolas" w:eastAsia="Consolas"/>
+          <w:b w:val="0"/>
+          <w:sz w:val="19"/>
+        </w:rPr>
+        <w:t>pyproject.toml</w:t>
+      </w:r>
+      <w:r>
+        <w:rPr>
+          <w:b w:val="0"/>
+          <w:i w:val="0"/>
+        </w:rPr>
+        <w:t xml:space="preserve"> and a lock file instead (lesson B6-L3).</w:t>
+      </w:r>
+    </w:p>
+    <w:p>
+      <w:r>
+        <w:rPr>
+          <w:b w:val="0"/>
+          <w:i w:val="0"/>
+        </w:rPr>
+        <w:t xml:space="preserve">In code, </w:t>
+      </w:r>
+      <w:r>
+        <w:rPr>
+          <w:rFonts w:ascii="Consolas" w:hAnsi="Consolas" w:eastAsia="Consolas"/>
+          <w:b w:val="0"/>
+          <w:sz w:val="19"/>
+        </w:rPr>
+        <w:t>sys.prefix != sys.base_prefix</w:t>
+      </w:r>
+      <w:r>
+        <w:rPr>
+          <w:b w:val="0"/>
+          <w:i w:val="0"/>
+        </w:rPr>
+        <w:t xml:space="preserve"> is True inside a virtual environment. A script that must not run against the system Python can check it and stop.</w:t>
+      </w:r>
+    </w:p>
+    <w:p>
+      <w:r>
+        <w:rPr>
+          <w:b w:val="0"/>
+          <w:i w:val="0"/>
+        </w:rPr>
+        <w:t xml:space="preserve">Sometimes one project needs </w:t>
+      </w:r>
+      <w:r>
+        <w:rPr>
+          <w:b/>
+          <w:i w:val="0"/>
+        </w:rPr>
+        <w:t>two</w:t>
+      </w:r>
+      <w:r>
+        <w:rPr>
+          <w:b w:val="0"/>
+          <w:i w:val="0"/>
+        </w:rPr>
+        <w:t xml:space="preserve"> environments, because two dependencies cannot live together. A real case from this course's own build: PySpark 4.0.4 fails to import its pandas integration with pandas 3.x, so the Spark test harness runs in its own environment pinned to pandas 2.x, while the rest uses pandas 3. Separate environments, each fully pinned, beat one environment held together by guesswork.</w:t>
+      </w:r>
+    </w:p>
+    <w:p>
+      <w:r>
+        <w:rPr>
+          <w:b w:val="0"/>
+          <w:i w:val="0"/>
+        </w:rPr>
+        <w:t xml:space="preserve">Tools such as </w:t>
+      </w:r>
+      <w:r>
+        <w:rPr>
+          <w:rFonts w:ascii="Consolas" w:hAnsi="Consolas" w:eastAsia="Consolas"/>
+          <w:b w:val="0"/>
+          <w:sz w:val="19"/>
+        </w:rPr>
+        <w:t>uv</w:t>
+      </w:r>
+      <w:r>
+        <w:rPr>
+          <w:b w:val="0"/>
+          <w:i w:val="0"/>
+        </w:rPr>
+        <w:t xml:space="preserve"> create and sync environments much faster, and conda manages non-Python libraries. The principles are the same.</w:t>
+      </w:r>
+    </w:p>
+    <w:p>
+      <w:pPr>
         <w:pStyle w:val="Heading4"/>
       </w:pPr>
       <w:r>
-        <w:t>Worked example: strong code</w:t>
+        <w:t>Why it matters</w:t>
+      </w:r>
+    </w:p>
+    <w:p>
+      <w:r>
+        <w:rPr>
+          <w:b w:val="0"/>
+          <w:i w:val="0"/>
+        </w:rPr>
+        <w:t xml:space="preserve">An analyst runs </w:t>
+      </w:r>
+      <w:r>
+        <w:rPr>
+          <w:rFonts w:ascii="Consolas" w:hAnsi="Consolas" w:eastAsia="Consolas"/>
+          <w:b w:val="0"/>
+          <w:sz w:val="19"/>
+        </w:rPr>
+        <w:t>pip install statsmodels</w:t>
+      </w:r>
+      <w:r>
+        <w:rPr>
+          <w:b w:val="0"/>
+          <w:i w:val="0"/>
+        </w:rPr>
+        <w:t xml:space="preserve"> in a terminal, then </w:t>
+      </w:r>
+      <w:r>
+        <w:rPr>
+          <w:rFonts w:ascii="Consolas" w:hAnsi="Consolas" w:eastAsia="Consolas"/>
+          <w:b w:val="0"/>
+          <w:sz w:val="19"/>
+        </w:rPr>
+        <w:t>python analysis.py</w:t>
+      </w:r>
+      <w:r>
+        <w:rPr>
+          <w:b w:val="0"/>
+          <w:i w:val="0"/>
+        </w:rPr>
+        <w:t xml:space="preserve"> in the same terminal, and gets </w:t>
+      </w:r>
+      <w:r>
+        <w:rPr>
+          <w:rFonts w:ascii="Consolas" w:hAnsi="Consolas" w:eastAsia="Consolas"/>
+          <w:b w:val="0"/>
+          <w:sz w:val="19"/>
+        </w:rPr>
+        <w:t>ModuleNotFoundError</w:t>
+      </w:r>
+      <w:r>
+        <w:rPr>
+          <w:b w:val="0"/>
+          <w:i w:val="0"/>
+        </w:rPr>
+        <w:t xml:space="preserve">. </w:t>
+      </w:r>
+      <w:r>
+        <w:rPr>
+          <w:rFonts w:ascii="Consolas" w:hAnsi="Consolas" w:eastAsia="Consolas"/>
+          <w:b w:val="0"/>
+          <w:sz w:val="19"/>
+        </w:rPr>
+        <w:t>pip</w:t>
+      </w:r>
+      <w:r>
+        <w:rPr>
+          <w:b w:val="0"/>
+          <w:i w:val="0"/>
+        </w:rPr>
+        <w:t xml:space="preserve"> belonged to one Python, and </w:t>
+      </w:r>
+      <w:r>
+        <w:rPr>
+          <w:rFonts w:ascii="Consolas" w:hAnsi="Consolas" w:eastAsia="Consolas"/>
+          <w:b w:val="0"/>
+          <w:sz w:val="19"/>
+        </w:rPr>
+        <w:t>python</w:t>
+      </w:r>
+      <w:r>
+        <w:rPr>
+          <w:b w:val="0"/>
+          <w:i w:val="0"/>
+        </w:rPr>
+        <w:t xml:space="preserve"> to another. They try </w:t>
+      </w:r>
+      <w:r>
+        <w:rPr>
+          <w:rFonts w:ascii="Consolas" w:hAnsi="Consolas" w:eastAsia="Consolas"/>
+          <w:b w:val="0"/>
+          <w:sz w:val="19"/>
+        </w:rPr>
+        <w:t>sudo pip install</w:t>
+      </w:r>
+      <w:r>
+        <w:rPr>
+          <w:b w:val="0"/>
+          <w:i w:val="0"/>
+        </w:rPr>
+        <w:t>, which upgrades NumPy in the system Python and breaks a command-line tool the operating system uses. Two hours are gone.</w:t>
+      </w:r>
+    </w:p>
+    <w:p>
+      <w:r>
+        <w:rPr>
+          <w:rFonts w:ascii="Consolas" w:hAnsi="Consolas" w:eastAsia="Consolas"/>
+          <w:b w:val="0"/>
+          <w:sz w:val="19"/>
+        </w:rPr>
+        <w:t>python -m venv .venv</w:t>
+      </w:r>
+      <w:r>
+        <w:rPr>
+          <w:b w:val="0"/>
+          <w:i w:val="0"/>
+        </w:rPr>
+        <w:t xml:space="preserve">, activation, and </w:t>
+      </w:r>
+      <w:r>
+        <w:rPr>
+          <w:rFonts w:ascii="Consolas" w:hAnsi="Consolas" w:eastAsia="Consolas"/>
+          <w:b w:val="0"/>
+          <w:sz w:val="19"/>
+        </w:rPr>
+        <w:t>python -m pip install</w:t>
+      </w:r>
+      <w:r>
+        <w:rPr>
+          <w:b w:val="0"/>
+          <w:i w:val="0"/>
+        </w:rPr>
+        <w:t xml:space="preserve"> make the interpreter that installs and the interpreter that runs the same one.</w:t>
+      </w:r>
+    </w:p>
+    <w:p>
+      <w:pPr>
+        <w:pStyle w:val="Heading4"/>
+      </w:pPr>
+      <w:r>
+        <w:t>Worked example: weak code</w:t>
       </w:r>
     </w:p>
     <w:tbl>
@@ -3399,7 +3374,7 @@
                 <w:b w:val="0"/>
                 <w:sz w:val="16"/>
               </w:rPr>
-              <w:t>$ python -m venv .venv</w:t>
+              <w:t>$ pip install pandas scikit-learn</w:t>
             </w:r>
           </w:p>
           <w:p>
@@ -3410,19 +3385,19 @@
             <w:r>
               <w:rPr>
                 <w:rFonts w:ascii="Consolas" w:hAnsi="Consolas" w:eastAsia="Consolas"/>
+                <w:b/>
+                <w:color w:val="5B6875"/>
+                <w:sz w:val="16"/>
+              </w:rPr>
+              <w:t xml:space="preserve"> [2]  </w:t>
+            </w:r>
+            <w:r>
+              <w:rPr>
+                <w:rFonts w:ascii="Consolas" w:hAnsi="Consolas" w:eastAsia="Consolas"/>
                 <w:b w:val="0"/>
-                <w:color w:val="5B6875"/>
-                <w:sz w:val="16"/>
-              </w:rPr>
-              <w:t xml:space="preserve">   2  </w:t>
-            </w:r>
-            <w:r>
-              <w:rPr>
-                <w:rFonts w:ascii="Consolas" w:hAnsi="Consolas" w:eastAsia="Consolas"/>
-                <w:b w:val="0"/>
-                <w:sz w:val="16"/>
-              </w:rPr>
-              <w:t>$ source .venv/bin/activate</w:t>
+                <w:sz w:val="16"/>
+              </w:rPr>
+              <w:t>$ sudo pip install --upgrade numpy</w:t>
             </w:r>
           </w:p>
           <w:p>
@@ -3445,7 +3420,7 @@
                 <w:b w:val="0"/>
                 <w:sz w:val="16"/>
               </w:rPr>
-              <w:t>(.venv) $ python -m pip install --upgrade pip</w:t>
+              <w:t>$ python train.py</w:t>
             </w:r>
           </w:p>
           <w:p>
@@ -3460,7 +3435,7 @@
                 <w:color w:val="5B6875"/>
                 <w:sz w:val="16"/>
               </w:rPr>
-              <w:t xml:space="preserve"> [2]  </w:t>
+              <w:t xml:space="preserve"> [3]  </w:t>
             </w:r>
             <w:r>
               <w:rPr>
@@ -3468,7 +3443,7 @@
                 <w:b w:val="0"/>
                 <w:sz w:val="16"/>
               </w:rPr>
-              <w:t>(.venv) $ python -m pip install -e . --group dev</w:t>
+              <w:t>ModuleNotFoundError: No module named 'sklearn'</w:t>
             </w:r>
           </w:p>
           <w:p>
@@ -3479,34 +3454,11 @@
             <w:r>
               <w:rPr>
                 <w:rFonts w:ascii="Consolas" w:hAnsi="Consolas" w:eastAsia="Consolas"/>
-                <w:b w:val="0"/>
-                <w:color w:val="5B6875"/>
-                <w:sz w:val="16"/>
-              </w:rPr>
-              <w:t xml:space="preserve">   5  </w:t>
-            </w:r>
-            <w:r>
-              <w:rPr>
-                <w:rFonts w:ascii="Consolas" w:hAnsi="Consolas" w:eastAsia="Consolas"/>
-                <w:b w:val="0"/>
-                <w:sz w:val="16"/>
-              </w:rPr>
-              <w:t>(.venv) $ python -c "import sys; print(sys.prefix != sys.base_prefix)"</w:t>
-            </w:r>
-          </w:p>
-          <w:p>
-            <w:pPr>
-              <w:spacing w:before="0" w:after="0" w:line="240" w:lineRule="auto"/>
-              <w:ind w:left="567" w:hanging="567"/>
-            </w:pPr>
-            <w:r>
-              <w:rPr>
-                <w:rFonts w:ascii="Consolas" w:hAnsi="Consolas" w:eastAsia="Consolas"/>
                 <w:b/>
                 <w:color w:val="5B6875"/>
                 <w:sz w:val="16"/>
               </w:rPr>
-              <w:t xml:space="preserve"> [3]  </w:t>
+              <w:t xml:space="preserve"> [4]  </w:t>
             </w:r>
             <w:r>
               <w:rPr>
@@ -3514,30 +3466,7 @@
                 <w:b w:val="0"/>
                 <w:sz w:val="16"/>
               </w:rPr>
-              <w:t>True</w:t>
-            </w:r>
-          </w:p>
-          <w:p>
-            <w:pPr>
-              <w:spacing w:before="0" w:after="0" w:line="240" w:lineRule="auto"/>
-              <w:ind w:left="567" w:hanging="567"/>
-            </w:pPr>
-            <w:r>
-              <w:rPr>
-                <w:rFonts w:ascii="Consolas" w:hAnsi="Consolas" w:eastAsia="Consolas"/>
-                <w:b w:val="0"/>
-                <w:color w:val="5B6875"/>
-                <w:sz w:val="16"/>
-              </w:rPr>
-              <w:t xml:space="preserve">   7  </w:t>
-            </w:r>
-            <w:r>
-              <w:rPr>
-                <w:rFonts w:ascii="Consolas" w:hAnsi="Consolas" w:eastAsia="Consolas"/>
-                <w:b w:val="0"/>
-                <w:sz w:val="16"/>
-              </w:rPr>
-              <w:t>(.venv) $ python train.py</w:t>
+              <w:t>$ git add .venv/ data/ train.py</w:t>
             </w:r>
           </w:p>
         </w:tc>
@@ -3558,7 +3487,7 @@
           <w:b w:val="0"/>
           <w:i w:val="0"/>
         </w:rPr>
-        <w:t>A project-local environment, listed in .gitignore.</w:t>
+        <w:t>Bare pip, no environment: installs into whichever Python owns this pip.</w:t>
       </w:r>
     </w:p>
     <w:p>
@@ -3569,14 +3498,14 @@
         <w:rPr>
           <w:b/>
         </w:rPr>
-        <w:t xml:space="preserve">Line 4. </w:t>
-      </w:r>
-      <w:r>
-        <w:rPr>
-          <w:b w:val="0"/>
-          <w:i w:val="0"/>
-        </w:rPr>
-        <w:t>The same interpreter installs and runs. Dependencies come from pyproject.toml.</w:t>
+        <w:t xml:space="preserve">Line 2. </w:t>
+      </w:r>
+      <w:r>
+        <w:rPr>
+          <w:b w:val="0"/>
+          <w:i w:val="0"/>
+        </w:rPr>
+        <w:t>Changes the system Python that the operating system relies on.</w:t>
       </w:r>
     </w:p>
     <w:p>
@@ -3587,23 +3516,32 @@
         <w:rPr>
           <w:b/>
         </w:rPr>
-        <w:t xml:space="preserve">Line 6. </w:t>
-      </w:r>
-      <w:r>
-        <w:rPr>
-          <w:b w:val="0"/>
-          <w:i w:val="0"/>
-        </w:rPr>
-        <w:t>Proof that the active interpreter is the virtual environment.</w:t>
+        <w:t xml:space="preserve">Line 4. </w:t>
+      </w:r>
+      <w:r>
+        <w:rPr>
+          <w:b w:val="0"/>
+          <w:i w:val="0"/>
+        </w:rPr>
+        <w:t>The python that runs is not the one pip installed into.</w:t>
       </w:r>
     </w:p>
     <w:p>
-      <w:r>
-        <w:rPr>
-          <w:b w:val="0"/>
-          <w:i w:val="0"/>
-        </w:rPr>
-        <w:t>One environment per project, created from pyproject.toml, with python -m pip so installing and running use the same interpreter.</w:t>
+      <w:pPr>
+        <w:pStyle w:val="ListNumber"/>
+      </w:pPr>
+      <w:r>
+        <w:rPr>
+          <w:b/>
+        </w:rPr>
+        <w:t xml:space="preserve">Line 5. </w:t>
+      </w:r>
+      <w:r>
+        <w:rPr>
+          <w:b w:val="0"/>
+          <w:i w:val="0"/>
+        </w:rPr>
+        <w:t>Commits a machine-specific environment folder and data.</w:t>
       </w:r>
     </w:p>
     <w:p>
@@ -3611,296 +3549,7 @@
         <w:pStyle w:val="Heading4"/>
       </w:pPr>
       <w:r>
-        <w:t>Recap card</w:t>
-      </w:r>
-    </w:p>
-    <w:p>
-      <w:pPr>
-        <w:pStyle w:val="ListBullet"/>
-      </w:pPr>
-      <w:r>
-        <w:rPr>
-          <w:b/>
-          <w:i w:val="0"/>
-        </w:rPr>
-        <w:t>Create and use a project environment</w:t>
-      </w:r>
-      <w:r>
-        <w:rPr>
-          <w:b w:val="0"/>
-          <w:i w:val="0"/>
-        </w:rPr>
-        <w:t xml:space="preserve"> python -m venv .venv, activate it, then python -m pip install -e . --group dev.</w:t>
-      </w:r>
-    </w:p>
-    <w:p>
-      <w:pPr>
-        <w:pStyle w:val="ListBullet"/>
-      </w:pPr>
-      <w:r>
-        <w:rPr>
-          <w:b/>
-          <w:i w:val="0"/>
-        </w:rPr>
-        <w:t>Why python -m pip?</w:t>
-      </w:r>
-      <w:r>
-        <w:rPr>
-          <w:b w:val="0"/>
-          <w:i w:val="0"/>
-        </w:rPr>
-        <w:t xml:space="preserve"> It installs into the interpreter that python runs. Bare pip may belong to another Python.</w:t>
-      </w:r>
-    </w:p>
-    <w:p>
-      <w:pPr>
-        <w:pStyle w:val="ListBullet"/>
-      </w:pPr>
-      <w:r>
-        <w:rPr>
-          <w:b/>
-          <w:i w:val="0"/>
-        </w:rPr>
-        <w:t>Detect a virtual environment in code</w:t>
-      </w:r>
-      <w:r>
-        <w:rPr>
-          <w:b w:val="0"/>
-          <w:i w:val="0"/>
-        </w:rPr>
-        <w:t xml:space="preserve"> sys.prefix != sys.base_prefix.</w:t>
-      </w:r>
-    </w:p>
-    <w:p>
-      <w:pPr>
-        <w:pStyle w:val="ListBullet"/>
-      </w:pPr>
-      <w:r>
-        <w:rPr>
-          <w:b/>
-          <w:i w:val="0"/>
-        </w:rPr>
-        <w:t>Two dependencies that cannot coexist</w:t>
-      </w:r>
-      <w:r>
-        <w:rPr>
-          <w:b w:val="0"/>
-          <w:i w:val="0"/>
-        </w:rPr>
-        <w:t xml:space="preserve"> Two pinned environments and two dependency groups, each tested in CI.</w:t>
-      </w:r>
-    </w:p>
-    <w:p>
-      <w:pPr>
-        <w:pStyle w:val="Heading4"/>
-      </w:pPr>
-      <w:r>
-        <w:t>Practice</w:t>
-      </w:r>
-    </w:p>
-    <w:p>
-      <w:pPr>
-        <w:pStyle w:val="Heading5"/>
-      </w:pPr>
-      <w:r>
-        <w:t>Exercise 1. Multiple choice (level 1)</w:t>
-      </w:r>
-    </w:p>
-    <w:p>
-      <w:r>
-        <w:rPr>
-          <w:b w:val="0"/>
-          <w:i w:val="0"/>
-        </w:rPr>
-        <w:t xml:space="preserve">Why prefer </w:t>
-      </w:r>
-      <w:r>
-        <w:rPr>
-          <w:rFonts w:ascii="Consolas" w:hAnsi="Consolas" w:eastAsia="Consolas"/>
-          <w:b w:val="0"/>
-          <w:sz w:val="19"/>
-        </w:rPr>
-        <w:t>python -m pip install x</w:t>
-      </w:r>
-      <w:r>
-        <w:rPr>
-          <w:b w:val="0"/>
-          <w:i w:val="0"/>
-        </w:rPr>
-        <w:t xml:space="preserve"> over </w:t>
-      </w:r>
-      <w:r>
-        <w:rPr>
-          <w:rFonts w:ascii="Consolas" w:hAnsi="Consolas" w:eastAsia="Consolas"/>
-          <w:b w:val="0"/>
-          <w:sz w:val="19"/>
-        </w:rPr>
-        <w:t>pip install x</w:t>
-      </w:r>
-      <w:r>
-        <w:rPr>
-          <w:b w:val="0"/>
-          <w:i w:val="0"/>
-        </w:rPr>
-        <w:t>?</w:t>
-      </w:r>
-    </w:p>
-    <w:p>
-      <w:pPr>
-        <w:pStyle w:val="ListBullet"/>
-      </w:pPr>
-      <w:r>
-        <w:rPr>
-          <w:b w:val="0"/>
-          <w:i w:val="0"/>
-        </w:rPr>
-        <w:t>a) It is faster.</w:t>
-      </w:r>
-    </w:p>
-    <w:p>
-      <w:pPr>
-        <w:pStyle w:val="ListBullet"/>
-      </w:pPr>
-      <w:r>
-        <w:rPr>
-          <w:b w:val="0"/>
-          <w:i w:val="0"/>
-        </w:rPr>
-        <w:t xml:space="preserve">b) It installs into the interpreter that </w:t>
-      </w:r>
-      <w:r>
-        <w:rPr>
-          <w:rFonts w:ascii="Consolas" w:hAnsi="Consolas" w:eastAsia="Consolas"/>
-          <w:b w:val="0"/>
-          <w:sz w:val="19"/>
-        </w:rPr>
-        <w:t>python</w:t>
-      </w:r>
-      <w:r>
-        <w:rPr>
-          <w:b w:val="0"/>
-          <w:i w:val="0"/>
-        </w:rPr>
-        <w:t xml:space="preserve"> runs, whatever is first on PATH.</w:t>
-      </w:r>
-    </w:p>
-    <w:p>
-      <w:pPr>
-        <w:pStyle w:val="ListBullet"/>
-      </w:pPr>
-      <w:r>
-        <w:rPr>
-          <w:b w:val="0"/>
-          <w:i w:val="0"/>
-        </w:rPr>
-        <w:t>c) It installs packages globally for all users.</w:t>
-      </w:r>
-    </w:p>
-    <w:p>
-      <w:pPr>
-        <w:pStyle w:val="ListBullet"/>
-      </w:pPr>
-      <w:r>
-        <w:rPr>
-          <w:b w:val="0"/>
-          <w:i w:val="0"/>
-        </w:rPr>
-        <w:t>d) It skips dependency resolution.</w:t>
-      </w:r>
-    </w:p>
-    <w:p>
-      <w:r>
-        <w:rPr>
-          <w:b/>
-          <w:i w:val="0"/>
-        </w:rPr>
-        <w:t>Why?</w:t>
-      </w:r>
-    </w:p>
-    <w:p>
-      <w:pPr>
-        <w:pStyle w:val="ListBullet"/>
-      </w:pPr>
-      <w:r>
-        <w:rPr>
-          <w:b w:val="0"/>
-          <w:i w:val="0"/>
-        </w:rPr>
-        <w:t xml:space="preserve">r1) </w:t>
-      </w:r>
-      <w:r>
-        <w:rPr>
-          <w:rFonts w:ascii="Consolas" w:hAnsi="Consolas" w:eastAsia="Consolas"/>
-          <w:b w:val="0"/>
-          <w:sz w:val="19"/>
-        </w:rPr>
-        <w:t>python -m pip</w:t>
-      </w:r>
-      <w:r>
-        <w:rPr>
-          <w:b w:val="0"/>
-          <w:i w:val="0"/>
-        </w:rPr>
-        <w:t xml:space="preserve"> runs pip as a module of that exact interpreter.</w:t>
-      </w:r>
-    </w:p>
-    <w:p>
-      <w:pPr>
-        <w:pStyle w:val="ListBullet"/>
-      </w:pPr>
-      <w:r>
-        <w:rPr>
-          <w:b w:val="0"/>
-          <w:i w:val="0"/>
-        </w:rPr>
-        <w:t>r2) Bare pip is deprecated.</w:t>
-      </w:r>
-    </w:p>
-    <w:p>
-      <w:pPr>
-        <w:pStyle w:val="Heading5"/>
-      </w:pPr>
-      <w:r>
-        <w:t>Exercise 2. Predict the output (level 2)</w:t>
-      </w:r>
-    </w:p>
-    <w:p>
-      <w:r>
-        <w:rPr>
-          <w:b w:val="0"/>
-          <w:i w:val="0"/>
-        </w:rPr>
-        <w:t xml:space="preserve">You run this with </w:t>
-      </w:r>
-      <w:r>
-        <w:rPr>
-          <w:rFonts w:ascii="Consolas" w:hAnsi="Consolas" w:eastAsia="Consolas"/>
-          <w:b w:val="0"/>
-          <w:sz w:val="19"/>
-        </w:rPr>
-        <w:t>.venv/bin/python</w:t>
-      </w:r>
-      <w:r>
-        <w:rPr>
-          <w:b w:val="0"/>
-          <w:i w:val="0"/>
-        </w:rPr>
-        <w:t xml:space="preserve">, a virtual environment created by </w:t>
-      </w:r>
-      <w:r>
-        <w:rPr>
-          <w:rFonts w:ascii="Consolas" w:hAnsi="Consolas" w:eastAsia="Consolas"/>
-          <w:b w:val="0"/>
-          <w:sz w:val="19"/>
-        </w:rPr>
-        <w:t>python -m venv .venv</w:t>
-      </w:r>
-      <w:r>
-        <w:rPr>
-          <w:b w:val="0"/>
-          <w:i w:val="0"/>
-        </w:rPr>
-        <w:t>. What does it print?</w:t>
+        <w:t>Worked example: strong code</w:t>
       </w:r>
     </w:p>
     <w:tbl>
@@ -3926,19 +3575,19 @@
             <w:r>
               <w:rPr>
                 <w:rFonts w:ascii="Consolas" w:hAnsi="Consolas" w:eastAsia="Consolas"/>
+                <w:b/>
+                <w:color w:val="5B6875"/>
+                <w:sz w:val="16"/>
+              </w:rPr>
+              <w:t xml:space="preserve"> [1]  </w:t>
+            </w:r>
+            <w:r>
+              <w:rPr>
+                <w:rFonts w:ascii="Consolas" w:hAnsi="Consolas" w:eastAsia="Consolas"/>
                 <w:b w:val="0"/>
-                <w:color w:val="5B6875"/>
-                <w:sz w:val="16"/>
-              </w:rPr>
-              <w:t xml:space="preserve">   1  </w:t>
-            </w:r>
-            <w:r>
-              <w:rPr>
-                <w:rFonts w:ascii="Consolas" w:hAnsi="Consolas" w:eastAsia="Consolas"/>
-                <w:b w:val="0"/>
-                <w:sz w:val="16"/>
-              </w:rPr>
-              <w:t>import sys</w:t>
+                <w:sz w:val="16"/>
+              </w:rPr>
+              <w:t>$ python -m venv .venv</w:t>
             </w:r>
           </w:p>
           <w:p>
@@ -3961,7 +3610,7 @@
                 <w:b w:val="0"/>
                 <w:sz w:val="16"/>
               </w:rPr>
-              <w:t xml:space="preserve"> </w:t>
+              <w:t>$ source .venv/bin/activate</w:t>
             </w:r>
           </w:p>
           <w:p>
@@ -3984,28 +3633,462 @@
                 <w:b w:val="0"/>
                 <w:sz w:val="16"/>
               </w:rPr>
-              <w:t>print(sys.prefix != sys.base_prefix)</w:t>
+              <w:t>(.venv) $ python -m pip install --upgrade pip</w:t>
+            </w:r>
+          </w:p>
+          <w:p>
+            <w:pPr>
+              <w:spacing w:before="0" w:after="0" w:line="240" w:lineRule="auto"/>
+              <w:ind w:left="567" w:hanging="567"/>
+            </w:pPr>
+            <w:r>
+              <w:rPr>
+                <w:rFonts w:ascii="Consolas" w:hAnsi="Consolas" w:eastAsia="Consolas"/>
+                <w:b/>
+                <w:color w:val="5B6875"/>
+                <w:sz w:val="16"/>
+              </w:rPr>
+              <w:t xml:space="preserve"> [2]  </w:t>
+            </w:r>
+            <w:r>
+              <w:rPr>
+                <w:rFonts w:ascii="Consolas" w:hAnsi="Consolas" w:eastAsia="Consolas"/>
+                <w:b w:val="0"/>
+                <w:sz w:val="16"/>
+              </w:rPr>
+              <w:t>(.venv) $ python -m pip install -e . --group dev</w:t>
+            </w:r>
+          </w:p>
+          <w:p>
+            <w:pPr>
+              <w:spacing w:before="0" w:after="0" w:line="240" w:lineRule="auto"/>
+              <w:ind w:left="567" w:hanging="567"/>
+            </w:pPr>
+            <w:r>
+              <w:rPr>
+                <w:rFonts w:ascii="Consolas" w:hAnsi="Consolas" w:eastAsia="Consolas"/>
+                <w:b w:val="0"/>
+                <w:color w:val="5B6875"/>
+                <w:sz w:val="16"/>
+              </w:rPr>
+              <w:t xml:space="preserve">   5  </w:t>
+            </w:r>
+            <w:r>
+              <w:rPr>
+                <w:rFonts w:ascii="Consolas" w:hAnsi="Consolas" w:eastAsia="Consolas"/>
+                <w:b w:val="0"/>
+                <w:sz w:val="16"/>
+              </w:rPr>
+              <w:t>(.venv) $ python -c "import sys; print(sys.prefix != sys.base_prefix)"</w:t>
+            </w:r>
+          </w:p>
+          <w:p>
+            <w:pPr>
+              <w:spacing w:before="0" w:after="0" w:line="240" w:lineRule="auto"/>
+              <w:ind w:left="567" w:hanging="567"/>
+            </w:pPr>
+            <w:r>
+              <w:rPr>
+                <w:rFonts w:ascii="Consolas" w:hAnsi="Consolas" w:eastAsia="Consolas"/>
+                <w:b/>
+                <w:color w:val="5B6875"/>
+                <w:sz w:val="16"/>
+              </w:rPr>
+              <w:t xml:space="preserve"> [3]  </w:t>
+            </w:r>
+            <w:r>
+              <w:rPr>
+                <w:rFonts w:ascii="Consolas" w:hAnsi="Consolas" w:eastAsia="Consolas"/>
+                <w:b w:val="0"/>
+                <w:sz w:val="16"/>
+              </w:rPr>
+              <w:t>True</w:t>
+            </w:r>
+          </w:p>
+          <w:p>
+            <w:pPr>
+              <w:spacing w:before="0" w:after="0" w:line="240" w:lineRule="auto"/>
+              <w:ind w:left="567" w:hanging="567"/>
+            </w:pPr>
+            <w:r>
+              <w:rPr>
+                <w:rFonts w:ascii="Consolas" w:hAnsi="Consolas" w:eastAsia="Consolas"/>
+                <w:b w:val="0"/>
+                <w:color w:val="5B6875"/>
+                <w:sz w:val="16"/>
+              </w:rPr>
+              <w:t xml:space="preserve">   7  </w:t>
+            </w:r>
+            <w:r>
+              <w:rPr>
+                <w:rFonts w:ascii="Consolas" w:hAnsi="Consolas" w:eastAsia="Consolas"/>
+                <w:b w:val="0"/>
+                <w:sz w:val="16"/>
+              </w:rPr>
+              <w:t>(.venv) $ python train.py</w:t>
             </w:r>
           </w:p>
         </w:tc>
       </w:tr>
     </w:tbl>
-    <w:p/>
     <w:p>
       <w:pPr>
-        <w:pStyle w:val="Heading5"/>
-      </w:pPr>
-      <w:r>
-        <w:t>Exercise 3. Fill the gap (level 2)</w:t>
+        <w:pStyle w:val="ListNumber"/>
+      </w:pPr>
+      <w:r>
+        <w:rPr>
+          <w:b/>
+        </w:rPr>
+        <w:t xml:space="preserve">Line 1. </w:t>
+      </w:r>
+      <w:r>
+        <w:rPr>
+          <w:b w:val="0"/>
+          <w:i w:val="0"/>
+        </w:rPr>
+        <w:t>A project-local environment, listed in .gitignore.</w:t>
       </w:r>
     </w:p>
     <w:p>
-      <w:r>
-        <w:rPr>
-          <w:b w:val="0"/>
-          <w:i w:val="0"/>
-        </w:rPr>
-        <w:t>Create the environment, then install the project in editable mode with its dev group.</w:t>
+      <w:pPr>
+        <w:pStyle w:val="ListNumber"/>
+      </w:pPr>
+      <w:r>
+        <w:rPr>
+          <w:b/>
+        </w:rPr>
+        <w:t xml:space="preserve">Line 4. </w:t>
+      </w:r>
+      <w:r>
+        <w:rPr>
+          <w:b w:val="0"/>
+          <w:i w:val="0"/>
+        </w:rPr>
+        <w:t>The same interpreter installs and runs. Dependencies come from pyproject.toml.</w:t>
+      </w:r>
+    </w:p>
+    <w:p>
+      <w:pPr>
+        <w:pStyle w:val="ListNumber"/>
+      </w:pPr>
+      <w:r>
+        <w:rPr>
+          <w:b/>
+        </w:rPr>
+        <w:t xml:space="preserve">Line 6. </w:t>
+      </w:r>
+      <w:r>
+        <w:rPr>
+          <w:b w:val="0"/>
+          <w:i w:val="0"/>
+        </w:rPr>
+        <w:t>Proof that the active interpreter is the virtual environment.</w:t>
+      </w:r>
+    </w:p>
+    <w:p>
+      <w:r>
+        <w:rPr>
+          <w:b w:val="0"/>
+          <w:i w:val="0"/>
+        </w:rPr>
+        <w:t>One environment per project, created from pyproject.toml, with python -m pip so installing and running use the same interpreter.</w:t>
+      </w:r>
+    </w:p>
+    <w:p>
+      <w:pPr>
+        <w:pStyle w:val="Heading4"/>
+      </w:pPr>
+      <w:r>
+        <w:t>Recap card</w:t>
+      </w:r>
+    </w:p>
+    <w:p>
+      <w:pPr>
+        <w:pStyle w:val="ListBullet"/>
+      </w:pPr>
+      <w:r>
+        <w:rPr>
+          <w:b/>
+          <w:i w:val="0"/>
+        </w:rPr>
+        <w:t>Create and use a project environment</w:t>
+      </w:r>
+      <w:r>
+        <w:rPr>
+          <w:b w:val="0"/>
+          <w:i w:val="0"/>
+        </w:rPr>
+        <w:t xml:space="preserve"> python -m venv .venv, activate it, then python -m pip install -e . --group dev.</w:t>
+      </w:r>
+    </w:p>
+    <w:p>
+      <w:pPr>
+        <w:pStyle w:val="ListBullet"/>
+      </w:pPr>
+      <w:r>
+        <w:rPr>
+          <w:b/>
+          <w:i w:val="0"/>
+        </w:rPr>
+        <w:t>Why python -m pip?</w:t>
+      </w:r>
+      <w:r>
+        <w:rPr>
+          <w:b w:val="0"/>
+          <w:i w:val="0"/>
+        </w:rPr>
+        <w:t xml:space="preserve"> It installs into the interpreter that python runs. Bare pip may belong to another Python.</w:t>
+      </w:r>
+    </w:p>
+    <w:p>
+      <w:pPr>
+        <w:pStyle w:val="ListBullet"/>
+      </w:pPr>
+      <w:r>
+        <w:rPr>
+          <w:b/>
+          <w:i w:val="0"/>
+        </w:rPr>
+        <w:t>Detect a virtual environment in code</w:t>
+      </w:r>
+      <w:r>
+        <w:rPr>
+          <w:b w:val="0"/>
+          <w:i w:val="0"/>
+        </w:rPr>
+        <w:t xml:space="preserve"> sys.prefix != sys.base_prefix.</w:t>
+      </w:r>
+    </w:p>
+    <w:p>
+      <w:pPr>
+        <w:pStyle w:val="ListBullet"/>
+      </w:pPr>
+      <w:r>
+        <w:rPr>
+          <w:b/>
+          <w:i w:val="0"/>
+        </w:rPr>
+        <w:t>Two dependencies that cannot coexist</w:t>
+      </w:r>
+      <w:r>
+        <w:rPr>
+          <w:b w:val="0"/>
+          <w:i w:val="0"/>
+        </w:rPr>
+        <w:t xml:space="preserve"> Two pinned environments and two dependency groups, each tested in CI.</w:t>
+      </w:r>
+    </w:p>
+    <w:p>
+      <w:pPr>
+        <w:pStyle w:val="Heading4"/>
+      </w:pPr>
+      <w:r>
+        <w:t>Practice</w:t>
+      </w:r>
+    </w:p>
+    <w:p>
+      <w:pPr>
+        <w:pStyle w:val="Heading5"/>
+      </w:pPr>
+      <w:r>
+        <w:t>Exercise 1. Multiple choice (level 1)</w:t>
+      </w:r>
+    </w:p>
+    <w:p>
+      <w:r>
+        <w:rPr>
+          <w:b w:val="0"/>
+          <w:i w:val="0"/>
+        </w:rPr>
+        <w:t xml:space="preserve">Why prefer </w:t>
+      </w:r>
+      <w:r>
+        <w:rPr>
+          <w:rFonts w:ascii="Consolas" w:hAnsi="Consolas" w:eastAsia="Consolas"/>
+          <w:b w:val="0"/>
+          <w:sz w:val="19"/>
+        </w:rPr>
+        <w:t>python -m pip install x</w:t>
+      </w:r>
+      <w:r>
+        <w:rPr>
+          <w:b w:val="0"/>
+          <w:i w:val="0"/>
+        </w:rPr>
+        <w:t xml:space="preserve"> over </w:t>
+      </w:r>
+      <w:r>
+        <w:rPr>
+          <w:rFonts w:ascii="Consolas" w:hAnsi="Consolas" w:eastAsia="Consolas"/>
+          <w:b w:val="0"/>
+          <w:sz w:val="19"/>
+        </w:rPr>
+        <w:t>pip install x</w:t>
+      </w:r>
+      <w:r>
+        <w:rPr>
+          <w:b w:val="0"/>
+          <w:i w:val="0"/>
+        </w:rPr>
+        <w:t>?</w:t>
+      </w:r>
+    </w:p>
+    <w:p>
+      <w:pPr>
+        <w:pStyle w:val="ListBullet"/>
+      </w:pPr>
+      <w:r>
+        <w:rPr>
+          <w:b w:val="0"/>
+          <w:i w:val="0"/>
+        </w:rPr>
+        <w:t>a) It is faster.</w:t>
+      </w:r>
+    </w:p>
+    <w:p>
+      <w:pPr>
+        <w:pStyle w:val="ListBullet"/>
+      </w:pPr>
+      <w:r>
+        <w:rPr>
+          <w:b w:val="0"/>
+          <w:i w:val="0"/>
+        </w:rPr>
+        <w:t xml:space="preserve">b) It installs into the interpreter that </w:t>
+      </w:r>
+      <w:r>
+        <w:rPr>
+          <w:rFonts w:ascii="Consolas" w:hAnsi="Consolas" w:eastAsia="Consolas"/>
+          <w:b w:val="0"/>
+          <w:sz w:val="19"/>
+        </w:rPr>
+        <w:t>python</w:t>
+      </w:r>
+      <w:r>
+        <w:rPr>
+          <w:b w:val="0"/>
+          <w:i w:val="0"/>
+        </w:rPr>
+        <w:t xml:space="preserve"> runs, whatever is first on PATH.</w:t>
+      </w:r>
+    </w:p>
+    <w:p>
+      <w:pPr>
+        <w:pStyle w:val="ListBullet"/>
+      </w:pPr>
+      <w:r>
+        <w:rPr>
+          <w:b w:val="0"/>
+          <w:i w:val="0"/>
+        </w:rPr>
+        <w:t>c) It installs packages globally for all users.</w:t>
+      </w:r>
+    </w:p>
+    <w:p>
+      <w:pPr>
+        <w:pStyle w:val="ListBullet"/>
+      </w:pPr>
+      <w:r>
+        <w:rPr>
+          <w:b w:val="0"/>
+          <w:i w:val="0"/>
+        </w:rPr>
+        <w:t>d) It skips dependency resolution.</w:t>
+      </w:r>
+    </w:p>
+    <w:p>
+      <w:r>
+        <w:rPr>
+          <w:b/>
+          <w:i w:val="0"/>
+        </w:rPr>
+        <w:t>Why?</w:t>
+      </w:r>
+    </w:p>
+    <w:p>
+      <w:pPr>
+        <w:pStyle w:val="ListBullet"/>
+      </w:pPr>
+      <w:r>
+        <w:rPr>
+          <w:b w:val="0"/>
+          <w:i w:val="0"/>
+        </w:rPr>
+        <w:t xml:space="preserve">r1) </w:t>
+      </w:r>
+      <w:r>
+        <w:rPr>
+          <w:rFonts w:ascii="Consolas" w:hAnsi="Consolas" w:eastAsia="Consolas"/>
+          <w:b w:val="0"/>
+          <w:sz w:val="19"/>
+        </w:rPr>
+        <w:t>python -m pip</w:t>
+      </w:r>
+      <w:r>
+        <w:rPr>
+          <w:b w:val="0"/>
+          <w:i w:val="0"/>
+        </w:rPr>
+        <w:t xml:space="preserve"> runs pip as a module of that exact interpreter.</w:t>
+      </w:r>
+    </w:p>
+    <w:p>
+      <w:pPr>
+        <w:pStyle w:val="ListBullet"/>
+      </w:pPr>
+      <w:r>
+        <w:rPr>
+          <w:b w:val="0"/>
+          <w:i w:val="0"/>
+        </w:rPr>
+        <w:t>r2) Bare pip is deprecated.</w:t>
+      </w:r>
+    </w:p>
+    <w:p>
+      <w:pPr>
+        <w:pStyle w:val="Heading5"/>
+      </w:pPr>
+      <w:r>
+        <w:t>Exercise 2. Predict the output (level 2)</w:t>
+      </w:r>
+    </w:p>
+    <w:p>
+      <w:r>
+        <w:rPr>
+          <w:b w:val="0"/>
+          <w:i w:val="0"/>
+        </w:rPr>
+        <w:t xml:space="preserve">You run this with </w:t>
+      </w:r>
+      <w:r>
+        <w:rPr>
+          <w:rFonts w:ascii="Consolas" w:hAnsi="Consolas" w:eastAsia="Consolas"/>
+          <w:b w:val="0"/>
+          <w:sz w:val="19"/>
+        </w:rPr>
+        <w:t>.venv/bin/python</w:t>
+      </w:r>
+      <w:r>
+        <w:rPr>
+          <w:b w:val="0"/>
+          <w:i w:val="0"/>
+        </w:rPr>
+        <w:t xml:space="preserve">, a virtual environment created by </w:t>
+      </w:r>
+      <w:r>
+        <w:rPr>
+          <w:rFonts w:ascii="Consolas" w:hAnsi="Consolas" w:eastAsia="Consolas"/>
+          <w:b w:val="0"/>
+          <w:sz w:val="19"/>
+        </w:rPr>
+        <w:t>python -m venv .venv</w:t>
+      </w:r>
+      <w:r>
+        <w:rPr>
+          <w:b w:val="0"/>
+          <w:i w:val="0"/>
+        </w:rPr>
+        <w:t>. What does it print?</w:t>
       </w:r>
     </w:p>
     <w:tbl>
@@ -4043,7 +4126,7 @@
                 <w:b w:val="0"/>
                 <w:sz w:val="16"/>
               </w:rPr>
-              <w:t>python -m _____(1) .venv</w:t>
+              <w:t>import sys</w:t>
             </w:r>
           </w:p>
           <w:p>
@@ -4066,7 +4149,7 @@
                 <w:b w:val="0"/>
                 <w:sz w:val="16"/>
               </w:rPr>
-              <w:t>source .venv/bin/activate</w:t>
+              <w:t xml:space="preserve"> </w:t>
             </w:r>
           </w:p>
           <w:p>
@@ -4089,7 +4172,7 @@
                 <w:b w:val="0"/>
                 <w:sz w:val="16"/>
               </w:rPr>
-              <w:t>python -m pip install _____(2) . --group dev</w:t>
+              <w:t>print(sys.prefix != sys.base_prefix)</w:t>
             </w:r>
           </w:p>
         </w:tc>
@@ -4101,7 +4184,7 @@
         <w:pStyle w:val="Heading5"/>
       </w:pPr>
       <w:r>
-        <w:t>Exercise 4. Write the function (level 3)</w:t>
+        <w:t>Exercise 3. Fill the gap (level 2)</w:t>
       </w:r>
     </w:p>
     <w:p>
@@ -4110,106 +4193,7 @@
           <w:b w:val="0"/>
           <w:i w:val="0"/>
         </w:rPr>
-        <w:t xml:space="preserve">Write </w:t>
-      </w:r>
-      <w:r>
-        <w:rPr>
-          <w:rFonts w:ascii="Consolas" w:hAnsi="Consolas" w:eastAsia="Consolas"/>
-          <w:b w:val="0"/>
-          <w:sz w:val="19"/>
-        </w:rPr>
-        <w:t>require_virtualenv()</w:t>
-      </w:r>
-      <w:r>
-        <w:rPr>
-          <w:b w:val="0"/>
-          <w:i w:val="0"/>
-        </w:rPr>
-        <w:t xml:space="preserve">. It raises </w:t>
-      </w:r>
-      <w:r>
-        <w:rPr>
-          <w:rFonts w:ascii="Consolas" w:hAnsi="Consolas" w:eastAsia="Consolas"/>
-          <w:b w:val="0"/>
-          <w:sz w:val="19"/>
-        </w:rPr>
-        <w:t>RuntimeError</w:t>
-      </w:r>
-      <w:r>
-        <w:rPr>
-          <w:b w:val="0"/>
-          <w:i w:val="0"/>
-        </w:rPr>
-        <w:t xml:space="preserve"> with the message </w:t>
-      </w:r>
-      <w:r>
-        <w:rPr>
-          <w:rFonts w:ascii="Consolas" w:hAnsi="Consolas" w:eastAsia="Consolas"/>
-          <w:b w:val="0"/>
-          <w:sz w:val="19"/>
-        </w:rPr>
-        <w:t>"activate the project's virtual environment first"</w:t>
-      </w:r>
-      <w:r>
-        <w:rPr>
-          <w:b w:val="0"/>
-          <w:i w:val="0"/>
-        </w:rPr>
-        <w:t xml:space="preserve"> when the running interpreter is not inside a virtual environment, and returns </w:t>
-      </w:r>
-      <w:r>
-        <w:rPr>
-          <w:rFonts w:ascii="Consolas" w:hAnsi="Consolas" w:eastAsia="Consolas"/>
-          <w:b w:val="0"/>
-          <w:sz w:val="19"/>
-        </w:rPr>
-        <w:t>None</w:t>
-      </w:r>
-      <w:r>
-        <w:rPr>
-          <w:b w:val="0"/>
-          <w:i w:val="0"/>
-        </w:rPr>
-        <w:t xml:space="preserve"> otherwise. Read </w:t>
-      </w:r>
-      <w:r>
-        <w:rPr>
-          <w:rFonts w:ascii="Consolas" w:hAnsi="Consolas" w:eastAsia="Consolas"/>
-          <w:b w:val="0"/>
-          <w:sz w:val="19"/>
-        </w:rPr>
-        <w:t>sys.prefix</w:t>
-      </w:r>
-      <w:r>
-        <w:rPr>
-          <w:b w:val="0"/>
-          <w:i w:val="0"/>
-        </w:rPr>
-        <w:t xml:space="preserve"> and </w:t>
-      </w:r>
-      <w:r>
-        <w:rPr>
-          <w:rFonts w:ascii="Consolas" w:hAnsi="Consolas" w:eastAsia="Consolas"/>
-          <w:b w:val="0"/>
-          <w:sz w:val="19"/>
-        </w:rPr>
-        <w:t>sys.base_prefix</w:t>
-      </w:r>
-      <w:r>
-        <w:rPr>
-          <w:b w:val="0"/>
-          <w:i w:val="0"/>
-        </w:rPr>
-        <w:t xml:space="preserve"> when the function is called, not at import time.</w:t>
-      </w:r>
-    </w:p>
-    <w:p>
-      <w:r>
-        <w:rPr>
-          <w:b w:val="0"/>
-          <w:i w:val="0"/>
-        </w:rPr>
-        <w:t>Starter code:</w:t>
+        <w:t>Create the environment, then install the project in editable mode with its dev group.</w:t>
       </w:r>
     </w:p>
     <w:tbl>
@@ -4247,7 +4231,7 @@
                 <w:b w:val="0"/>
                 <w:sz w:val="16"/>
               </w:rPr>
-              <w:t>import sys</w:t>
+              <w:t>python -m _____(1) .venv</w:t>
             </w:r>
           </w:p>
           <w:p>
@@ -4270,7 +4254,7 @@
                 <w:b w:val="0"/>
                 <w:sz w:val="16"/>
               </w:rPr>
-              <w:t xml:space="preserve"> </w:t>
+              <w:t>source .venv/bin/activate</w:t>
             </w:r>
           </w:p>
           <w:p>
@@ -4293,53 +4277,7 @@
                 <w:b w:val="0"/>
                 <w:sz w:val="16"/>
               </w:rPr>
-              <w:t xml:space="preserve"> </w:t>
-            </w:r>
-          </w:p>
-          <w:p>
-            <w:pPr>
-              <w:spacing w:before="0" w:after="0" w:line="240" w:lineRule="auto"/>
-              <w:ind w:left="567" w:hanging="567"/>
-            </w:pPr>
-            <w:r>
-              <w:rPr>
-                <w:rFonts w:ascii="Consolas" w:hAnsi="Consolas" w:eastAsia="Consolas"/>
-                <w:b w:val="0"/>
-                <w:color w:val="5B6875"/>
-                <w:sz w:val="16"/>
-              </w:rPr>
-              <w:t xml:space="preserve">   4  </w:t>
-            </w:r>
-            <w:r>
-              <w:rPr>
-                <w:rFonts w:ascii="Consolas" w:hAnsi="Consolas" w:eastAsia="Consolas"/>
-                <w:b w:val="0"/>
-                <w:sz w:val="16"/>
-              </w:rPr>
-              <w:t>def require_virtualenv() -&gt; None:</w:t>
-            </w:r>
-          </w:p>
-          <w:p>
-            <w:pPr>
-              <w:spacing w:before="0" w:after="0" w:line="240" w:lineRule="auto"/>
-              <w:ind w:left="567" w:hanging="567"/>
-            </w:pPr>
-            <w:r>
-              <w:rPr>
-                <w:rFonts w:ascii="Consolas" w:hAnsi="Consolas" w:eastAsia="Consolas"/>
-                <w:b w:val="0"/>
-                <w:color w:val="5B6875"/>
-                <w:sz w:val="16"/>
-              </w:rPr>
-              <w:t xml:space="preserve">   5  </w:t>
-            </w:r>
-            <w:r>
-              <w:rPr>
-                <w:rFonts w:ascii="Consolas" w:hAnsi="Consolas" w:eastAsia="Consolas"/>
-                <w:b w:val="0"/>
-                <w:sz w:val="16"/>
-              </w:rPr>
-              <w:t xml:space="preserve">    ...</w:t>
+              <w:t>python -m pip install _____(2) . --group dev</w:t>
             </w:r>
           </w:p>
         </w:tc>
@@ -4351,7 +4289,7 @@
         <w:pStyle w:val="Heading5"/>
       </w:pPr>
       <w:r>
-        <w:t>Exercise 5. Architecture design (level 5)</w:t>
+        <w:t>Exercise 4. Write the function (level 3)</w:t>
       </w:r>
     </w:p>
     <w:p>
@@ -4360,7 +4298,97 @@
           <w:b w:val="0"/>
           <w:i w:val="0"/>
         </w:rPr>
-        <w:t>Your project needs pandas 3.0 for analysis, and a Spark test harness on PySpark 4.0.4, which fails to import its pandas integration with pandas 3.x. Choose the set-up.</w:t>
+        <w:t xml:space="preserve">Write </w:t>
+      </w:r>
+      <w:r>
+        <w:rPr>
+          <w:rFonts w:ascii="Consolas" w:hAnsi="Consolas" w:eastAsia="Consolas"/>
+          <w:b w:val="0"/>
+          <w:sz w:val="19"/>
+        </w:rPr>
+        <w:t>require_virtualenv()</w:t>
+      </w:r>
+      <w:r>
+        <w:rPr>
+          <w:b w:val="0"/>
+          <w:i w:val="0"/>
+        </w:rPr>
+        <w:t xml:space="preserve">. It raises </w:t>
+      </w:r>
+      <w:r>
+        <w:rPr>
+          <w:rFonts w:ascii="Consolas" w:hAnsi="Consolas" w:eastAsia="Consolas"/>
+          <w:b w:val="0"/>
+          <w:sz w:val="19"/>
+        </w:rPr>
+        <w:t>RuntimeError</w:t>
+      </w:r>
+      <w:r>
+        <w:rPr>
+          <w:b w:val="0"/>
+          <w:i w:val="0"/>
+        </w:rPr>
+        <w:t xml:space="preserve"> with the message </w:t>
+      </w:r>
+      <w:r>
+        <w:rPr>
+          <w:rFonts w:ascii="Consolas" w:hAnsi="Consolas" w:eastAsia="Consolas"/>
+          <w:b w:val="0"/>
+          <w:sz w:val="19"/>
+        </w:rPr>
+        <w:t>"activate the project's virtual environment first"</w:t>
+      </w:r>
+      <w:r>
+        <w:rPr>
+          <w:b w:val="0"/>
+          <w:i w:val="0"/>
+        </w:rPr>
+        <w:t xml:space="preserve"> when the running interpreter is not inside a virtual environment, and returns </w:t>
+      </w:r>
+      <w:r>
+        <w:rPr>
+          <w:rFonts w:ascii="Consolas" w:hAnsi="Consolas" w:eastAsia="Consolas"/>
+          <w:b w:val="0"/>
+          <w:sz w:val="19"/>
+        </w:rPr>
+        <w:t>None</w:t>
+      </w:r>
+      <w:r>
+        <w:rPr>
+          <w:b w:val="0"/>
+          <w:i w:val="0"/>
+        </w:rPr>
+        <w:t xml:space="preserve"> otherwise. Read </w:t>
+      </w:r>
+      <w:r>
+        <w:rPr>
+          <w:rFonts w:ascii="Consolas" w:hAnsi="Consolas" w:eastAsia="Consolas"/>
+          <w:b w:val="0"/>
+          <w:sz w:val="19"/>
+        </w:rPr>
+        <w:t>sys.prefix</w:t>
+      </w:r>
+      <w:r>
+        <w:rPr>
+          <w:b w:val="0"/>
+          <w:i w:val="0"/>
+        </w:rPr>
+        <w:t xml:space="preserve"> and </w:t>
+      </w:r>
+      <w:r>
+        <w:rPr>
+          <w:rFonts w:ascii="Consolas" w:hAnsi="Consolas" w:eastAsia="Consolas"/>
+          <w:b w:val="0"/>
+          <w:sz w:val="19"/>
+        </w:rPr>
+        <w:t>sys.base_prefix</w:t>
+      </w:r>
+      <w:r>
+        <w:rPr>
+          <w:b w:val="0"/>
+          <w:i w:val="0"/>
+        </w:rPr>
+        <w:t xml:space="preserve"> when the function is called, not at import time.</w:t>
       </w:r>
     </w:p>
     <w:p>
@@ -4369,116 +4397,40 @@
           <w:b w:val="0"/>
           <w:i w:val="0"/>
         </w:rPr>
-        <w:t>Options: Two environments: dev (pandas 3) and spark (pandas 2), each pinned, One environment with the latest of everything, One environment, everything downgraded to pandas 2.</w:t>
+        <w:t>Your code must pass these checks:</w:t>
       </w:r>
     </w:p>
     <w:p>
       <w:pPr>
-        <w:pStyle w:val="ListNumber"/>
-      </w:pPr>
-      <w:r>
-        <w:rPr>
-          <w:b w:val="0"/>
-          <w:i w:val="0"/>
-        </w:rPr>
-        <w:t>Environments</w:t>
+        <w:pStyle w:val="ListBullet"/>
+      </w:pPr>
+      <w:r>
+        <w:rPr>
+          <w:b w:val="0"/>
+          <w:i w:val="0"/>
+        </w:rPr>
+        <w:t>Inside a venv (prefixes differ) the function must return None.</w:t>
       </w:r>
     </w:p>
     <w:p>
       <w:pPr>
-        <w:pStyle w:val="ListNumber"/>
-      </w:pPr>
-      <w:r>
-        <w:rPr>
-          <w:b w:val="0"/>
-          <w:i w:val="0"/>
-        </w:rPr>
-        <w:t>Where the difference is recorded</w:t>
+        <w:pStyle w:val="ListBullet"/>
+      </w:pPr>
+      <w:r>
+        <w:rPr>
+          <w:b w:val="0"/>
+          <w:i w:val="0"/>
+        </w:rPr>
+        <w:t>Outside a venv (prefixes equal) raise RuntimeError that mentions the virtual environment.</w:t>
       </w:r>
     </w:p>
     <w:p>
-      <w:pPr>
-        <w:pStyle w:val="ListNumber"/>
-      </w:pPr>
-      <w:r>
-        <w:rPr>
-          <w:b w:val="0"/>
-          <w:i w:val="0"/>
-        </w:rPr>
-        <w:t>CI</w:t>
-      </w:r>
-    </w:p>
-    <w:p>
-      <w:pPr>
-        <w:pStyle w:val="Heading4"/>
-      </w:pPr>
-      <w:r>
-        <w:t>Sources</w:t>
-      </w:r>
-    </w:p>
-    <w:p>
-      <w:pPr>
-        <w:pStyle w:val="ListBullet"/>
-      </w:pPr>
-      <w:r>
-        <w:rPr>
-          <w:b w:val="0"/>
-          <w:i w:val="0"/>
-        </w:rPr>
-        <w:t>sys.prefix differs from sys.base_prefix inside a venv. (verified: Python venv documentation; checked in this repository's virtual environments.)</w:t>
-      </w:r>
-    </w:p>
-    <w:p>
-      <w:pPr>
-        <w:pStyle w:val="ListBullet"/>
-      </w:pPr>
-      <w:r>
-        <w:rPr>
-          <w:b w:val="0"/>
-          <w:i w:val="0"/>
-        </w:rPr>
-        <w:t>PySpark 4.0.4 fails to import assertDataFrameEqual with pandas 3.x. (verified: Reproduced in this repository (VERSIONS.md).)</w:t>
-      </w:r>
-    </w:p>
-    <w:p>
-      <w:pPr>
-        <w:pStyle w:val="Heading3"/>
-      </w:pPr>
-      <w:r>
-        <w:t>B1-L3 ruff and mypy in daily work</w:t>
-      </w:r>
-    </w:p>
-    <w:p>
-      <w:pPr>
-        <w:pStyle w:val="Heading4"/>
-      </w:pPr>
-      <w:r>
-        <w:t>Concept</w:t>
-      </w:r>
-    </w:p>
-    <w:p>
-      <w:r>
-        <w:rPr>
-          <w:b w:val="0"/>
-          <w:i w:val="0"/>
-        </w:rPr>
-        <w:t>Two tools catch most mistakes before a test runs.</w:t>
-      </w:r>
-    </w:p>
-    <w:p>
-      <w:r>
-        <w:rPr>
-          <w:b/>
-          <w:i w:val="0"/>
-        </w:rPr>
-        <w:t>ruff</w:t>
-      </w:r>
-      <w:r>
-        <w:rPr>
-          <w:b w:val="0"/>
-          <w:i w:val="0"/>
-        </w:rPr>
-        <w:t xml:space="preserve"> lints and formats. On a ten-line sample it reported three real problems:</w:t>
+      <w:r>
+        <w:rPr>
+          <w:b w:val="0"/>
+          <w:i w:val="0"/>
+        </w:rPr>
+        <w:t>Shape of the answer. The reference solution defines these names. Write the bodies yourself.</w:t>
       </w:r>
     </w:p>
     <w:tbl>
@@ -4516,7 +4468,7 @@
                 <w:b w:val="0"/>
                 <w:sz w:val="16"/>
               </w:rPr>
-              <w:t>m.py:1:1: I001 [*] Import block is un-sorted or un-formatted</w:t>
+              <w:t># Stop when not running inside a virtual environment.</w:t>
             </w:r>
           </w:p>
           <w:p>
@@ -4539,30 +4491,7 @@
                 <w:b w:val="0"/>
                 <w:sz w:val="16"/>
               </w:rPr>
-              <w:t>m.py:1:8: F401 [*] `os` imported but unused</w:t>
-            </w:r>
-          </w:p>
-          <w:p>
-            <w:pPr>
-              <w:spacing w:before="0" w:after="0" w:line="240" w:lineRule="auto"/>
-              <w:ind w:left="567" w:hanging="567"/>
-            </w:pPr>
-            <w:r>
-              <w:rPr>
-                <w:rFonts w:ascii="Consolas" w:hAnsi="Consolas" w:eastAsia="Consolas"/>
-                <w:b w:val="0"/>
-                <w:color w:val="5B6875"/>
-                <w:sz w:val="16"/>
-              </w:rPr>
-              <w:t xml:space="preserve">   3  </w:t>
-            </w:r>
-            <w:r>
-              <w:rPr>
-                <w:rFonts w:ascii="Consolas" w:hAnsi="Consolas" w:eastAsia="Consolas"/>
-                <w:b w:val="0"/>
-                <w:sz w:val="16"/>
-              </w:rPr>
-              <w:t>m.py:9:30: B905 `zip()` without an explicit `strict=` parameter</w:t>
+              <w:t>def require_virtualenv() -&gt; None: ...</w:t>
             </w:r>
           </w:p>
         </w:tc>
@@ -4575,53 +4504,7 @@
           <w:b w:val="0"/>
           <w:i w:val="0"/>
         </w:rPr>
-        <w:t xml:space="preserve">B905 matters for data work: </w:t>
-      </w:r>
-      <w:r>
-        <w:rPr>
-          <w:rFonts w:ascii="Consolas" w:hAnsi="Consolas" w:eastAsia="Consolas"/>
-          <w:b w:val="0"/>
-          <w:sz w:val="19"/>
-        </w:rPr>
-        <w:t>zip(flags, weights)</w:t>
-      </w:r>
-      <w:r>
-        <w:rPr>
-          <w:b w:val="0"/>
-          <w:i w:val="0"/>
-        </w:rPr>
-        <w:t xml:space="preserve"> silently stops at the shorter list, so a missing weight drops a respondent without an error. </w:t>
-      </w:r>
-      <w:r>
-        <w:rPr>
-          <w:rFonts w:ascii="Consolas" w:hAnsi="Consolas" w:eastAsia="Consolas"/>
-          <w:b w:val="0"/>
-          <w:sz w:val="19"/>
-        </w:rPr>
-        <w:t>zip(..., strict=True)</w:t>
-      </w:r>
-      <w:r>
-        <w:rPr>
-          <w:b w:val="0"/>
-          <w:i w:val="0"/>
-        </w:rPr>
-        <w:t xml:space="preserve"> raises instead.</w:t>
-      </w:r>
-    </w:p>
-    <w:p>
-      <w:r>
-        <w:rPr>
-          <w:b/>
-          <w:i w:val="0"/>
-        </w:rPr>
-        <w:t>mypy</w:t>
-      </w:r>
-      <w:r>
-        <w:rPr>
-          <w:b w:val="0"/>
-          <w:i w:val="0"/>
-        </w:rPr>
-        <w:t xml:space="preserve"> checks types. On the same file, strict mode found:</w:t>
+        <w:t>Starter code:</w:t>
       </w:r>
     </w:p>
     <w:tbl>
@@ -4659,7 +4542,7 @@
                 <w:b w:val="0"/>
                 <w:sz w:val="16"/>
               </w:rPr>
-              <w:t>m.py:14: error: Unsupported operand types for * ("None" and "int")  [operator]</w:t>
+              <w:t>import sys</w:t>
             </w:r>
           </w:p>
           <w:p>
@@ -4682,7 +4565,76 @@
                 <w:b w:val="0"/>
                 <w:sz w:val="16"/>
               </w:rPr>
-              <w:t>m.py:17: error: Function is missing a type annotation  [no-untyped-def]</w:t>
+              <w:t xml:space="preserve"> </w:t>
+            </w:r>
+          </w:p>
+          <w:p>
+            <w:pPr>
+              <w:spacing w:before="0" w:after="0" w:line="240" w:lineRule="auto"/>
+              <w:ind w:left="567" w:hanging="567"/>
+            </w:pPr>
+            <w:r>
+              <w:rPr>
+                <w:rFonts w:ascii="Consolas" w:hAnsi="Consolas" w:eastAsia="Consolas"/>
+                <w:b w:val="0"/>
+                <w:color w:val="5B6875"/>
+                <w:sz w:val="16"/>
+              </w:rPr>
+              <w:t xml:space="preserve">   3  </w:t>
+            </w:r>
+            <w:r>
+              <w:rPr>
+                <w:rFonts w:ascii="Consolas" w:hAnsi="Consolas" w:eastAsia="Consolas"/>
+                <w:b w:val="0"/>
+                <w:sz w:val="16"/>
+              </w:rPr>
+              <w:t xml:space="preserve"> </w:t>
+            </w:r>
+          </w:p>
+          <w:p>
+            <w:pPr>
+              <w:spacing w:before="0" w:after="0" w:line="240" w:lineRule="auto"/>
+              <w:ind w:left="567" w:hanging="567"/>
+            </w:pPr>
+            <w:r>
+              <w:rPr>
+                <w:rFonts w:ascii="Consolas" w:hAnsi="Consolas" w:eastAsia="Consolas"/>
+                <w:b w:val="0"/>
+                <w:color w:val="5B6875"/>
+                <w:sz w:val="16"/>
+              </w:rPr>
+              <w:t xml:space="preserve">   4  </w:t>
+            </w:r>
+            <w:r>
+              <w:rPr>
+                <w:rFonts w:ascii="Consolas" w:hAnsi="Consolas" w:eastAsia="Consolas"/>
+                <w:b w:val="0"/>
+                <w:sz w:val="16"/>
+              </w:rPr>
+              <w:t>def require_virtualenv() -&gt; None:</w:t>
+            </w:r>
+          </w:p>
+          <w:p>
+            <w:pPr>
+              <w:spacing w:before="0" w:after="0" w:line="240" w:lineRule="auto"/>
+              <w:ind w:left="567" w:hanging="567"/>
+            </w:pPr>
+            <w:r>
+              <w:rPr>
+                <w:rFonts w:ascii="Consolas" w:hAnsi="Consolas" w:eastAsia="Consolas"/>
+                <w:b w:val="0"/>
+                <w:color w:val="5B6875"/>
+                <w:sz w:val="16"/>
+              </w:rPr>
+              <w:t xml:space="preserve">   5  </w:t>
+            </w:r>
+            <w:r>
+              <w:rPr>
+                <w:rFonts w:ascii="Consolas" w:hAnsi="Consolas" w:eastAsia="Consolas"/>
+                <w:b w:val="0"/>
+                <w:sz w:val="16"/>
+              </w:rPr>
+              <w:t xml:space="preserve">    ...</w:t>
             </w:r>
           </w:p>
         </w:tc>
@@ -4690,42 +4642,11 @@
     </w:tbl>
     <w:p/>
     <w:p>
-      <w:r>
-        <w:rPr>
-          <w:b w:val="0"/>
-          <w:i w:val="0"/>
-        </w:rPr>
-        <w:t xml:space="preserve">Line 14 multiplies a </w:t>
-      </w:r>
-      <w:r>
-        <w:rPr>
-          <w:rFonts w:ascii="Consolas" w:hAnsi="Consolas" w:eastAsia="Consolas"/>
-          <w:b w:val="0"/>
-          <w:sz w:val="19"/>
-        </w:rPr>
-        <w:t>float | None</w:t>
-      </w:r>
-      <w:r>
-        <w:rPr>
-          <w:b w:val="0"/>
-          <w:i w:val="0"/>
-        </w:rPr>
-        <w:t xml:space="preserve"> by 100. When the total weight is zero, the function returns </w:t>
-      </w:r>
-      <w:r>
-        <w:rPr>
-          <w:rFonts w:ascii="Consolas" w:hAnsi="Consolas" w:eastAsia="Consolas"/>
-          <w:b w:val="0"/>
-          <w:sz w:val="19"/>
-        </w:rPr>
-        <w:t>None</w:t>
-      </w:r>
-      <w:r>
-        <w:rPr>
-          <w:b w:val="0"/>
-          <w:i w:val="0"/>
-        </w:rPr>
-        <w:t xml:space="preserve"> and the report crashes. mypy found the zero-weight bug without any test data.</w:t>
+      <w:pPr>
+        <w:pStyle w:val="Heading5"/>
+      </w:pPr>
+      <w:r>
+        <w:t>Exercise 5. Architecture design (level 5)</w:t>
       </w:r>
     </w:p>
     <w:p>
@@ -4734,360 +4655,92 @@
           <w:b w:val="0"/>
           <w:i w:val="0"/>
         </w:rPr>
-        <w:t>Daily habits:</w:t>
+        <w:t>Your project needs pandas 3.0 for analysis, and a Spark test harness on PySpark 4.0.4, which fails to import its pandas integration with pandas 3.x. Choose the set-up.</w:t>
       </w:r>
     </w:p>
     <w:p>
-      <w:pPr>
-        <w:pStyle w:val="ListBullet"/>
-      </w:pPr>
-      <w:r>
-        <w:rPr>
-          <w:b w:val="0"/>
-          <w:i w:val="0"/>
-        </w:rPr>
-        <w:t xml:space="preserve">Configure both once in </w:t>
-      </w:r>
-      <w:r>
-        <w:rPr>
-          <w:rFonts w:ascii="Consolas" w:hAnsi="Consolas" w:eastAsia="Consolas"/>
-          <w:b w:val="0"/>
-          <w:sz w:val="19"/>
-        </w:rPr>
-        <w:t>pyproject.toml</w:t>
-      </w:r>
-      <w:r>
-        <w:rPr>
-          <w:b w:val="0"/>
-          <w:i w:val="0"/>
-        </w:rPr>
-        <w:t xml:space="preserve"> (</w:t>
-      </w:r>
-      <w:r>
-        <w:rPr>
-          <w:rFonts w:ascii="Consolas" w:hAnsi="Consolas" w:eastAsia="Consolas"/>
-          <w:b w:val="0"/>
-          <w:sz w:val="19"/>
-        </w:rPr>
-        <w:t>[tool.ruff]</w:t>
-      </w:r>
-      <w:r>
-        <w:rPr>
-          <w:b w:val="0"/>
-          <w:i w:val="0"/>
-        </w:rPr>
-        <w:t xml:space="preserve"> with the rule sets you want, </w:t>
-      </w:r>
-      <w:r>
-        <w:rPr>
-          <w:rFonts w:ascii="Consolas" w:hAnsi="Consolas" w:eastAsia="Consolas"/>
-          <w:b w:val="0"/>
-          <w:sz w:val="19"/>
-        </w:rPr>
-        <w:t>[tool.mypy]</w:t>
-      </w:r>
-      <w:r>
-        <w:rPr>
-          <w:b w:val="0"/>
-          <w:i w:val="0"/>
-        </w:rPr>
-        <w:t xml:space="preserve"> with </w:t>
-      </w:r>
-      <w:r>
-        <w:rPr>
-          <w:rFonts w:ascii="Consolas" w:hAnsi="Consolas" w:eastAsia="Consolas"/>
-          <w:b w:val="0"/>
-          <w:sz w:val="19"/>
-        </w:rPr>
-        <w:t>strict = true</w:t>
-      </w:r>
-      <w:r>
-        <w:rPr>
-          <w:b w:val="0"/>
-          <w:i w:val="0"/>
-        </w:rPr>
-        <w:t>).</w:t>
+      <w:r>
+        <w:rPr>
+          <w:b w:val="0"/>
+          <w:i w:val="0"/>
+        </w:rPr>
+        <w:t>Options: Two environments: dev (pandas 3) and spark (pandas 2), each pinned, One environment with the latest of everything, One environment, everything downgraded to pandas 2.</w:t>
       </w:r>
     </w:p>
     <w:p>
       <w:pPr>
-        <w:pStyle w:val="ListBullet"/>
-      </w:pPr>
-      <w:r>
-        <w:rPr>
-          <w:b w:val="0"/>
-          <w:i w:val="0"/>
-        </w:rPr>
-        <w:t xml:space="preserve">Run </w:t>
-      </w:r>
-      <w:r>
-        <w:rPr>
-          <w:rFonts w:ascii="Consolas" w:hAnsi="Consolas" w:eastAsia="Consolas"/>
-          <w:b w:val="0"/>
-          <w:sz w:val="19"/>
-        </w:rPr>
-        <w:t>ruff check --fix .</w:t>
-      </w:r>
-      <w:r>
-        <w:rPr>
-          <w:b w:val="0"/>
-          <w:i w:val="0"/>
-        </w:rPr>
-        <w:t xml:space="preserve"> and </w:t>
-      </w:r>
-      <w:r>
-        <w:rPr>
-          <w:rFonts w:ascii="Consolas" w:hAnsi="Consolas" w:eastAsia="Consolas"/>
-          <w:b w:val="0"/>
-          <w:sz w:val="19"/>
-        </w:rPr>
-        <w:t>ruff format .</w:t>
-      </w:r>
-      <w:r>
-        <w:rPr>
-          <w:b w:val="0"/>
-          <w:i w:val="0"/>
-        </w:rPr>
-        <w:t xml:space="preserve"> before each commit. </w:t>
-      </w:r>
-      <w:r>
-        <w:rPr>
-          <w:rFonts w:ascii="Consolas" w:hAnsi="Consolas" w:eastAsia="Consolas"/>
-          <w:b w:val="0"/>
-          <w:sz w:val="19"/>
-        </w:rPr>
-        <w:t>--fix</w:t>
-      </w:r>
-      <w:r>
-        <w:rPr>
-          <w:b w:val="0"/>
-          <w:i w:val="0"/>
-        </w:rPr>
-        <w:t xml:space="preserve"> applies only safe fixes.</w:t>
+        <w:pStyle w:val="ListNumber"/>
+      </w:pPr>
+      <w:r>
+        <w:rPr>
+          <w:b w:val="0"/>
+          <w:i w:val="0"/>
+        </w:rPr>
+        <w:t>Environments</w:t>
       </w:r>
     </w:p>
     <w:p>
       <w:pPr>
-        <w:pStyle w:val="ListBullet"/>
-      </w:pPr>
-      <w:r>
-        <w:rPr>
-          <w:b w:val="0"/>
-          <w:i w:val="0"/>
-        </w:rPr>
-        <w:t xml:space="preserve">Run </w:t>
-      </w:r>
-      <w:r>
-        <w:rPr>
-          <w:rFonts w:ascii="Consolas" w:hAnsi="Consolas" w:eastAsia="Consolas"/>
-          <w:b w:val="0"/>
-          <w:sz w:val="19"/>
-        </w:rPr>
-        <w:t>mypy</w:t>
-      </w:r>
-      <w:r>
-        <w:rPr>
-          <w:b w:val="0"/>
-          <w:i w:val="0"/>
-        </w:rPr>
-        <w:t xml:space="preserve"> on </w:t>
-      </w:r>
-      <w:r>
-        <w:rPr>
-          <w:rFonts w:ascii="Consolas" w:hAnsi="Consolas" w:eastAsia="Consolas"/>
-          <w:b w:val="0"/>
-          <w:sz w:val="19"/>
-        </w:rPr>
-        <w:t>src/</w:t>
-      </w:r>
-      <w:r>
-        <w:rPr>
-          <w:b w:val="0"/>
-          <w:i w:val="0"/>
-        </w:rPr>
-        <w:t xml:space="preserve"> and </w:t>
-      </w:r>
-      <w:r>
-        <w:rPr>
-          <w:rFonts w:ascii="Consolas" w:hAnsi="Consolas" w:eastAsia="Consolas"/>
-          <w:b w:val="0"/>
-          <w:sz w:val="19"/>
-        </w:rPr>
-        <w:t>tests/</w:t>
-      </w:r>
-      <w:r>
-        <w:rPr>
-          <w:b w:val="0"/>
-          <w:i w:val="0"/>
-        </w:rPr>
-        <w:t xml:space="preserve">. Fix errors by handling the case, not by adding </w:t>
-      </w:r>
-      <w:r>
-        <w:rPr>
-          <w:rFonts w:ascii="Consolas" w:hAnsi="Consolas" w:eastAsia="Consolas"/>
-          <w:b w:val="0"/>
-          <w:sz w:val="19"/>
-        </w:rPr>
-        <w:t># type: ignore</w:t>
-      </w:r>
-      <w:r>
-        <w:rPr>
-          <w:b w:val="0"/>
-          <w:i w:val="0"/>
-        </w:rPr>
-        <w:t>.</w:t>
+        <w:pStyle w:val="ListNumber"/>
+      </w:pPr>
+      <w:r>
+        <w:rPr>
+          <w:b w:val="0"/>
+          <w:i w:val="0"/>
+        </w:rPr>
+        <w:t>Where the difference is recorded</w:t>
       </w:r>
     </w:p>
     <w:p>
       <w:pPr>
-        <w:pStyle w:val="ListBullet"/>
-      </w:pPr>
-      <w:r>
-        <w:rPr>
-          <w:b w:val="0"/>
-          <w:i w:val="0"/>
-        </w:rPr>
-        <w:t>Run the same commands in CI (lesson A10-L3), so the rules are not optional.</w:t>
+        <w:pStyle w:val="ListNumber"/>
+      </w:pPr>
+      <w:r>
+        <w:rPr>
+          <w:b w:val="0"/>
+          <w:i w:val="0"/>
+        </w:rPr>
+        <w:t>CI</w:t>
       </w:r>
     </w:p>
     <w:p>
-      <w:r>
-        <w:rPr>
-          <w:b w:val="0"/>
-          <w:i w:val="0"/>
-        </w:rPr>
-        <w:t xml:space="preserve">Libraries without type information show </w:t>
-      </w:r>
-      <w:r>
-        <w:rPr>
-          <w:rFonts w:ascii="Consolas" w:hAnsi="Consolas" w:eastAsia="Consolas"/>
-          <w:b w:val="0"/>
-          <w:sz w:val="19"/>
-        </w:rPr>
-        <w:t>import-untyped</w:t>
-      </w:r>
-      <w:r>
-        <w:rPr>
-          <w:b w:val="0"/>
-          <w:i w:val="0"/>
-        </w:rPr>
-        <w:t xml:space="preserve"> or missing-stub notes. Install the stub package if one exists, or add a targeted </w:t>
-      </w:r>
-      <w:r>
-        <w:rPr>
-          <w:rFonts w:ascii="Consolas" w:hAnsi="Consolas" w:eastAsia="Consolas"/>
-          <w:b w:val="0"/>
-          <w:sz w:val="19"/>
-        </w:rPr>
-        <w:t>[[tool.mypy.overrides]]</w:t>
-      </w:r>
-      <w:r>
-        <w:rPr>
-          <w:b w:val="0"/>
-          <w:i w:val="0"/>
-        </w:rPr>
-        <w:t xml:space="preserve"> with </w:t>
-      </w:r>
-      <w:r>
-        <w:rPr>
-          <w:rFonts w:ascii="Consolas" w:hAnsi="Consolas" w:eastAsia="Consolas"/>
-          <w:b w:val="0"/>
-          <w:sz w:val="19"/>
-        </w:rPr>
-        <w:t>ignore_missing_imports = true</w:t>
-      </w:r>
-      <w:r>
-        <w:rPr>
-          <w:b w:val="0"/>
-          <w:i w:val="0"/>
-        </w:rPr>
-        <w:t xml:space="preserve"> for that module only.</w:t>
+      <w:pPr>
+        <w:pStyle w:val="Heading4"/>
+      </w:pPr>
+      <w:r>
+        <w:t>Sources</w:t>
       </w:r>
     </w:p>
     <w:p>
       <w:pPr>
-        <w:pStyle w:val="Heading4"/>
-      </w:pPr>
-      <w:r>
-        <w:t>Why it matters</w:t>
+        <w:pStyle w:val="ListBullet"/>
+      </w:pPr>
+      <w:r>
+        <w:rPr>
+          <w:b w:val="0"/>
+          <w:i w:val="0"/>
+        </w:rPr>
+        <w:t>sys.prefix differs from sys.base_prefix inside a venv. (verified: Python venv documentation; checked in this repository's virtual environments.)</w:t>
       </w:r>
     </w:p>
     <w:p>
-      <w:r>
-        <w:rPr>
-          <w:b w:val="0"/>
-          <w:i w:val="0"/>
-        </w:rPr>
-        <w:t xml:space="preserve">A reporting script formats a weighted share as </w:t>
-      </w:r>
-      <w:r>
-        <w:rPr>
-          <w:rFonts w:ascii="Consolas" w:hAnsi="Consolas" w:eastAsia="Consolas"/>
-          <w:b w:val="0"/>
-          <w:sz w:val="19"/>
-        </w:rPr>
-        <w:t>f"{share * 100:.1f}%"</w:t>
-      </w:r>
-      <w:r>
-        <w:rPr>
-          <w:b w:val="0"/>
-          <w:i w:val="0"/>
-        </w:rPr>
-        <w:t xml:space="preserve">. For eleven months every subgroup has respondents. Then a new region with no fieldwork yet appears in the sample frame, its total weight is zero, </w:t>
-      </w:r>
-      <w:r>
-        <w:rPr>
-          <w:rFonts w:ascii="Consolas" w:hAnsi="Consolas" w:eastAsia="Consolas"/>
-          <w:b w:val="0"/>
-          <w:sz w:val="19"/>
-        </w:rPr>
-        <w:t>weighted_share</w:t>
-      </w:r>
-      <w:r>
-        <w:rPr>
-          <w:b w:val="0"/>
-          <w:i w:val="0"/>
-        </w:rPr>
-        <w:t xml:space="preserve"> returns </w:t>
-      </w:r>
-      <w:r>
-        <w:rPr>
-          <w:rFonts w:ascii="Consolas" w:hAnsi="Consolas" w:eastAsia="Consolas"/>
-          <w:b w:val="0"/>
-          <w:sz w:val="19"/>
-        </w:rPr>
-        <w:t>None</w:t>
-      </w:r>
-      <w:r>
-        <w:rPr>
-          <w:b w:val="0"/>
-          <w:i w:val="0"/>
-        </w:rPr>
-        <w:t>, and the monthly client pack fails to build on deadline day.</w:t>
+      <w:pPr>
+        <w:pStyle w:val="ListBullet"/>
+      </w:pPr>
+      <w:r>
+        <w:rPr>
+          <w:b w:val="0"/>
+          <w:i w:val="0"/>
+        </w:rPr>
+        <w:t>PySpark 4.0.4 fails to import assertDataFrameEqual with pandas 3.x. (verified: Reproduced in this repository (VERSIONS.md).)</w:t>
       </w:r>
     </w:p>
     <w:p>
-      <w:r>
-        <w:rPr>
-          <w:b w:val="0"/>
-          <w:i w:val="0"/>
-        </w:rPr>
-        <w:t xml:space="preserve">mypy flags </w:t>
-      </w:r>
-      <w:r>
-        <w:rPr>
-          <w:rFonts w:ascii="Consolas" w:hAnsi="Consolas" w:eastAsia="Consolas"/>
-          <w:b w:val="0"/>
-          <w:sz w:val="19"/>
-        </w:rPr>
-        <w:t>None * 100</w:t>
-      </w:r>
-      <w:r>
-        <w:rPr>
-          <w:b w:val="0"/>
-          <w:i w:val="0"/>
-        </w:rPr>
-        <w:t xml:space="preserve"> the first time it runs on the file. The fix is two lines, written months before the failure.</w:t>
+      <w:pPr>
+        <w:pStyle w:val="Heading3"/>
+      </w:pPr>
+      <w:r>
+        <w:t>B1-L3 ruff and mypy in daily work</w:t>
       </w:r>
     </w:p>
     <w:p>
@@ -5095,7 +4748,32 @@
         <w:pStyle w:val="Heading4"/>
       </w:pPr>
       <w:r>
-        <w:t>Worked example: weak code</w:t>
+        <w:t>Concept</w:t>
+      </w:r>
+    </w:p>
+    <w:p>
+      <w:r>
+        <w:rPr>
+          <w:b w:val="0"/>
+          <w:i w:val="0"/>
+        </w:rPr>
+        <w:t>Two tools catch most mistakes before a test runs.</w:t>
+      </w:r>
+    </w:p>
+    <w:p>
+      <w:r>
+        <w:rPr>
+          <w:b/>
+          <w:i w:val="0"/>
+        </w:rPr>
+        <w:t>ruff</w:t>
+      </w:r>
+      <w:r>
+        <w:rPr>
+          <w:b w:val="0"/>
+          <w:i w:val="0"/>
+        </w:rPr>
+        <w:t xml:space="preserve"> lints and formats. On a ten-line sample it reported three real problems:</w:t>
       </w:r>
     </w:p>
     <w:tbl>
@@ -5121,11 +4799,11 @@
             <w:r>
               <w:rPr>
                 <w:rFonts w:ascii="Consolas" w:hAnsi="Consolas" w:eastAsia="Consolas"/>
-                <w:b/>
+                <w:b w:val="0"/>
                 <w:color w:val="5B6875"/>
                 <w:sz w:val="16"/>
               </w:rPr>
-              <w:t xml:space="preserve"> [1]  </w:t>
+              <w:t xml:space="preserve">   1  </w:t>
             </w:r>
             <w:r>
               <w:rPr>
@@ -5133,7 +4811,7 @@
                 <w:b w:val="0"/>
                 <w:sz w:val="16"/>
               </w:rPr>
-              <w:t>import os</w:t>
+              <w:t>m.py:1:1: I001 [*] Import block is un-sorted or un-formatted</w:t>
             </w:r>
           </w:p>
           <w:p>
@@ -5156,7 +4834,7 @@
                 <w:b w:val="0"/>
                 <w:sz w:val="16"/>
               </w:rPr>
-              <w:t>import pandas as pd</w:t>
+              <w:t>m.py:1:8: F401 [*] `os` imported but unused</w:t>
             </w:r>
           </w:p>
           <w:p>
@@ -5179,320 +4857,66 @@
                 <w:b w:val="0"/>
                 <w:sz w:val="16"/>
               </w:rPr>
-              <w:t xml:space="preserve"> </w:t>
-            </w:r>
-          </w:p>
-          <w:p>
-            <w:pPr>
-              <w:spacing w:before="0" w:after="0" w:line="240" w:lineRule="auto"/>
-              <w:ind w:left="567" w:hanging="567"/>
-            </w:pPr>
-            <w:r>
-              <w:rPr>
-                <w:rFonts w:ascii="Consolas" w:hAnsi="Consolas" w:eastAsia="Consolas"/>
-                <w:b w:val="0"/>
-                <w:color w:val="5B6875"/>
-                <w:sz w:val="16"/>
-              </w:rPr>
-              <w:t xml:space="preserve">   4  </w:t>
-            </w:r>
-            <w:r>
-              <w:rPr>
-                <w:rFonts w:ascii="Consolas" w:hAnsi="Consolas" w:eastAsia="Consolas"/>
-                <w:b w:val="0"/>
-                <w:sz w:val="16"/>
-              </w:rPr>
-              <w:t xml:space="preserve"> </w:t>
-            </w:r>
-          </w:p>
-          <w:p>
-            <w:pPr>
-              <w:spacing w:before="0" w:after="0" w:line="240" w:lineRule="auto"/>
-              <w:ind w:left="567" w:hanging="567"/>
-            </w:pPr>
-            <w:r>
-              <w:rPr>
-                <w:rFonts w:ascii="Consolas" w:hAnsi="Consolas" w:eastAsia="Consolas"/>
-                <w:b/>
-                <w:color w:val="5B6875"/>
-                <w:sz w:val="16"/>
-              </w:rPr>
-              <w:t xml:space="preserve"> [2]  </w:t>
-            </w:r>
-            <w:r>
-              <w:rPr>
-                <w:rFonts w:ascii="Consolas" w:hAnsi="Consolas" w:eastAsia="Consolas"/>
-                <w:b w:val="0"/>
-                <w:sz w:val="16"/>
-              </w:rPr>
-              <w:t>def weighted_share(flags, weights):</w:t>
-            </w:r>
-          </w:p>
-          <w:p>
-            <w:pPr>
-              <w:spacing w:before="0" w:after="0" w:line="240" w:lineRule="auto"/>
-              <w:ind w:left="567" w:hanging="567"/>
-            </w:pPr>
-            <w:r>
-              <w:rPr>
-                <w:rFonts w:ascii="Consolas" w:hAnsi="Consolas" w:eastAsia="Consolas"/>
-                <w:b w:val="0"/>
-                <w:color w:val="5B6875"/>
-                <w:sz w:val="16"/>
-              </w:rPr>
-              <w:t xml:space="preserve">   6  </w:t>
-            </w:r>
-            <w:r>
-              <w:rPr>
-                <w:rFonts w:ascii="Consolas" w:hAnsi="Consolas" w:eastAsia="Consolas"/>
-                <w:b w:val="0"/>
-                <w:sz w:val="16"/>
-              </w:rPr>
-              <w:t xml:space="preserve">    total = sum(weights)</w:t>
-            </w:r>
-          </w:p>
-          <w:p>
-            <w:pPr>
-              <w:spacing w:before="0" w:after="0" w:line="240" w:lineRule="auto"/>
-              <w:ind w:left="567" w:hanging="567"/>
-            </w:pPr>
-            <w:r>
-              <w:rPr>
-                <w:rFonts w:ascii="Consolas" w:hAnsi="Consolas" w:eastAsia="Consolas"/>
-                <w:b w:val="0"/>
-                <w:color w:val="5B6875"/>
-                <w:sz w:val="16"/>
-              </w:rPr>
-              <w:t xml:space="preserve">   7  </w:t>
-            </w:r>
-            <w:r>
-              <w:rPr>
-                <w:rFonts w:ascii="Consolas" w:hAnsi="Consolas" w:eastAsia="Consolas"/>
-                <w:b w:val="0"/>
-                <w:sz w:val="16"/>
-              </w:rPr>
-              <w:t xml:space="preserve">    if total == 0:</w:t>
-            </w:r>
-          </w:p>
-          <w:p>
-            <w:pPr>
-              <w:spacing w:before="0" w:after="0" w:line="240" w:lineRule="auto"/>
-              <w:ind w:left="567" w:hanging="567"/>
-            </w:pPr>
-            <w:r>
-              <w:rPr>
-                <w:rFonts w:ascii="Consolas" w:hAnsi="Consolas" w:eastAsia="Consolas"/>
-                <w:b w:val="0"/>
-                <w:color w:val="5B6875"/>
-                <w:sz w:val="16"/>
-              </w:rPr>
-              <w:t xml:space="preserve">   8  </w:t>
-            </w:r>
-            <w:r>
-              <w:rPr>
-                <w:rFonts w:ascii="Consolas" w:hAnsi="Consolas" w:eastAsia="Consolas"/>
-                <w:b w:val="0"/>
-                <w:sz w:val="16"/>
-              </w:rPr>
-              <w:t xml:space="preserve">        return None</w:t>
-            </w:r>
-          </w:p>
-          <w:p>
-            <w:pPr>
-              <w:spacing w:before="0" w:after="0" w:line="240" w:lineRule="auto"/>
-              <w:ind w:left="567" w:hanging="567"/>
-            </w:pPr>
-            <w:r>
-              <w:rPr>
-                <w:rFonts w:ascii="Consolas" w:hAnsi="Consolas" w:eastAsia="Consolas"/>
-                <w:b/>
-                <w:color w:val="5B6875"/>
-                <w:sz w:val="16"/>
-              </w:rPr>
-              <w:t xml:space="preserve"> [3]  </w:t>
-            </w:r>
-            <w:r>
-              <w:rPr>
-                <w:rFonts w:ascii="Consolas" w:hAnsi="Consolas" w:eastAsia="Consolas"/>
-                <w:b w:val="0"/>
-                <w:sz w:val="16"/>
-              </w:rPr>
-              <w:t xml:space="preserve">    return sum(w for f, w in zip(flags, weights) if f == 1) / total</w:t>
-            </w:r>
-          </w:p>
-          <w:p>
-            <w:pPr>
-              <w:spacing w:before="0" w:after="0" w:line="240" w:lineRule="auto"/>
-              <w:ind w:left="567" w:hanging="567"/>
-            </w:pPr>
-            <w:r>
-              <w:rPr>
-                <w:rFonts w:ascii="Consolas" w:hAnsi="Consolas" w:eastAsia="Consolas"/>
-                <w:b w:val="0"/>
-                <w:color w:val="5B6875"/>
-                <w:sz w:val="16"/>
-              </w:rPr>
-              <w:t xml:space="preserve">  10  </w:t>
-            </w:r>
-            <w:r>
-              <w:rPr>
-                <w:rFonts w:ascii="Consolas" w:hAnsi="Consolas" w:eastAsia="Consolas"/>
-                <w:b w:val="0"/>
-                <w:sz w:val="16"/>
-              </w:rPr>
-              <w:t xml:space="preserve"> </w:t>
-            </w:r>
-          </w:p>
-          <w:p>
-            <w:pPr>
-              <w:spacing w:before="0" w:after="0" w:line="240" w:lineRule="auto"/>
-              <w:ind w:left="567" w:hanging="567"/>
-            </w:pPr>
-            <w:r>
-              <w:rPr>
-                <w:rFonts w:ascii="Consolas" w:hAnsi="Consolas" w:eastAsia="Consolas"/>
-                <w:b w:val="0"/>
-                <w:color w:val="5B6875"/>
-                <w:sz w:val="16"/>
-              </w:rPr>
-              <w:t xml:space="preserve">  11  </w:t>
-            </w:r>
-            <w:r>
-              <w:rPr>
-                <w:rFonts w:ascii="Consolas" w:hAnsi="Consolas" w:eastAsia="Consolas"/>
-                <w:b w:val="0"/>
-                <w:sz w:val="16"/>
-              </w:rPr>
-              <w:t xml:space="preserve"> </w:t>
-            </w:r>
-          </w:p>
-          <w:p>
-            <w:pPr>
-              <w:spacing w:before="0" w:after="0" w:line="240" w:lineRule="auto"/>
-              <w:ind w:left="567" w:hanging="567"/>
-            </w:pPr>
-            <w:r>
-              <w:rPr>
-                <w:rFonts w:ascii="Consolas" w:hAnsi="Consolas" w:eastAsia="Consolas"/>
-                <w:b w:val="0"/>
-                <w:color w:val="5B6875"/>
-                <w:sz w:val="16"/>
-              </w:rPr>
-              <w:t xml:space="preserve">  12  </w:t>
-            </w:r>
-            <w:r>
-              <w:rPr>
-                <w:rFonts w:ascii="Consolas" w:hAnsi="Consolas" w:eastAsia="Consolas"/>
-                <w:b w:val="0"/>
-                <w:sz w:val="16"/>
-              </w:rPr>
-              <w:t>def report(flags, weights):</w:t>
-            </w:r>
-          </w:p>
-          <w:p>
-            <w:pPr>
-              <w:spacing w:before="0" w:after="0" w:line="240" w:lineRule="auto"/>
-              <w:ind w:left="567" w:hanging="567"/>
-            </w:pPr>
-            <w:r>
-              <w:rPr>
-                <w:rFonts w:ascii="Consolas" w:hAnsi="Consolas" w:eastAsia="Consolas"/>
-                <w:b/>
-                <w:color w:val="5B6875"/>
-                <w:sz w:val="16"/>
-              </w:rPr>
-              <w:t xml:space="preserve"> [4]  </w:t>
-            </w:r>
-            <w:r>
-              <w:rPr>
-                <w:rFonts w:ascii="Consolas" w:hAnsi="Consolas" w:eastAsia="Consolas"/>
-                <w:b w:val="0"/>
-                <w:sz w:val="16"/>
-              </w:rPr>
-              <w:t xml:space="preserve">    return f"{weighted_share(flags, weights) * 100:.1f}%"</w:t>
+              <w:t>m.py:9:30: B905 `zip()` without an explicit `strict=` parameter</w:t>
             </w:r>
           </w:p>
         </w:tc>
       </w:tr>
     </w:tbl>
+    <w:p/>
     <w:p>
-      <w:pPr>
-        <w:pStyle w:val="ListNumber"/>
-      </w:pPr>
-      <w:r>
-        <w:rPr>
-          <w:b/>
-        </w:rPr>
-        <w:t xml:space="preserve">Line 1. </w:t>
-      </w:r>
-      <w:r>
-        <w:rPr>
-          <w:b w:val="0"/>
-          <w:i w:val="0"/>
-        </w:rPr>
-        <w:t>F401: unused import.</w:t>
+      <w:r>
+        <w:rPr>
+          <w:b w:val="0"/>
+          <w:i w:val="0"/>
+        </w:rPr>
+        <w:t xml:space="preserve">B905 matters for data work: </w:t>
+      </w:r>
+      <w:r>
+        <w:rPr>
+          <w:rFonts w:ascii="Consolas" w:hAnsi="Consolas" w:eastAsia="Consolas"/>
+          <w:b w:val="0"/>
+          <w:sz w:val="19"/>
+        </w:rPr>
+        <w:t>zip(flags, weights)</w:t>
+      </w:r>
+      <w:r>
+        <w:rPr>
+          <w:b w:val="0"/>
+          <w:i w:val="0"/>
+        </w:rPr>
+        <w:t xml:space="preserve"> silently stops at the shorter list, so a missing weight drops a respondent without an error. </w:t>
+      </w:r>
+      <w:r>
+        <w:rPr>
+          <w:rFonts w:ascii="Consolas" w:hAnsi="Consolas" w:eastAsia="Consolas"/>
+          <w:b w:val="0"/>
+          <w:sz w:val="19"/>
+        </w:rPr>
+        <w:t>zip(..., strict=True)</w:t>
+      </w:r>
+      <w:r>
+        <w:rPr>
+          <w:b w:val="0"/>
+          <w:i w:val="0"/>
+        </w:rPr>
+        <w:t xml:space="preserve"> raises instead.</w:t>
       </w:r>
     </w:p>
     <w:p>
-      <w:pPr>
-        <w:pStyle w:val="ListNumber"/>
-      </w:pPr>
       <w:r>
         <w:rPr>
           <w:b/>
-        </w:rPr>
-        <w:t xml:space="preserve">Line 5. </w:t>
-      </w:r>
-      <w:r>
-        <w:rPr>
-          <w:b w:val="0"/>
-          <w:i w:val="0"/>
-        </w:rPr>
-        <w:t>No hints: mypy cannot see that the function can return None.</w:t>
-      </w:r>
-    </w:p>
-    <w:p>
-      <w:pPr>
-        <w:pStyle w:val="ListNumber"/>
-      </w:pPr>
-      <w:r>
-        <w:rPr>
-          <w:b/>
-        </w:rPr>
-        <w:t xml:space="preserve">Line 9. </w:t>
-      </w:r>
-      <w:r>
-        <w:rPr>
-          <w:b w:val="0"/>
-          <w:i w:val="0"/>
-        </w:rPr>
-        <w:t>B905: zip silently truncates to the shorter list.</w:t>
-      </w:r>
-    </w:p>
-    <w:p>
-      <w:pPr>
-        <w:pStyle w:val="ListNumber"/>
-      </w:pPr>
-      <w:r>
-        <w:rPr>
-          <w:b/>
-        </w:rPr>
-        <w:t xml:space="preserve">Line 13. </w:t>
-      </w:r>
-      <w:r>
-        <w:rPr>
-          <w:b w:val="0"/>
-          <w:i w:val="0"/>
-        </w:rPr>
-        <w:t>Crashes with TypeError when the share is None.</w:t>
-      </w:r>
-    </w:p>
-    <w:p>
-      <w:pPr>
-        <w:pStyle w:val="Heading4"/>
-      </w:pPr>
-      <w:r>
-        <w:t>Worked example: strong code</w:t>
+          <w:i w:val="0"/>
+        </w:rPr>
+        <w:t>mypy</w:t>
+      </w:r>
+      <w:r>
+        <w:rPr>
+          <w:b w:val="0"/>
+          <w:i w:val="0"/>
+        </w:rPr>
+        <w:t xml:space="preserve"> checks types. On the same file, strict mode found:</w:t>
       </w:r>
     </w:p>
     <w:tbl>
@@ -5518,11 +4942,11 @@
             <w:r>
               <w:rPr>
                 <w:rFonts w:ascii="Consolas" w:hAnsi="Consolas" w:eastAsia="Consolas"/>
-                <w:b/>
+                <w:b w:val="0"/>
                 <w:color w:val="5B6875"/>
                 <w:sz w:val="16"/>
               </w:rPr>
-              <w:t xml:space="preserve"> [1]  </w:t>
+              <w:t xml:space="preserve">   1  </w:t>
             </w:r>
             <w:r>
               <w:rPr>
@@ -5530,7 +4954,7 @@
                 <w:b w:val="0"/>
                 <w:sz w:val="16"/>
               </w:rPr>
-              <w:t>def weighted_share(flags: list[int], weights: list[float]) -&gt; float | None:</w:t>
+              <w:t>m.py:14: error: Unsupported operand types for * ("None" and "int")  [operator]</w:t>
             </w:r>
           </w:p>
           <w:p>
@@ -5553,357 +4977,260 @@
                 <w:b w:val="0"/>
                 <w:sz w:val="16"/>
               </w:rPr>
-              <w:t xml:space="preserve">    """Weighted share of flagged rows, or None when the total weight is 0."""</w:t>
-            </w:r>
-          </w:p>
-          <w:p>
-            <w:pPr>
-              <w:spacing w:before="0" w:after="0" w:line="240" w:lineRule="auto"/>
-              <w:ind w:left="567" w:hanging="567"/>
-            </w:pPr>
-            <w:r>
-              <w:rPr>
-                <w:rFonts w:ascii="Consolas" w:hAnsi="Consolas" w:eastAsia="Consolas"/>
-                <w:b w:val="0"/>
-                <w:color w:val="5B6875"/>
-                <w:sz w:val="16"/>
-              </w:rPr>
-              <w:t xml:space="preserve">   3  </w:t>
-            </w:r>
-            <w:r>
-              <w:rPr>
-                <w:rFonts w:ascii="Consolas" w:hAnsi="Consolas" w:eastAsia="Consolas"/>
-                <w:b w:val="0"/>
-                <w:sz w:val="16"/>
-              </w:rPr>
-              <w:t xml:space="preserve">    total = sum(weights)</w:t>
-            </w:r>
-          </w:p>
-          <w:p>
-            <w:pPr>
-              <w:spacing w:before="0" w:after="0" w:line="240" w:lineRule="auto"/>
-              <w:ind w:left="567" w:hanging="567"/>
-            </w:pPr>
-            <w:r>
-              <w:rPr>
-                <w:rFonts w:ascii="Consolas" w:hAnsi="Consolas" w:eastAsia="Consolas"/>
-                <w:b w:val="0"/>
-                <w:color w:val="5B6875"/>
-                <w:sz w:val="16"/>
-              </w:rPr>
-              <w:t xml:space="preserve">   4  </w:t>
-            </w:r>
-            <w:r>
-              <w:rPr>
-                <w:rFonts w:ascii="Consolas" w:hAnsi="Consolas" w:eastAsia="Consolas"/>
-                <w:b w:val="0"/>
-                <w:sz w:val="16"/>
-              </w:rPr>
-              <w:t xml:space="preserve">    if total == 0:</w:t>
-            </w:r>
-          </w:p>
-          <w:p>
-            <w:pPr>
-              <w:spacing w:before="0" w:after="0" w:line="240" w:lineRule="auto"/>
-              <w:ind w:left="567" w:hanging="567"/>
-            </w:pPr>
-            <w:r>
-              <w:rPr>
-                <w:rFonts w:ascii="Consolas" w:hAnsi="Consolas" w:eastAsia="Consolas"/>
-                <w:b w:val="0"/>
-                <w:color w:val="5B6875"/>
-                <w:sz w:val="16"/>
-              </w:rPr>
-              <w:t xml:space="preserve">   5  </w:t>
-            </w:r>
-            <w:r>
-              <w:rPr>
-                <w:rFonts w:ascii="Consolas" w:hAnsi="Consolas" w:eastAsia="Consolas"/>
-                <w:b w:val="0"/>
-                <w:sz w:val="16"/>
-              </w:rPr>
-              <w:t xml:space="preserve">        return None</w:t>
-            </w:r>
-          </w:p>
-          <w:p>
-            <w:pPr>
-              <w:spacing w:before="0" w:after="0" w:line="240" w:lineRule="auto"/>
-              <w:ind w:left="567" w:hanging="567"/>
-            </w:pPr>
-            <w:r>
-              <w:rPr>
-                <w:rFonts w:ascii="Consolas" w:hAnsi="Consolas" w:eastAsia="Consolas"/>
-                <w:b/>
-                <w:color w:val="5B6875"/>
-                <w:sz w:val="16"/>
-              </w:rPr>
-              <w:t xml:space="preserve"> [2]  </w:t>
-            </w:r>
-            <w:r>
-              <w:rPr>
-                <w:rFonts w:ascii="Consolas" w:hAnsi="Consolas" w:eastAsia="Consolas"/>
-                <w:b w:val="0"/>
-                <w:sz w:val="16"/>
-              </w:rPr>
-              <w:t xml:space="preserve">    return sum(w for f, w in zip(flags, weights, strict=True) if f == 1) / total</w:t>
-            </w:r>
-          </w:p>
-          <w:p>
-            <w:pPr>
-              <w:spacing w:before="0" w:after="0" w:line="240" w:lineRule="auto"/>
-              <w:ind w:left="567" w:hanging="567"/>
-            </w:pPr>
-            <w:r>
-              <w:rPr>
-                <w:rFonts w:ascii="Consolas" w:hAnsi="Consolas" w:eastAsia="Consolas"/>
-                <w:b w:val="0"/>
-                <w:color w:val="5B6875"/>
-                <w:sz w:val="16"/>
-              </w:rPr>
-              <w:t xml:space="preserve">   7  </w:t>
-            </w:r>
-            <w:r>
-              <w:rPr>
-                <w:rFonts w:ascii="Consolas" w:hAnsi="Consolas" w:eastAsia="Consolas"/>
-                <w:b w:val="0"/>
-                <w:sz w:val="16"/>
-              </w:rPr>
-              <w:t xml:space="preserve"> </w:t>
-            </w:r>
-          </w:p>
-          <w:p>
-            <w:pPr>
-              <w:spacing w:before="0" w:after="0" w:line="240" w:lineRule="auto"/>
-              <w:ind w:left="567" w:hanging="567"/>
-            </w:pPr>
-            <w:r>
-              <w:rPr>
-                <w:rFonts w:ascii="Consolas" w:hAnsi="Consolas" w:eastAsia="Consolas"/>
-                <w:b w:val="0"/>
-                <w:color w:val="5B6875"/>
-                <w:sz w:val="16"/>
-              </w:rPr>
-              <w:t xml:space="preserve">   8  </w:t>
-            </w:r>
-            <w:r>
-              <w:rPr>
-                <w:rFonts w:ascii="Consolas" w:hAnsi="Consolas" w:eastAsia="Consolas"/>
-                <w:b w:val="0"/>
-                <w:sz w:val="16"/>
-              </w:rPr>
-              <w:t xml:space="preserve"> </w:t>
-            </w:r>
-          </w:p>
-          <w:p>
-            <w:pPr>
-              <w:spacing w:before="0" w:after="0" w:line="240" w:lineRule="auto"/>
-              <w:ind w:left="567" w:hanging="567"/>
-            </w:pPr>
-            <w:r>
-              <w:rPr>
-                <w:rFonts w:ascii="Consolas" w:hAnsi="Consolas" w:eastAsia="Consolas"/>
-                <w:b w:val="0"/>
-                <w:color w:val="5B6875"/>
-                <w:sz w:val="16"/>
-              </w:rPr>
-              <w:t xml:space="preserve">   9  </w:t>
-            </w:r>
-            <w:r>
-              <w:rPr>
-                <w:rFonts w:ascii="Consolas" w:hAnsi="Consolas" w:eastAsia="Consolas"/>
-                <w:b w:val="0"/>
-                <w:sz w:val="16"/>
-              </w:rPr>
-              <w:t>def report(flags: list[int], weights: list[float]) -&gt; str:</w:t>
-            </w:r>
-          </w:p>
-          <w:p>
-            <w:pPr>
-              <w:spacing w:before="0" w:after="0" w:line="240" w:lineRule="auto"/>
-              <w:ind w:left="567" w:hanging="567"/>
-            </w:pPr>
-            <w:r>
-              <w:rPr>
-                <w:rFonts w:ascii="Consolas" w:hAnsi="Consolas" w:eastAsia="Consolas"/>
-                <w:b w:val="0"/>
-                <w:color w:val="5B6875"/>
-                <w:sz w:val="16"/>
-              </w:rPr>
-              <w:t xml:space="preserve">  10  </w:t>
-            </w:r>
-            <w:r>
-              <w:rPr>
-                <w:rFonts w:ascii="Consolas" w:hAnsi="Consolas" w:eastAsia="Consolas"/>
-                <w:b w:val="0"/>
-                <w:sz w:val="16"/>
-              </w:rPr>
-              <w:t xml:space="preserve">    """Share as a percentage string, or 'n/a' when undefined."""</w:t>
-            </w:r>
-          </w:p>
-          <w:p>
-            <w:pPr>
-              <w:spacing w:before="0" w:after="0" w:line="240" w:lineRule="auto"/>
-              <w:ind w:left="567" w:hanging="567"/>
-            </w:pPr>
-            <w:r>
-              <w:rPr>
-                <w:rFonts w:ascii="Consolas" w:hAnsi="Consolas" w:eastAsia="Consolas"/>
-                <w:b w:val="0"/>
-                <w:color w:val="5B6875"/>
-                <w:sz w:val="16"/>
-              </w:rPr>
-              <w:t xml:space="preserve">  11  </w:t>
-            </w:r>
-            <w:r>
-              <w:rPr>
-                <w:rFonts w:ascii="Consolas" w:hAnsi="Consolas" w:eastAsia="Consolas"/>
-                <w:b w:val="0"/>
-                <w:sz w:val="16"/>
-              </w:rPr>
-              <w:t xml:space="preserve">    share = weighted_share(flags, weights)</w:t>
-            </w:r>
-          </w:p>
-          <w:p>
-            <w:pPr>
-              <w:spacing w:before="0" w:after="0" w:line="240" w:lineRule="auto"/>
-              <w:ind w:left="567" w:hanging="567"/>
-            </w:pPr>
-            <w:r>
-              <w:rPr>
-                <w:rFonts w:ascii="Consolas" w:hAnsi="Consolas" w:eastAsia="Consolas"/>
-                <w:b/>
-                <w:color w:val="5B6875"/>
-                <w:sz w:val="16"/>
-              </w:rPr>
-              <w:t xml:space="preserve"> [3]  </w:t>
-            </w:r>
-            <w:r>
-              <w:rPr>
-                <w:rFonts w:ascii="Consolas" w:hAnsi="Consolas" w:eastAsia="Consolas"/>
-                <w:b w:val="0"/>
-                <w:sz w:val="16"/>
-              </w:rPr>
-              <w:t xml:space="preserve">    if share is None:</w:t>
-            </w:r>
-          </w:p>
-          <w:p>
-            <w:pPr>
-              <w:spacing w:before="0" w:after="0" w:line="240" w:lineRule="auto"/>
-              <w:ind w:left="567" w:hanging="567"/>
-            </w:pPr>
-            <w:r>
-              <w:rPr>
-                <w:rFonts w:ascii="Consolas" w:hAnsi="Consolas" w:eastAsia="Consolas"/>
-                <w:b w:val="0"/>
-                <w:color w:val="5B6875"/>
-                <w:sz w:val="16"/>
-              </w:rPr>
-              <w:t xml:space="preserve">  13  </w:t>
-            </w:r>
-            <w:r>
-              <w:rPr>
-                <w:rFonts w:ascii="Consolas" w:hAnsi="Consolas" w:eastAsia="Consolas"/>
-                <w:b w:val="0"/>
-                <w:sz w:val="16"/>
-              </w:rPr>
-              <w:t xml:space="preserve">        return "n/a"</w:t>
-            </w:r>
-          </w:p>
-          <w:p>
-            <w:pPr>
-              <w:spacing w:before="0" w:after="0" w:line="240" w:lineRule="auto"/>
-              <w:ind w:left="567" w:hanging="567"/>
-            </w:pPr>
-            <w:r>
-              <w:rPr>
-                <w:rFonts w:ascii="Consolas" w:hAnsi="Consolas" w:eastAsia="Consolas"/>
-                <w:b w:val="0"/>
-                <w:color w:val="5B6875"/>
-                <w:sz w:val="16"/>
-              </w:rPr>
-              <w:t xml:space="preserve">  14  </w:t>
-            </w:r>
-            <w:r>
-              <w:rPr>
-                <w:rFonts w:ascii="Consolas" w:hAnsi="Consolas" w:eastAsia="Consolas"/>
-                <w:b w:val="0"/>
-                <w:sz w:val="16"/>
-              </w:rPr>
-              <w:t xml:space="preserve">    return f"{share * 100:.1f}%"</w:t>
+              <w:t>m.py:17: error: Function is missing a type annotation  [no-untyped-def]</w:t>
             </w:r>
           </w:p>
         </w:tc>
       </w:tr>
     </w:tbl>
+    <w:p/>
     <w:p>
-      <w:pPr>
-        <w:pStyle w:val="ListNumber"/>
-      </w:pPr>
-      <w:r>
-        <w:rPr>
-          <w:b/>
-        </w:rPr>
-        <w:t xml:space="preserve">Line 1. </w:t>
-      </w:r>
-      <w:r>
-        <w:rPr>
-          <w:b w:val="0"/>
-          <w:i w:val="0"/>
-        </w:rPr>
-        <w:t>The return type admits None, so mypy makes every caller handle it.</w:t>
+      <w:r>
+        <w:rPr>
+          <w:b w:val="0"/>
+          <w:i w:val="0"/>
+        </w:rPr>
+        <w:t xml:space="preserve">Line 14 multiplies a </w:t>
+      </w:r>
+      <w:r>
+        <w:rPr>
+          <w:rFonts w:ascii="Consolas" w:hAnsi="Consolas" w:eastAsia="Consolas"/>
+          <w:b w:val="0"/>
+          <w:sz w:val="19"/>
+        </w:rPr>
+        <w:t>float | None</w:t>
+      </w:r>
+      <w:r>
+        <w:rPr>
+          <w:b w:val="0"/>
+          <w:i w:val="0"/>
+        </w:rPr>
+        <w:t xml:space="preserve"> by 100. When the total weight is zero, the function returns </w:t>
+      </w:r>
+      <w:r>
+        <w:rPr>
+          <w:rFonts w:ascii="Consolas" w:hAnsi="Consolas" w:eastAsia="Consolas"/>
+          <w:b w:val="0"/>
+          <w:sz w:val="19"/>
+        </w:rPr>
+        <w:t>None</w:t>
+      </w:r>
+      <w:r>
+        <w:rPr>
+          <w:b w:val="0"/>
+          <w:i w:val="0"/>
+        </w:rPr>
+        <w:t xml:space="preserve"> and the report crashes. mypy found the zero-weight bug without any test data.</w:t>
       </w:r>
     </w:p>
     <w:p>
-      <w:pPr>
-        <w:pStyle w:val="ListNumber"/>
-      </w:pPr>
-      <w:r>
-        <w:rPr>
-          <w:b/>
-        </w:rPr>
-        <w:t xml:space="preserve">Line 6. </w:t>
-      </w:r>
-      <w:r>
-        <w:rPr>
-          <w:b w:val="0"/>
-          <w:i w:val="0"/>
-        </w:rPr>
-        <w:t>Unequal lengths raise ValueError instead of dropping rows.</w:t>
+      <w:r>
+        <w:rPr>
+          <w:b w:val="0"/>
+          <w:i w:val="0"/>
+        </w:rPr>
+        <w:t>Daily habits:</w:t>
       </w:r>
     </w:p>
     <w:p>
       <w:pPr>
-        <w:pStyle w:val="ListNumber"/>
-      </w:pPr>
-      <w:r>
-        <w:rPr>
-          <w:b/>
-        </w:rPr>
-        <w:t xml:space="preserve">Line 12. </w:t>
-      </w:r>
-      <w:r>
-        <w:rPr>
-          <w:b w:val="0"/>
-          <w:i w:val="0"/>
-        </w:rPr>
-        <w:t>The case mypy flagged, handled on purpose.</w:t>
+        <w:pStyle w:val="ListBullet"/>
+      </w:pPr>
+      <w:r>
+        <w:rPr>
+          <w:b w:val="0"/>
+          <w:i w:val="0"/>
+        </w:rPr>
+        <w:t xml:space="preserve">Configure both once in </w:t>
+      </w:r>
+      <w:r>
+        <w:rPr>
+          <w:rFonts w:ascii="Consolas" w:hAnsi="Consolas" w:eastAsia="Consolas"/>
+          <w:b w:val="0"/>
+          <w:sz w:val="19"/>
+        </w:rPr>
+        <w:t>pyproject.toml</w:t>
+      </w:r>
+      <w:r>
+        <w:rPr>
+          <w:b w:val="0"/>
+          <w:i w:val="0"/>
+        </w:rPr>
+        <w:t xml:space="preserve"> (</w:t>
+      </w:r>
+      <w:r>
+        <w:rPr>
+          <w:rFonts w:ascii="Consolas" w:hAnsi="Consolas" w:eastAsia="Consolas"/>
+          <w:b w:val="0"/>
+          <w:sz w:val="19"/>
+        </w:rPr>
+        <w:t>[tool.ruff]</w:t>
+      </w:r>
+      <w:r>
+        <w:rPr>
+          <w:b w:val="0"/>
+          <w:i w:val="0"/>
+        </w:rPr>
+        <w:t xml:space="preserve"> with the rule sets you want, </w:t>
+      </w:r>
+      <w:r>
+        <w:rPr>
+          <w:rFonts w:ascii="Consolas" w:hAnsi="Consolas" w:eastAsia="Consolas"/>
+          <w:b w:val="0"/>
+          <w:sz w:val="19"/>
+        </w:rPr>
+        <w:t>[tool.mypy]</w:t>
+      </w:r>
+      <w:r>
+        <w:rPr>
+          <w:b w:val="0"/>
+          <w:i w:val="0"/>
+        </w:rPr>
+        <w:t xml:space="preserve"> with </w:t>
+      </w:r>
+      <w:r>
+        <w:rPr>
+          <w:rFonts w:ascii="Consolas" w:hAnsi="Consolas" w:eastAsia="Consolas"/>
+          <w:b w:val="0"/>
+          <w:sz w:val="19"/>
+        </w:rPr>
+        <w:t>strict = true</w:t>
+      </w:r>
+      <w:r>
+        <w:rPr>
+          <w:b w:val="0"/>
+          <w:i w:val="0"/>
+        </w:rPr>
+        <w:t>).</w:t>
       </w:r>
     </w:p>
     <w:p>
-      <w:r>
-        <w:rPr>
-          <w:b w:val="0"/>
-          <w:i w:val="0"/>
-        </w:rPr>
-        <w:t>ruff and mypy found an unused import, a silent truncation and a crash on zero weight, before anyone wrote a test.</w:t>
+      <w:pPr>
+        <w:pStyle w:val="ListBullet"/>
+      </w:pPr>
+      <w:r>
+        <w:rPr>
+          <w:b w:val="0"/>
+          <w:i w:val="0"/>
+        </w:rPr>
+        <w:t xml:space="preserve">Run </w:t>
+      </w:r>
+      <w:r>
+        <w:rPr>
+          <w:rFonts w:ascii="Consolas" w:hAnsi="Consolas" w:eastAsia="Consolas"/>
+          <w:b w:val="0"/>
+          <w:sz w:val="19"/>
+        </w:rPr>
+        <w:t>ruff check --fix .</w:t>
+      </w:r>
+      <w:r>
+        <w:rPr>
+          <w:b w:val="0"/>
+          <w:i w:val="0"/>
+        </w:rPr>
+        <w:t xml:space="preserve"> and </w:t>
+      </w:r>
+      <w:r>
+        <w:rPr>
+          <w:rFonts w:ascii="Consolas" w:hAnsi="Consolas" w:eastAsia="Consolas"/>
+          <w:b w:val="0"/>
+          <w:sz w:val="19"/>
+        </w:rPr>
+        <w:t>ruff format .</w:t>
+      </w:r>
+      <w:r>
+        <w:rPr>
+          <w:b w:val="0"/>
+          <w:i w:val="0"/>
+        </w:rPr>
+        <w:t xml:space="preserve"> before each commit. </w:t>
+      </w:r>
+      <w:r>
+        <w:rPr>
+          <w:rFonts w:ascii="Consolas" w:hAnsi="Consolas" w:eastAsia="Consolas"/>
+          <w:b w:val="0"/>
+          <w:sz w:val="19"/>
+        </w:rPr>
+        <w:t>--fix</w:t>
+      </w:r>
+      <w:r>
+        <w:rPr>
+          <w:b w:val="0"/>
+          <w:i w:val="0"/>
+        </w:rPr>
+        <w:t xml:space="preserve"> applies only safe fixes.</w:t>
       </w:r>
     </w:p>
     <w:p>
       <w:pPr>
-        <w:pStyle w:val="Heading4"/>
-      </w:pPr>
-      <w:r>
-        <w:t>Recap card</w:t>
+        <w:pStyle w:val="ListBullet"/>
+      </w:pPr>
+      <w:r>
+        <w:rPr>
+          <w:b w:val="0"/>
+          <w:i w:val="0"/>
+        </w:rPr>
+        <w:t xml:space="preserve">Run </w:t>
+      </w:r>
+      <w:r>
+        <w:rPr>
+          <w:rFonts w:ascii="Consolas" w:hAnsi="Consolas" w:eastAsia="Consolas"/>
+          <w:b w:val="0"/>
+          <w:sz w:val="19"/>
+        </w:rPr>
+        <w:t>mypy</w:t>
+      </w:r>
+      <w:r>
+        <w:rPr>
+          <w:b w:val="0"/>
+          <w:i w:val="0"/>
+        </w:rPr>
+        <w:t xml:space="preserve"> on </w:t>
+      </w:r>
+      <w:r>
+        <w:rPr>
+          <w:rFonts w:ascii="Consolas" w:hAnsi="Consolas" w:eastAsia="Consolas"/>
+          <w:b w:val="0"/>
+          <w:sz w:val="19"/>
+        </w:rPr>
+        <w:t>src/</w:t>
+      </w:r>
+      <w:r>
+        <w:rPr>
+          <w:b w:val="0"/>
+          <w:i w:val="0"/>
+        </w:rPr>
+        <w:t xml:space="preserve"> and </w:t>
+      </w:r>
+      <w:r>
+        <w:rPr>
+          <w:rFonts w:ascii="Consolas" w:hAnsi="Consolas" w:eastAsia="Consolas"/>
+          <w:b w:val="0"/>
+          <w:sz w:val="19"/>
+        </w:rPr>
+        <w:t>tests/</w:t>
+      </w:r>
+      <w:r>
+        <w:rPr>
+          <w:b w:val="0"/>
+          <w:i w:val="0"/>
+        </w:rPr>
+        <w:t xml:space="preserve">. Fix errors by handling the case, not by adding </w:t>
+      </w:r>
+      <w:r>
+        <w:rPr>
+          <w:rFonts w:ascii="Consolas" w:hAnsi="Consolas" w:eastAsia="Consolas"/>
+          <w:b w:val="0"/>
+          <w:sz w:val="19"/>
+        </w:rPr>
+        <w:t># type: ignore</w:t>
+      </w:r>
+      <w:r>
+        <w:rPr>
+          <w:b w:val="0"/>
+          <w:i w:val="0"/>
+        </w:rPr>
+        <w:t>.</w:t>
       </w:r>
     </w:p>
     <w:p>
@@ -5912,99 +5239,158 @@
       </w:pPr>
       <w:r>
         <w:rPr>
-          <w:b/>
-          <w:i w:val="0"/>
-        </w:rPr>
-        <w:t>Why does ruff flag zip() without strict= (B905)?</w:t>
-      </w:r>
-      <w:r>
-        <w:rPr>
-          <w:b w:val="0"/>
-          <w:i w:val="0"/>
-        </w:rPr>
-        <w:t xml:space="preserve"> zip silently truncates to the shorter input. strict=True raises ValueError instead.</w:t>
+          <w:b w:val="0"/>
+          <w:i w:val="0"/>
+        </w:rPr>
+        <w:t>Run the same commands in CI (lesson A10-L3), so the rules are not optional.</w:t>
       </w:r>
     </w:p>
     <w:p>
-      <w:pPr>
-        <w:pStyle w:val="ListBullet"/>
-      </w:pPr>
-      <w:r>
-        <w:rPr>
-          <w:b/>
-          <w:i w:val="0"/>
-        </w:rPr>
-        <w:t>mypy says None * int is unsupported. The fix?</w:t>
-      </w:r>
-      <w:r>
-        <w:rPr>
-          <w:b w:val="0"/>
-          <w:i w:val="0"/>
-        </w:rPr>
-        <w:t xml:space="preserve"> Handle the None case in code. Never # type: ignore it away.</w:t>
+      <w:r>
+        <w:rPr>
+          <w:b w:val="0"/>
+          <w:i w:val="0"/>
+        </w:rPr>
+        <w:t xml:space="preserve">Libraries without type information show </w:t>
+      </w:r>
+      <w:r>
+        <w:rPr>
+          <w:rFonts w:ascii="Consolas" w:hAnsi="Consolas" w:eastAsia="Consolas"/>
+          <w:b w:val="0"/>
+          <w:sz w:val="19"/>
+        </w:rPr>
+        <w:t>import-untyped</w:t>
+      </w:r>
+      <w:r>
+        <w:rPr>
+          <w:b w:val="0"/>
+          <w:i w:val="0"/>
+        </w:rPr>
+        <w:t xml:space="preserve"> or missing-stub notes. Install the stub package if one exists, or add a targeted </w:t>
+      </w:r>
+      <w:r>
+        <w:rPr>
+          <w:rFonts w:ascii="Consolas" w:hAnsi="Consolas" w:eastAsia="Consolas"/>
+          <w:b w:val="0"/>
+          <w:sz w:val="19"/>
+        </w:rPr>
+        <w:t>[[tool.mypy.overrides]]</w:t>
+      </w:r>
+      <w:r>
+        <w:rPr>
+          <w:b w:val="0"/>
+          <w:i w:val="0"/>
+        </w:rPr>
+        <w:t xml:space="preserve"> with </w:t>
+      </w:r>
+      <w:r>
+        <w:rPr>
+          <w:rFonts w:ascii="Consolas" w:hAnsi="Consolas" w:eastAsia="Consolas"/>
+          <w:b w:val="0"/>
+          <w:sz w:val="19"/>
+        </w:rPr>
+        <w:t>ignore_missing_imports = true</w:t>
+      </w:r>
+      <w:r>
+        <w:rPr>
+          <w:b w:val="0"/>
+          <w:i w:val="0"/>
+        </w:rPr>
+        <w:t xml:space="preserve"> for that module only.</w:t>
       </w:r>
     </w:p>
     <w:p>
       <w:pPr>
-        <w:pStyle w:val="ListBullet"/>
-      </w:pPr>
-      <w:r>
-        <w:rPr>
-          <w:b/>
-          <w:i w:val="0"/>
-        </w:rPr>
-        <w:t>Daily commands before a commit</w:t>
-      </w:r>
-      <w:r>
-        <w:rPr>
-          <w:b w:val="0"/>
-          <w:i w:val="0"/>
-        </w:rPr>
-        <w:t xml:space="preserve"> ruff check --fix ., ruff format ., mypy.</w:t>
+        <w:pStyle w:val="Heading4"/>
+      </w:pPr>
+      <w:r>
+        <w:t>Why it matters</w:t>
       </w:r>
     </w:p>
     <w:p>
-      <w:pPr>
-        <w:pStyle w:val="ListBullet"/>
-      </w:pPr>
-      <w:r>
-        <w:rPr>
-          <w:b/>
-          <w:i w:val="0"/>
-        </w:rPr>
-        <w:t>Missing stubs for one library</w:t>
-      </w:r>
-      <w:r>
-        <w:rPr>
-          <w:b w:val="0"/>
-          <w:i w:val="0"/>
-        </w:rPr>
-        <w:t xml:space="preserve"> Install types-&lt;lib&gt; if it exists, otherwise a per-module mypy override. Never global.</w:t>
+      <w:r>
+        <w:rPr>
+          <w:b w:val="0"/>
+          <w:i w:val="0"/>
+        </w:rPr>
+        <w:t xml:space="preserve">A reporting script formats a weighted share as </w:t>
+      </w:r>
+      <w:r>
+        <w:rPr>
+          <w:rFonts w:ascii="Consolas" w:hAnsi="Consolas" w:eastAsia="Consolas"/>
+          <w:b w:val="0"/>
+          <w:sz w:val="19"/>
+        </w:rPr>
+        <w:t>f"{share * 100:.1f}%"</w:t>
+      </w:r>
+      <w:r>
+        <w:rPr>
+          <w:b w:val="0"/>
+          <w:i w:val="0"/>
+        </w:rPr>
+        <w:t xml:space="preserve">. For eleven months every subgroup has respondents. Then a new region with no fieldwork yet appears in the sample frame, its total weight is zero, </w:t>
+      </w:r>
+      <w:r>
+        <w:rPr>
+          <w:rFonts w:ascii="Consolas" w:hAnsi="Consolas" w:eastAsia="Consolas"/>
+          <w:b w:val="0"/>
+          <w:sz w:val="19"/>
+        </w:rPr>
+        <w:t>weighted_share</w:t>
+      </w:r>
+      <w:r>
+        <w:rPr>
+          <w:b w:val="0"/>
+          <w:i w:val="0"/>
+        </w:rPr>
+        <w:t xml:space="preserve"> returns </w:t>
+      </w:r>
+      <w:r>
+        <w:rPr>
+          <w:rFonts w:ascii="Consolas" w:hAnsi="Consolas" w:eastAsia="Consolas"/>
+          <w:b w:val="0"/>
+          <w:sz w:val="19"/>
+        </w:rPr>
+        <w:t>None</w:t>
+      </w:r>
+      <w:r>
+        <w:rPr>
+          <w:b w:val="0"/>
+          <w:i w:val="0"/>
+        </w:rPr>
+        <w:t>, and the monthly client pack fails to build on deadline day.</w:t>
       </w:r>
     </w:p>
     <w:p>
-      <w:pPr>
-        <w:pStyle w:val="Heading4"/>
-      </w:pPr>
-      <w:r>
-        <w:t>Practice</w:t>
+      <w:r>
+        <w:rPr>
+          <w:b w:val="0"/>
+          <w:i w:val="0"/>
+        </w:rPr>
+        <w:t xml:space="preserve">mypy flags </w:t>
+      </w:r>
+      <w:r>
+        <w:rPr>
+          <w:rFonts w:ascii="Consolas" w:hAnsi="Consolas" w:eastAsia="Consolas"/>
+          <w:b w:val="0"/>
+          <w:sz w:val="19"/>
+        </w:rPr>
+        <w:t>None * 100</w:t>
+      </w:r>
+      <w:r>
+        <w:rPr>
+          <w:b w:val="0"/>
+          <w:i w:val="0"/>
+        </w:rPr>
+        <w:t xml:space="preserve"> the first time it runs on the file. The fix is two lines, written months before the failure.</w:t>
       </w:r>
     </w:p>
     <w:p>
       <w:pPr>
-        <w:pStyle w:val="Heading5"/>
-      </w:pPr>
-      <w:r>
-        <w:t>Exercise 1. Predict the output (level 1)</w:t>
-      </w:r>
-    </w:p>
-    <w:p>
-      <w:r>
-        <w:rPr>
-          <w:b w:val="0"/>
-          <w:i w:val="0"/>
-        </w:rPr>
-        <w:t>What does this print?</w:t>
+        <w:pStyle w:val="Heading4"/>
+      </w:pPr>
+      <w:r>
+        <w:t>Worked example: weak code</w:t>
       </w:r>
     </w:p>
     <w:tbl>
@@ -6030,19 +5416,19 @@
             <w:r>
               <w:rPr>
                 <w:rFonts w:ascii="Consolas" w:hAnsi="Consolas" w:eastAsia="Consolas"/>
+                <w:b/>
+                <w:color w:val="5B6875"/>
+                <w:sz w:val="16"/>
+              </w:rPr>
+              <w:t xml:space="preserve"> [1]  </w:t>
+            </w:r>
+            <w:r>
+              <w:rPr>
+                <w:rFonts w:ascii="Consolas" w:hAnsi="Consolas" w:eastAsia="Consolas"/>
                 <w:b w:val="0"/>
-                <w:color w:val="5B6875"/>
-                <w:sz w:val="16"/>
-              </w:rPr>
-              <w:t xml:space="preserve">   1  </w:t>
-            </w:r>
-            <w:r>
-              <w:rPr>
-                <w:rFonts w:ascii="Consolas" w:hAnsi="Consolas" w:eastAsia="Consolas"/>
-                <w:b w:val="0"/>
-                <w:sz w:val="16"/>
-              </w:rPr>
-              <w:t>flags = [1, 0, 1]</w:t>
+                <w:sz w:val="16"/>
+              </w:rPr>
+              <w:t>import os</w:t>
             </w:r>
           </w:p>
           <w:p>
@@ -6065,7 +5451,7 @@
                 <w:b w:val="0"/>
                 <w:sz w:val="16"/>
               </w:rPr>
-              <w:t>weights = [2.0, 1.0]</w:t>
+              <w:t>import pandas as pd</w:t>
             </w:r>
           </w:p>
           <w:p>
@@ -6088,186 +5474,320 @@
                 <w:b w:val="0"/>
                 <w:sz w:val="16"/>
               </w:rPr>
-              <w:t>print(list(zip(flags, weights)))</w:t>
+              <w:t xml:space="preserve"> </w:t>
+            </w:r>
+          </w:p>
+          <w:p>
+            <w:pPr>
+              <w:spacing w:before="0" w:after="0" w:line="240" w:lineRule="auto"/>
+              <w:ind w:left="567" w:hanging="567"/>
+            </w:pPr>
+            <w:r>
+              <w:rPr>
+                <w:rFonts w:ascii="Consolas" w:hAnsi="Consolas" w:eastAsia="Consolas"/>
+                <w:b w:val="0"/>
+                <w:color w:val="5B6875"/>
+                <w:sz w:val="16"/>
+              </w:rPr>
+              <w:t xml:space="preserve">   4  </w:t>
+            </w:r>
+            <w:r>
+              <w:rPr>
+                <w:rFonts w:ascii="Consolas" w:hAnsi="Consolas" w:eastAsia="Consolas"/>
+                <w:b w:val="0"/>
+                <w:sz w:val="16"/>
+              </w:rPr>
+              <w:t xml:space="preserve"> </w:t>
+            </w:r>
+          </w:p>
+          <w:p>
+            <w:pPr>
+              <w:spacing w:before="0" w:after="0" w:line="240" w:lineRule="auto"/>
+              <w:ind w:left="567" w:hanging="567"/>
+            </w:pPr>
+            <w:r>
+              <w:rPr>
+                <w:rFonts w:ascii="Consolas" w:hAnsi="Consolas" w:eastAsia="Consolas"/>
+                <w:b/>
+                <w:color w:val="5B6875"/>
+                <w:sz w:val="16"/>
+              </w:rPr>
+              <w:t xml:space="preserve"> [2]  </w:t>
+            </w:r>
+            <w:r>
+              <w:rPr>
+                <w:rFonts w:ascii="Consolas" w:hAnsi="Consolas" w:eastAsia="Consolas"/>
+                <w:b w:val="0"/>
+                <w:sz w:val="16"/>
+              </w:rPr>
+              <w:t>def weighted_share(flags, weights):</w:t>
+            </w:r>
+          </w:p>
+          <w:p>
+            <w:pPr>
+              <w:spacing w:before="0" w:after="0" w:line="240" w:lineRule="auto"/>
+              <w:ind w:left="567" w:hanging="567"/>
+            </w:pPr>
+            <w:r>
+              <w:rPr>
+                <w:rFonts w:ascii="Consolas" w:hAnsi="Consolas" w:eastAsia="Consolas"/>
+                <w:b w:val="0"/>
+                <w:color w:val="5B6875"/>
+                <w:sz w:val="16"/>
+              </w:rPr>
+              <w:t xml:space="preserve">   6  </w:t>
+            </w:r>
+            <w:r>
+              <w:rPr>
+                <w:rFonts w:ascii="Consolas" w:hAnsi="Consolas" w:eastAsia="Consolas"/>
+                <w:b w:val="0"/>
+                <w:sz w:val="16"/>
+              </w:rPr>
+              <w:t xml:space="preserve">    total = sum(weights)</w:t>
+            </w:r>
+          </w:p>
+          <w:p>
+            <w:pPr>
+              <w:spacing w:before="0" w:after="0" w:line="240" w:lineRule="auto"/>
+              <w:ind w:left="567" w:hanging="567"/>
+            </w:pPr>
+            <w:r>
+              <w:rPr>
+                <w:rFonts w:ascii="Consolas" w:hAnsi="Consolas" w:eastAsia="Consolas"/>
+                <w:b w:val="0"/>
+                <w:color w:val="5B6875"/>
+                <w:sz w:val="16"/>
+              </w:rPr>
+              <w:t xml:space="preserve">   7  </w:t>
+            </w:r>
+            <w:r>
+              <w:rPr>
+                <w:rFonts w:ascii="Consolas" w:hAnsi="Consolas" w:eastAsia="Consolas"/>
+                <w:b w:val="0"/>
+                <w:sz w:val="16"/>
+              </w:rPr>
+              <w:t xml:space="preserve">    if total == 0:</w:t>
+            </w:r>
+          </w:p>
+          <w:p>
+            <w:pPr>
+              <w:spacing w:before="0" w:after="0" w:line="240" w:lineRule="auto"/>
+              <w:ind w:left="567" w:hanging="567"/>
+            </w:pPr>
+            <w:r>
+              <w:rPr>
+                <w:rFonts w:ascii="Consolas" w:hAnsi="Consolas" w:eastAsia="Consolas"/>
+                <w:b w:val="0"/>
+                <w:color w:val="5B6875"/>
+                <w:sz w:val="16"/>
+              </w:rPr>
+              <w:t xml:space="preserve">   8  </w:t>
+            </w:r>
+            <w:r>
+              <w:rPr>
+                <w:rFonts w:ascii="Consolas" w:hAnsi="Consolas" w:eastAsia="Consolas"/>
+                <w:b w:val="0"/>
+                <w:sz w:val="16"/>
+              </w:rPr>
+              <w:t xml:space="preserve">        return None</w:t>
+            </w:r>
+          </w:p>
+          <w:p>
+            <w:pPr>
+              <w:spacing w:before="0" w:after="0" w:line="240" w:lineRule="auto"/>
+              <w:ind w:left="567" w:hanging="567"/>
+            </w:pPr>
+            <w:r>
+              <w:rPr>
+                <w:rFonts w:ascii="Consolas" w:hAnsi="Consolas" w:eastAsia="Consolas"/>
+                <w:b/>
+                <w:color w:val="5B6875"/>
+                <w:sz w:val="16"/>
+              </w:rPr>
+              <w:t xml:space="preserve"> [3]  </w:t>
+            </w:r>
+            <w:r>
+              <w:rPr>
+                <w:rFonts w:ascii="Consolas" w:hAnsi="Consolas" w:eastAsia="Consolas"/>
+                <w:b w:val="0"/>
+                <w:sz w:val="16"/>
+              </w:rPr>
+              <w:t xml:space="preserve">    return sum(w for f, w in zip(flags, weights) if f == 1) / total</w:t>
+            </w:r>
+          </w:p>
+          <w:p>
+            <w:pPr>
+              <w:spacing w:before="0" w:after="0" w:line="240" w:lineRule="auto"/>
+              <w:ind w:left="567" w:hanging="567"/>
+            </w:pPr>
+            <w:r>
+              <w:rPr>
+                <w:rFonts w:ascii="Consolas" w:hAnsi="Consolas" w:eastAsia="Consolas"/>
+                <w:b w:val="0"/>
+                <w:color w:val="5B6875"/>
+                <w:sz w:val="16"/>
+              </w:rPr>
+              <w:t xml:space="preserve">  10  </w:t>
+            </w:r>
+            <w:r>
+              <w:rPr>
+                <w:rFonts w:ascii="Consolas" w:hAnsi="Consolas" w:eastAsia="Consolas"/>
+                <w:b w:val="0"/>
+                <w:sz w:val="16"/>
+              </w:rPr>
+              <w:t xml:space="preserve"> </w:t>
+            </w:r>
+          </w:p>
+          <w:p>
+            <w:pPr>
+              <w:spacing w:before="0" w:after="0" w:line="240" w:lineRule="auto"/>
+              <w:ind w:left="567" w:hanging="567"/>
+            </w:pPr>
+            <w:r>
+              <w:rPr>
+                <w:rFonts w:ascii="Consolas" w:hAnsi="Consolas" w:eastAsia="Consolas"/>
+                <w:b w:val="0"/>
+                <w:color w:val="5B6875"/>
+                <w:sz w:val="16"/>
+              </w:rPr>
+              <w:t xml:space="preserve">  11  </w:t>
+            </w:r>
+            <w:r>
+              <w:rPr>
+                <w:rFonts w:ascii="Consolas" w:hAnsi="Consolas" w:eastAsia="Consolas"/>
+                <w:b w:val="0"/>
+                <w:sz w:val="16"/>
+              </w:rPr>
+              <w:t xml:space="preserve"> </w:t>
+            </w:r>
+          </w:p>
+          <w:p>
+            <w:pPr>
+              <w:spacing w:before="0" w:after="0" w:line="240" w:lineRule="auto"/>
+              <w:ind w:left="567" w:hanging="567"/>
+            </w:pPr>
+            <w:r>
+              <w:rPr>
+                <w:rFonts w:ascii="Consolas" w:hAnsi="Consolas" w:eastAsia="Consolas"/>
+                <w:b w:val="0"/>
+                <w:color w:val="5B6875"/>
+                <w:sz w:val="16"/>
+              </w:rPr>
+              <w:t xml:space="preserve">  12  </w:t>
+            </w:r>
+            <w:r>
+              <w:rPr>
+                <w:rFonts w:ascii="Consolas" w:hAnsi="Consolas" w:eastAsia="Consolas"/>
+                <w:b w:val="0"/>
+                <w:sz w:val="16"/>
+              </w:rPr>
+              <w:t>def report(flags, weights):</w:t>
+            </w:r>
+          </w:p>
+          <w:p>
+            <w:pPr>
+              <w:spacing w:before="0" w:after="0" w:line="240" w:lineRule="auto"/>
+              <w:ind w:left="567" w:hanging="567"/>
+            </w:pPr>
+            <w:r>
+              <w:rPr>
+                <w:rFonts w:ascii="Consolas" w:hAnsi="Consolas" w:eastAsia="Consolas"/>
+                <w:b/>
+                <w:color w:val="5B6875"/>
+                <w:sz w:val="16"/>
+              </w:rPr>
+              <w:t xml:space="preserve"> [4]  </w:t>
+            </w:r>
+            <w:r>
+              <w:rPr>
+                <w:rFonts w:ascii="Consolas" w:hAnsi="Consolas" w:eastAsia="Consolas"/>
+                <w:b w:val="0"/>
+                <w:sz w:val="16"/>
+              </w:rPr>
+              <w:t xml:space="preserve">    return f"{weighted_share(flags, weights) * 100:.1f}%"</w:t>
             </w:r>
           </w:p>
         </w:tc>
       </w:tr>
     </w:tbl>
-    <w:p/>
     <w:p>
       <w:pPr>
-        <w:pStyle w:val="Heading5"/>
-      </w:pPr>
-      <w:r>
-        <w:t>Exercise 2. Multiple choice (level 2)</w:t>
+        <w:pStyle w:val="ListNumber"/>
+      </w:pPr>
+      <w:r>
+        <w:rPr>
+          <w:b/>
+        </w:rPr>
+        <w:t xml:space="preserve">Line 1. </w:t>
+      </w:r>
+      <w:r>
+        <w:rPr>
+          <w:b w:val="0"/>
+          <w:i w:val="0"/>
+        </w:rPr>
+        <w:t>F401: unused import.</w:t>
       </w:r>
     </w:p>
     <w:p>
-      <w:r>
-        <w:rPr>
-          <w:b w:val="0"/>
-          <w:i w:val="0"/>
-        </w:rPr>
-        <w:t xml:space="preserve">mypy reports </w:t>
-      </w:r>
-      <w:r>
-        <w:rPr>
-          <w:rFonts w:ascii="Consolas" w:hAnsi="Consolas" w:eastAsia="Consolas"/>
-          <w:b w:val="0"/>
-          <w:sz w:val="19"/>
-        </w:rPr>
-        <w:t>Unsupported operand types for * ("None" and "int")</w:t>
-      </w:r>
-      <w:r>
-        <w:rPr>
-          <w:b w:val="0"/>
-          <w:i w:val="0"/>
-        </w:rPr>
-        <w:t xml:space="preserve"> on </w:t>
-      </w:r>
-      <w:r>
-        <w:rPr>
-          <w:rFonts w:ascii="Consolas" w:hAnsi="Consolas" w:eastAsia="Consolas"/>
-          <w:b w:val="0"/>
-          <w:sz w:val="19"/>
-        </w:rPr>
-        <w:t>share * 100</w:t>
-      </w:r>
-      <w:r>
-        <w:rPr>
-          <w:b w:val="0"/>
-          <w:i w:val="0"/>
-        </w:rPr>
-        <w:t>. What is the right fix?</w:t>
+      <w:pPr>
+        <w:pStyle w:val="ListNumber"/>
+      </w:pPr>
+      <w:r>
+        <w:rPr>
+          <w:b/>
+        </w:rPr>
+        <w:t xml:space="preserve">Line 5. </w:t>
+      </w:r>
+      <w:r>
+        <w:rPr>
+          <w:b w:val="0"/>
+          <w:i w:val="0"/>
+        </w:rPr>
+        <w:t>No hints: mypy cannot see that the function can return None.</w:t>
       </w:r>
     </w:p>
     <w:p>
       <w:pPr>
-        <w:pStyle w:val="ListBullet"/>
-      </w:pPr>
-      <w:r>
-        <w:rPr>
-          <w:b w:val="0"/>
-          <w:i w:val="0"/>
-        </w:rPr>
-        <w:t xml:space="preserve">a) Add </w:t>
-      </w:r>
-      <w:r>
-        <w:rPr>
-          <w:rFonts w:ascii="Consolas" w:hAnsi="Consolas" w:eastAsia="Consolas"/>
-          <w:b w:val="0"/>
-          <w:sz w:val="19"/>
-        </w:rPr>
-        <w:t># type: ignore</w:t>
-      </w:r>
-      <w:r>
-        <w:rPr>
-          <w:b w:val="0"/>
-          <w:i w:val="0"/>
-        </w:rPr>
-        <w:t xml:space="preserve"> to the line.</w:t>
+        <w:pStyle w:val="ListNumber"/>
+      </w:pPr>
+      <w:r>
+        <w:rPr>
+          <w:b/>
+        </w:rPr>
+        <w:t xml:space="preserve">Line 9. </w:t>
+      </w:r>
+      <w:r>
+        <w:rPr>
+          <w:b w:val="0"/>
+          <w:i w:val="0"/>
+        </w:rPr>
+        <w:t>B905: zip silently truncates to the shorter list.</w:t>
       </w:r>
     </w:p>
     <w:p>
       <w:pPr>
-        <w:pStyle w:val="ListBullet"/>
-      </w:pPr>
-      <w:r>
-        <w:rPr>
-          <w:b w:val="0"/>
-          <w:i w:val="0"/>
-        </w:rPr>
-        <w:t>b) Handle the None case before the multiplication.</w:t>
+        <w:pStyle w:val="ListNumber"/>
+      </w:pPr>
+      <w:r>
+        <w:rPr>
+          <w:b/>
+        </w:rPr>
+        <w:t xml:space="preserve">Line 13. </w:t>
+      </w:r>
+      <w:r>
+        <w:rPr>
+          <w:b w:val="0"/>
+          <w:i w:val="0"/>
+        </w:rPr>
+        <w:t>Crashes with TypeError when the share is None.</w:t>
       </w:r>
     </w:p>
     <w:p>
       <w:pPr>
-        <w:pStyle w:val="ListBullet"/>
-      </w:pPr>
-      <w:r>
-        <w:rPr>
-          <w:b w:val="0"/>
-          <w:i w:val="0"/>
-        </w:rPr>
-        <w:t xml:space="preserve">c) Change the return type to </w:t>
-      </w:r>
-      <w:r>
-        <w:rPr>
-          <w:rFonts w:ascii="Consolas" w:hAnsi="Consolas" w:eastAsia="Consolas"/>
-          <w:b w:val="0"/>
-          <w:sz w:val="19"/>
-        </w:rPr>
-        <w:t>float</w:t>
-      </w:r>
-      <w:r>
-        <w:rPr>
-          <w:b w:val="0"/>
-          <w:i w:val="0"/>
-        </w:rPr>
-        <w:t xml:space="preserve"> and keep returning None.</w:t>
-      </w:r>
-    </w:p>
-    <w:p>
-      <w:pPr>
-        <w:pStyle w:val="ListBullet"/>
-      </w:pPr>
-      <w:r>
-        <w:rPr>
-          <w:b w:val="0"/>
-          <w:i w:val="0"/>
-        </w:rPr>
-        <w:t>d) Turn off strict mode.</w:t>
-      </w:r>
-    </w:p>
-    <w:p>
-      <w:r>
-        <w:rPr>
-          <w:b/>
-          <w:i w:val="0"/>
-        </w:rPr>
-        <w:t>Why?</w:t>
-      </w:r>
-    </w:p>
-    <w:p>
-      <w:pPr>
-        <w:pStyle w:val="ListBullet"/>
-      </w:pPr>
-      <w:r>
-        <w:rPr>
-          <w:b w:val="0"/>
-          <w:i w:val="0"/>
-        </w:rPr>
-        <w:t>r1) mypy found a real path where the value is None. Handling it removes the crash.</w:t>
-      </w:r>
-    </w:p>
-    <w:p>
-      <w:pPr>
-        <w:pStyle w:val="ListBullet"/>
-      </w:pPr>
-      <w:r>
-        <w:rPr>
-          <w:b w:val="0"/>
-          <w:i w:val="0"/>
-        </w:rPr>
-        <w:t>r2) mypy errors are style issues.</w:t>
-      </w:r>
-    </w:p>
-    <w:p>
-      <w:pPr>
-        <w:pStyle w:val="Heading5"/>
-      </w:pPr>
-      <w:r>
-        <w:t>Exercise 3. Fill the gap (level 2)</w:t>
-      </w:r>
-    </w:p>
-    <w:p>
-      <w:r>
-        <w:rPr>
-          <w:b w:val="0"/>
-          <w:i w:val="0"/>
-        </w:rPr>
-        <w:t>Complete the pre-commit routine: apply safe lint fixes, format, then type-check.</w:t>
+        <w:pStyle w:val="Heading4"/>
+      </w:pPr>
+      <w:r>
+        <w:t>Worked example: strong code</w:t>
       </w:r>
     </w:p>
     <w:tbl>
@@ -6293,19 +5813,19 @@
             <w:r>
               <w:rPr>
                 <w:rFonts w:ascii="Consolas" w:hAnsi="Consolas" w:eastAsia="Consolas"/>
+                <w:b/>
+                <w:color w:val="5B6875"/>
+                <w:sz w:val="16"/>
+              </w:rPr>
+              <w:t xml:space="preserve"> [1]  </w:t>
+            </w:r>
+            <w:r>
+              <w:rPr>
+                <w:rFonts w:ascii="Consolas" w:hAnsi="Consolas" w:eastAsia="Consolas"/>
                 <w:b w:val="0"/>
-                <w:color w:val="5B6875"/>
-                <w:sz w:val="16"/>
-              </w:rPr>
-              <w:t xml:space="preserve">   1  </w:t>
-            </w:r>
-            <w:r>
-              <w:rPr>
-                <w:rFonts w:ascii="Consolas" w:hAnsi="Consolas" w:eastAsia="Consolas"/>
-                <w:b w:val="0"/>
-                <w:sz w:val="16"/>
-              </w:rPr>
-              <w:t>ruff check _____(1) .</w:t>
+                <w:sz w:val="16"/>
+              </w:rPr>
+              <w:t>def weighted_share(flags: list[int], weights: list[float]) -&gt; float | None:</w:t>
             </w:r>
           </w:p>
           <w:p>
@@ -6328,7 +5848,7 @@
                 <w:b w:val="0"/>
                 <w:sz w:val="16"/>
               </w:rPr>
-              <w:t>ruff _____(2) .</w:t>
+              <w:t xml:space="preserve">    """Weighted share of flagged rows, or None when the total weight is 0."""</w:t>
             </w:r>
           </w:p>
           <w:p>
@@ -6351,7 +5871,519 @@
                 <w:b w:val="0"/>
                 <w:sz w:val="16"/>
               </w:rPr>
-              <w:t>_____(3)</w:t>
+              <w:t xml:space="preserve">    total = sum(weights)</w:t>
+            </w:r>
+          </w:p>
+          <w:p>
+            <w:pPr>
+              <w:spacing w:before="0" w:after="0" w:line="240" w:lineRule="auto"/>
+              <w:ind w:left="567" w:hanging="567"/>
+            </w:pPr>
+            <w:r>
+              <w:rPr>
+                <w:rFonts w:ascii="Consolas" w:hAnsi="Consolas" w:eastAsia="Consolas"/>
+                <w:b w:val="0"/>
+                <w:color w:val="5B6875"/>
+                <w:sz w:val="16"/>
+              </w:rPr>
+              <w:t xml:space="preserve">   4  </w:t>
+            </w:r>
+            <w:r>
+              <w:rPr>
+                <w:rFonts w:ascii="Consolas" w:hAnsi="Consolas" w:eastAsia="Consolas"/>
+                <w:b w:val="0"/>
+                <w:sz w:val="16"/>
+              </w:rPr>
+              <w:t xml:space="preserve">    if total == 0:</w:t>
+            </w:r>
+          </w:p>
+          <w:p>
+            <w:pPr>
+              <w:spacing w:before="0" w:after="0" w:line="240" w:lineRule="auto"/>
+              <w:ind w:left="567" w:hanging="567"/>
+            </w:pPr>
+            <w:r>
+              <w:rPr>
+                <w:rFonts w:ascii="Consolas" w:hAnsi="Consolas" w:eastAsia="Consolas"/>
+                <w:b w:val="0"/>
+                <w:color w:val="5B6875"/>
+                <w:sz w:val="16"/>
+              </w:rPr>
+              <w:t xml:space="preserve">   5  </w:t>
+            </w:r>
+            <w:r>
+              <w:rPr>
+                <w:rFonts w:ascii="Consolas" w:hAnsi="Consolas" w:eastAsia="Consolas"/>
+                <w:b w:val="0"/>
+                <w:sz w:val="16"/>
+              </w:rPr>
+              <w:t xml:space="preserve">        return None</w:t>
+            </w:r>
+          </w:p>
+          <w:p>
+            <w:pPr>
+              <w:spacing w:before="0" w:after="0" w:line="240" w:lineRule="auto"/>
+              <w:ind w:left="567" w:hanging="567"/>
+            </w:pPr>
+            <w:r>
+              <w:rPr>
+                <w:rFonts w:ascii="Consolas" w:hAnsi="Consolas" w:eastAsia="Consolas"/>
+                <w:b/>
+                <w:color w:val="5B6875"/>
+                <w:sz w:val="16"/>
+              </w:rPr>
+              <w:t xml:space="preserve"> [2]  </w:t>
+            </w:r>
+            <w:r>
+              <w:rPr>
+                <w:rFonts w:ascii="Consolas" w:hAnsi="Consolas" w:eastAsia="Consolas"/>
+                <w:b w:val="0"/>
+                <w:sz w:val="16"/>
+              </w:rPr>
+              <w:t xml:space="preserve">    return sum(w for f, w in zip(flags, weights, strict=True) if f == 1) / total</w:t>
+            </w:r>
+          </w:p>
+          <w:p>
+            <w:pPr>
+              <w:spacing w:before="0" w:after="0" w:line="240" w:lineRule="auto"/>
+              <w:ind w:left="567" w:hanging="567"/>
+            </w:pPr>
+            <w:r>
+              <w:rPr>
+                <w:rFonts w:ascii="Consolas" w:hAnsi="Consolas" w:eastAsia="Consolas"/>
+                <w:b w:val="0"/>
+                <w:color w:val="5B6875"/>
+                <w:sz w:val="16"/>
+              </w:rPr>
+              <w:t xml:space="preserve">   7  </w:t>
+            </w:r>
+            <w:r>
+              <w:rPr>
+                <w:rFonts w:ascii="Consolas" w:hAnsi="Consolas" w:eastAsia="Consolas"/>
+                <w:b w:val="0"/>
+                <w:sz w:val="16"/>
+              </w:rPr>
+              <w:t xml:space="preserve"> </w:t>
+            </w:r>
+          </w:p>
+          <w:p>
+            <w:pPr>
+              <w:spacing w:before="0" w:after="0" w:line="240" w:lineRule="auto"/>
+              <w:ind w:left="567" w:hanging="567"/>
+            </w:pPr>
+            <w:r>
+              <w:rPr>
+                <w:rFonts w:ascii="Consolas" w:hAnsi="Consolas" w:eastAsia="Consolas"/>
+                <w:b w:val="0"/>
+                <w:color w:val="5B6875"/>
+                <w:sz w:val="16"/>
+              </w:rPr>
+              <w:t xml:space="preserve">   8  </w:t>
+            </w:r>
+            <w:r>
+              <w:rPr>
+                <w:rFonts w:ascii="Consolas" w:hAnsi="Consolas" w:eastAsia="Consolas"/>
+                <w:b w:val="0"/>
+                <w:sz w:val="16"/>
+              </w:rPr>
+              <w:t xml:space="preserve"> </w:t>
+            </w:r>
+          </w:p>
+          <w:p>
+            <w:pPr>
+              <w:spacing w:before="0" w:after="0" w:line="240" w:lineRule="auto"/>
+              <w:ind w:left="567" w:hanging="567"/>
+            </w:pPr>
+            <w:r>
+              <w:rPr>
+                <w:rFonts w:ascii="Consolas" w:hAnsi="Consolas" w:eastAsia="Consolas"/>
+                <w:b w:val="0"/>
+                <w:color w:val="5B6875"/>
+                <w:sz w:val="16"/>
+              </w:rPr>
+              <w:t xml:space="preserve">   9  </w:t>
+            </w:r>
+            <w:r>
+              <w:rPr>
+                <w:rFonts w:ascii="Consolas" w:hAnsi="Consolas" w:eastAsia="Consolas"/>
+                <w:b w:val="0"/>
+                <w:sz w:val="16"/>
+              </w:rPr>
+              <w:t>def report(flags: list[int], weights: list[float]) -&gt; str:</w:t>
+            </w:r>
+          </w:p>
+          <w:p>
+            <w:pPr>
+              <w:spacing w:before="0" w:after="0" w:line="240" w:lineRule="auto"/>
+              <w:ind w:left="567" w:hanging="567"/>
+            </w:pPr>
+            <w:r>
+              <w:rPr>
+                <w:rFonts w:ascii="Consolas" w:hAnsi="Consolas" w:eastAsia="Consolas"/>
+                <w:b w:val="0"/>
+                <w:color w:val="5B6875"/>
+                <w:sz w:val="16"/>
+              </w:rPr>
+              <w:t xml:space="preserve">  10  </w:t>
+            </w:r>
+            <w:r>
+              <w:rPr>
+                <w:rFonts w:ascii="Consolas" w:hAnsi="Consolas" w:eastAsia="Consolas"/>
+                <w:b w:val="0"/>
+                <w:sz w:val="16"/>
+              </w:rPr>
+              <w:t xml:space="preserve">    """Share as a percentage string, or 'n/a' when undefined."""</w:t>
+            </w:r>
+          </w:p>
+          <w:p>
+            <w:pPr>
+              <w:spacing w:before="0" w:after="0" w:line="240" w:lineRule="auto"/>
+              <w:ind w:left="567" w:hanging="567"/>
+            </w:pPr>
+            <w:r>
+              <w:rPr>
+                <w:rFonts w:ascii="Consolas" w:hAnsi="Consolas" w:eastAsia="Consolas"/>
+                <w:b w:val="0"/>
+                <w:color w:val="5B6875"/>
+                <w:sz w:val="16"/>
+              </w:rPr>
+              <w:t xml:space="preserve">  11  </w:t>
+            </w:r>
+            <w:r>
+              <w:rPr>
+                <w:rFonts w:ascii="Consolas" w:hAnsi="Consolas" w:eastAsia="Consolas"/>
+                <w:b w:val="0"/>
+                <w:sz w:val="16"/>
+              </w:rPr>
+              <w:t xml:space="preserve">    share = weighted_share(flags, weights)</w:t>
+            </w:r>
+          </w:p>
+          <w:p>
+            <w:pPr>
+              <w:spacing w:before="0" w:after="0" w:line="240" w:lineRule="auto"/>
+              <w:ind w:left="567" w:hanging="567"/>
+            </w:pPr>
+            <w:r>
+              <w:rPr>
+                <w:rFonts w:ascii="Consolas" w:hAnsi="Consolas" w:eastAsia="Consolas"/>
+                <w:b/>
+                <w:color w:val="5B6875"/>
+                <w:sz w:val="16"/>
+              </w:rPr>
+              <w:t xml:space="preserve"> [3]  </w:t>
+            </w:r>
+            <w:r>
+              <w:rPr>
+                <w:rFonts w:ascii="Consolas" w:hAnsi="Consolas" w:eastAsia="Consolas"/>
+                <w:b w:val="0"/>
+                <w:sz w:val="16"/>
+              </w:rPr>
+              <w:t xml:space="preserve">    if share is None:</w:t>
+            </w:r>
+          </w:p>
+          <w:p>
+            <w:pPr>
+              <w:spacing w:before="0" w:after="0" w:line="240" w:lineRule="auto"/>
+              <w:ind w:left="567" w:hanging="567"/>
+            </w:pPr>
+            <w:r>
+              <w:rPr>
+                <w:rFonts w:ascii="Consolas" w:hAnsi="Consolas" w:eastAsia="Consolas"/>
+                <w:b w:val="0"/>
+                <w:color w:val="5B6875"/>
+                <w:sz w:val="16"/>
+              </w:rPr>
+              <w:t xml:space="preserve">  13  </w:t>
+            </w:r>
+            <w:r>
+              <w:rPr>
+                <w:rFonts w:ascii="Consolas" w:hAnsi="Consolas" w:eastAsia="Consolas"/>
+                <w:b w:val="0"/>
+                <w:sz w:val="16"/>
+              </w:rPr>
+              <w:t xml:space="preserve">        return "n/a"</w:t>
+            </w:r>
+          </w:p>
+          <w:p>
+            <w:pPr>
+              <w:spacing w:before="0" w:after="0" w:line="240" w:lineRule="auto"/>
+              <w:ind w:left="567" w:hanging="567"/>
+            </w:pPr>
+            <w:r>
+              <w:rPr>
+                <w:rFonts w:ascii="Consolas" w:hAnsi="Consolas" w:eastAsia="Consolas"/>
+                <w:b w:val="0"/>
+                <w:color w:val="5B6875"/>
+                <w:sz w:val="16"/>
+              </w:rPr>
+              <w:t xml:space="preserve">  14  </w:t>
+            </w:r>
+            <w:r>
+              <w:rPr>
+                <w:rFonts w:ascii="Consolas" w:hAnsi="Consolas" w:eastAsia="Consolas"/>
+                <w:b w:val="0"/>
+                <w:sz w:val="16"/>
+              </w:rPr>
+              <w:t xml:space="preserve">    return f"{share * 100:.1f}%"</w:t>
+            </w:r>
+          </w:p>
+        </w:tc>
+      </w:tr>
+    </w:tbl>
+    <w:p>
+      <w:pPr>
+        <w:pStyle w:val="ListNumber"/>
+      </w:pPr>
+      <w:r>
+        <w:rPr>
+          <w:b/>
+        </w:rPr>
+        <w:t xml:space="preserve">Line 1. </w:t>
+      </w:r>
+      <w:r>
+        <w:rPr>
+          <w:b w:val="0"/>
+          <w:i w:val="0"/>
+        </w:rPr>
+        <w:t>The return type admits None, so mypy makes every caller handle it.</w:t>
+      </w:r>
+    </w:p>
+    <w:p>
+      <w:pPr>
+        <w:pStyle w:val="ListNumber"/>
+      </w:pPr>
+      <w:r>
+        <w:rPr>
+          <w:b/>
+        </w:rPr>
+        <w:t xml:space="preserve">Line 6. </w:t>
+      </w:r>
+      <w:r>
+        <w:rPr>
+          <w:b w:val="0"/>
+          <w:i w:val="0"/>
+        </w:rPr>
+        <w:t>Unequal lengths raise ValueError instead of dropping rows.</w:t>
+      </w:r>
+    </w:p>
+    <w:p>
+      <w:pPr>
+        <w:pStyle w:val="ListNumber"/>
+      </w:pPr>
+      <w:r>
+        <w:rPr>
+          <w:b/>
+        </w:rPr>
+        <w:t xml:space="preserve">Line 12. </w:t>
+      </w:r>
+      <w:r>
+        <w:rPr>
+          <w:b w:val="0"/>
+          <w:i w:val="0"/>
+        </w:rPr>
+        <w:t>The case mypy flagged, handled on purpose.</w:t>
+      </w:r>
+    </w:p>
+    <w:p>
+      <w:r>
+        <w:rPr>
+          <w:b w:val="0"/>
+          <w:i w:val="0"/>
+        </w:rPr>
+        <w:t>ruff and mypy found an unused import, a silent truncation and a crash on zero weight, before anyone wrote a test.</w:t>
+      </w:r>
+    </w:p>
+    <w:p>
+      <w:pPr>
+        <w:pStyle w:val="Heading4"/>
+      </w:pPr>
+      <w:r>
+        <w:t>Recap card</w:t>
+      </w:r>
+    </w:p>
+    <w:p>
+      <w:pPr>
+        <w:pStyle w:val="ListBullet"/>
+      </w:pPr>
+      <w:r>
+        <w:rPr>
+          <w:b/>
+          <w:i w:val="0"/>
+        </w:rPr>
+        <w:t>Why does ruff flag zip() without strict= (B905)?</w:t>
+      </w:r>
+      <w:r>
+        <w:rPr>
+          <w:b w:val="0"/>
+          <w:i w:val="0"/>
+        </w:rPr>
+        <w:t xml:space="preserve"> zip silently truncates to the shorter input. strict=True raises ValueError instead.</w:t>
+      </w:r>
+    </w:p>
+    <w:p>
+      <w:pPr>
+        <w:pStyle w:val="ListBullet"/>
+      </w:pPr>
+      <w:r>
+        <w:rPr>
+          <w:b/>
+          <w:i w:val="0"/>
+        </w:rPr>
+        <w:t>mypy says None * int is unsupported. The fix?</w:t>
+      </w:r>
+      <w:r>
+        <w:rPr>
+          <w:b w:val="0"/>
+          <w:i w:val="0"/>
+        </w:rPr>
+        <w:t xml:space="preserve"> Handle the None case in code. Never # type: ignore it away.</w:t>
+      </w:r>
+    </w:p>
+    <w:p>
+      <w:pPr>
+        <w:pStyle w:val="ListBullet"/>
+      </w:pPr>
+      <w:r>
+        <w:rPr>
+          <w:b/>
+          <w:i w:val="0"/>
+        </w:rPr>
+        <w:t>Daily commands before a commit</w:t>
+      </w:r>
+      <w:r>
+        <w:rPr>
+          <w:b w:val="0"/>
+          <w:i w:val="0"/>
+        </w:rPr>
+        <w:t xml:space="preserve"> ruff check --fix ., ruff format ., mypy.</w:t>
+      </w:r>
+    </w:p>
+    <w:p>
+      <w:pPr>
+        <w:pStyle w:val="ListBullet"/>
+      </w:pPr>
+      <w:r>
+        <w:rPr>
+          <w:b/>
+          <w:i w:val="0"/>
+        </w:rPr>
+        <w:t>Missing stubs for one library</w:t>
+      </w:r>
+      <w:r>
+        <w:rPr>
+          <w:b w:val="0"/>
+          <w:i w:val="0"/>
+        </w:rPr>
+        <w:t xml:space="preserve"> Install types-&lt;lib&gt; if it exists, otherwise a per-module mypy override. Never global.</w:t>
+      </w:r>
+    </w:p>
+    <w:p>
+      <w:pPr>
+        <w:pStyle w:val="Heading4"/>
+      </w:pPr>
+      <w:r>
+        <w:t>Practice</w:t>
+      </w:r>
+    </w:p>
+    <w:p>
+      <w:pPr>
+        <w:pStyle w:val="Heading5"/>
+      </w:pPr>
+      <w:r>
+        <w:t>Exercise 1. Predict the output (level 1)</w:t>
+      </w:r>
+    </w:p>
+    <w:p>
+      <w:r>
+        <w:rPr>
+          <w:b w:val="0"/>
+          <w:i w:val="0"/>
+        </w:rPr>
+        <w:t>What does this print?</w:t>
+      </w:r>
+    </w:p>
+    <w:tbl>
+      <w:tblPr>
+        <w:tblW w:type="auto" w:w="0"/>
+        <w:jc w:val="left"/>
+        <w:tblLook w:firstColumn="1" w:firstRow="1" w:lastColumn="0" w:lastRow="0" w:noHBand="0" w:noVBand="1" w:val="04A0"/>
+      </w:tblPr>
+      <w:tblGrid>
+        <w:gridCol w:w="8221"/>
+      </w:tblGrid>
+      <w:tr>
+        <w:tc>
+          <w:tcPr>
+            <w:tcW w:type="dxa" w:w="8221"/>
+            <w:shd w:val="clear" w:color="auto" w:fill="F2F4F7"/>
+          </w:tcPr>
+          <w:p>
+            <w:pPr>
+              <w:spacing w:before="0" w:after="0" w:line="240" w:lineRule="auto"/>
+              <w:ind w:left="567" w:hanging="567"/>
+            </w:pPr>
+            <w:r>
+              <w:rPr>
+                <w:rFonts w:ascii="Consolas" w:hAnsi="Consolas" w:eastAsia="Consolas"/>
+                <w:b w:val="0"/>
+                <w:color w:val="5B6875"/>
+                <w:sz w:val="16"/>
+              </w:rPr>
+              <w:t xml:space="preserve">   1  </w:t>
+            </w:r>
+            <w:r>
+              <w:rPr>
+                <w:rFonts w:ascii="Consolas" w:hAnsi="Consolas" w:eastAsia="Consolas"/>
+                <w:b w:val="0"/>
+                <w:sz w:val="16"/>
+              </w:rPr>
+              <w:t>flags = [1, 0, 1]</w:t>
+            </w:r>
+          </w:p>
+          <w:p>
+            <w:pPr>
+              <w:spacing w:before="0" w:after="0" w:line="240" w:lineRule="auto"/>
+              <w:ind w:left="567" w:hanging="567"/>
+            </w:pPr>
+            <w:r>
+              <w:rPr>
+                <w:rFonts w:ascii="Consolas" w:hAnsi="Consolas" w:eastAsia="Consolas"/>
+                <w:b w:val="0"/>
+                <w:color w:val="5B6875"/>
+                <w:sz w:val="16"/>
+              </w:rPr>
+              <w:t xml:space="preserve">   2  </w:t>
+            </w:r>
+            <w:r>
+              <w:rPr>
+                <w:rFonts w:ascii="Consolas" w:hAnsi="Consolas" w:eastAsia="Consolas"/>
+                <w:b w:val="0"/>
+                <w:sz w:val="16"/>
+              </w:rPr>
+              <w:t>weights = [2.0, 1.0]</w:t>
+            </w:r>
+          </w:p>
+          <w:p>
+            <w:pPr>
+              <w:spacing w:before="0" w:after="0" w:line="240" w:lineRule="auto"/>
+              <w:ind w:left="567" w:hanging="567"/>
+            </w:pPr>
+            <w:r>
+              <w:rPr>
+                <w:rFonts w:ascii="Consolas" w:hAnsi="Consolas" w:eastAsia="Consolas"/>
+                <w:b w:val="0"/>
+                <w:color w:val="5B6875"/>
+                <w:sz w:val="16"/>
+              </w:rPr>
+              <w:t xml:space="preserve">   3  </w:t>
+            </w:r>
+            <w:r>
+              <w:rPr>
+                <w:rFonts w:ascii="Consolas" w:hAnsi="Consolas" w:eastAsia="Consolas"/>
+                <w:b w:val="0"/>
+                <w:sz w:val="16"/>
+              </w:rPr>
+              <w:t>print(list(zip(flags, weights)))</w:t>
             </w:r>
           </w:p>
         </w:tc>
@@ -6363,7 +6395,7 @@
         <w:pStyle w:val="Heading5"/>
       </w:pPr>
       <w:r>
-        <w:t>Exercise 4. Refactor (level 4)</w:t>
+        <w:t>Exercise 2. Multiple choice (level 2)</w:t>
       </w:r>
     </w:p>
     <w:p>
@@ -6372,6 +6404,269 @@
           <w:b w:val="0"/>
           <w:i w:val="0"/>
         </w:rPr>
+        <w:t xml:space="preserve">mypy reports </w:t>
+      </w:r>
+      <w:r>
+        <w:rPr>
+          <w:rFonts w:ascii="Consolas" w:hAnsi="Consolas" w:eastAsia="Consolas"/>
+          <w:b w:val="0"/>
+          <w:sz w:val="19"/>
+        </w:rPr>
+        <w:t>Unsupported operand types for * ("None" and "int")</w:t>
+      </w:r>
+      <w:r>
+        <w:rPr>
+          <w:b w:val="0"/>
+          <w:i w:val="0"/>
+        </w:rPr>
+        <w:t xml:space="preserve"> on </w:t>
+      </w:r>
+      <w:r>
+        <w:rPr>
+          <w:rFonts w:ascii="Consolas" w:hAnsi="Consolas" w:eastAsia="Consolas"/>
+          <w:b w:val="0"/>
+          <w:sz w:val="19"/>
+        </w:rPr>
+        <w:t>share * 100</w:t>
+      </w:r>
+      <w:r>
+        <w:rPr>
+          <w:b w:val="0"/>
+          <w:i w:val="0"/>
+        </w:rPr>
+        <w:t>. What is the right fix?</w:t>
+      </w:r>
+    </w:p>
+    <w:p>
+      <w:pPr>
+        <w:pStyle w:val="ListBullet"/>
+      </w:pPr>
+      <w:r>
+        <w:rPr>
+          <w:b w:val="0"/>
+          <w:i w:val="0"/>
+        </w:rPr>
+        <w:t xml:space="preserve">a) Add </w:t>
+      </w:r>
+      <w:r>
+        <w:rPr>
+          <w:rFonts w:ascii="Consolas" w:hAnsi="Consolas" w:eastAsia="Consolas"/>
+          <w:b w:val="0"/>
+          <w:sz w:val="19"/>
+        </w:rPr>
+        <w:t># type: ignore</w:t>
+      </w:r>
+      <w:r>
+        <w:rPr>
+          <w:b w:val="0"/>
+          <w:i w:val="0"/>
+        </w:rPr>
+        <w:t xml:space="preserve"> to the line.</w:t>
+      </w:r>
+    </w:p>
+    <w:p>
+      <w:pPr>
+        <w:pStyle w:val="ListBullet"/>
+      </w:pPr>
+      <w:r>
+        <w:rPr>
+          <w:b w:val="0"/>
+          <w:i w:val="0"/>
+        </w:rPr>
+        <w:t>b) Handle the None case before the multiplication.</w:t>
+      </w:r>
+    </w:p>
+    <w:p>
+      <w:pPr>
+        <w:pStyle w:val="ListBullet"/>
+      </w:pPr>
+      <w:r>
+        <w:rPr>
+          <w:b w:val="0"/>
+          <w:i w:val="0"/>
+        </w:rPr>
+        <w:t xml:space="preserve">c) Change the return type to </w:t>
+      </w:r>
+      <w:r>
+        <w:rPr>
+          <w:rFonts w:ascii="Consolas" w:hAnsi="Consolas" w:eastAsia="Consolas"/>
+          <w:b w:val="0"/>
+          <w:sz w:val="19"/>
+        </w:rPr>
+        <w:t>float</w:t>
+      </w:r>
+      <w:r>
+        <w:rPr>
+          <w:b w:val="0"/>
+          <w:i w:val="0"/>
+        </w:rPr>
+        <w:t xml:space="preserve"> and keep returning None.</w:t>
+      </w:r>
+    </w:p>
+    <w:p>
+      <w:pPr>
+        <w:pStyle w:val="ListBullet"/>
+      </w:pPr>
+      <w:r>
+        <w:rPr>
+          <w:b w:val="0"/>
+          <w:i w:val="0"/>
+        </w:rPr>
+        <w:t>d) Turn off strict mode.</w:t>
+      </w:r>
+    </w:p>
+    <w:p>
+      <w:r>
+        <w:rPr>
+          <w:b/>
+          <w:i w:val="0"/>
+        </w:rPr>
+        <w:t>Why?</w:t>
+      </w:r>
+    </w:p>
+    <w:p>
+      <w:pPr>
+        <w:pStyle w:val="ListBullet"/>
+      </w:pPr>
+      <w:r>
+        <w:rPr>
+          <w:b w:val="0"/>
+          <w:i w:val="0"/>
+        </w:rPr>
+        <w:t>r1) mypy found a real path where the value is None. Handling it removes the crash.</w:t>
+      </w:r>
+    </w:p>
+    <w:p>
+      <w:pPr>
+        <w:pStyle w:val="ListBullet"/>
+      </w:pPr>
+      <w:r>
+        <w:rPr>
+          <w:b w:val="0"/>
+          <w:i w:val="0"/>
+        </w:rPr>
+        <w:t>r2) mypy errors are style issues.</w:t>
+      </w:r>
+    </w:p>
+    <w:p>
+      <w:pPr>
+        <w:pStyle w:val="Heading5"/>
+      </w:pPr>
+      <w:r>
+        <w:t>Exercise 3. Fill the gap (level 2)</w:t>
+      </w:r>
+    </w:p>
+    <w:p>
+      <w:r>
+        <w:rPr>
+          <w:b w:val="0"/>
+          <w:i w:val="0"/>
+        </w:rPr>
+        <w:t>Complete the pre-commit routine: apply safe lint fixes, format, then type-check.</w:t>
+      </w:r>
+    </w:p>
+    <w:tbl>
+      <w:tblPr>
+        <w:tblW w:type="auto" w:w="0"/>
+        <w:jc w:val="left"/>
+        <w:tblLook w:firstColumn="1" w:firstRow="1" w:lastColumn="0" w:lastRow="0" w:noHBand="0" w:noVBand="1" w:val="04A0"/>
+      </w:tblPr>
+      <w:tblGrid>
+        <w:gridCol w:w="8221"/>
+      </w:tblGrid>
+      <w:tr>
+        <w:tc>
+          <w:tcPr>
+            <w:tcW w:type="dxa" w:w="8221"/>
+            <w:shd w:val="clear" w:color="auto" w:fill="F2F4F7"/>
+          </w:tcPr>
+          <w:p>
+            <w:pPr>
+              <w:spacing w:before="0" w:after="0" w:line="240" w:lineRule="auto"/>
+              <w:ind w:left="567" w:hanging="567"/>
+            </w:pPr>
+            <w:r>
+              <w:rPr>
+                <w:rFonts w:ascii="Consolas" w:hAnsi="Consolas" w:eastAsia="Consolas"/>
+                <w:b w:val="0"/>
+                <w:color w:val="5B6875"/>
+                <w:sz w:val="16"/>
+              </w:rPr>
+              <w:t xml:space="preserve">   1  </w:t>
+            </w:r>
+            <w:r>
+              <w:rPr>
+                <w:rFonts w:ascii="Consolas" w:hAnsi="Consolas" w:eastAsia="Consolas"/>
+                <w:b w:val="0"/>
+                <w:sz w:val="16"/>
+              </w:rPr>
+              <w:t>ruff check _____(1) .</w:t>
+            </w:r>
+          </w:p>
+          <w:p>
+            <w:pPr>
+              <w:spacing w:before="0" w:after="0" w:line="240" w:lineRule="auto"/>
+              <w:ind w:left="567" w:hanging="567"/>
+            </w:pPr>
+            <w:r>
+              <w:rPr>
+                <w:rFonts w:ascii="Consolas" w:hAnsi="Consolas" w:eastAsia="Consolas"/>
+                <w:b w:val="0"/>
+                <w:color w:val="5B6875"/>
+                <w:sz w:val="16"/>
+              </w:rPr>
+              <w:t xml:space="preserve">   2  </w:t>
+            </w:r>
+            <w:r>
+              <w:rPr>
+                <w:rFonts w:ascii="Consolas" w:hAnsi="Consolas" w:eastAsia="Consolas"/>
+                <w:b w:val="0"/>
+                <w:sz w:val="16"/>
+              </w:rPr>
+              <w:t>ruff _____(2) .</w:t>
+            </w:r>
+          </w:p>
+          <w:p>
+            <w:pPr>
+              <w:spacing w:before="0" w:after="0" w:line="240" w:lineRule="auto"/>
+              <w:ind w:left="567" w:hanging="567"/>
+            </w:pPr>
+            <w:r>
+              <w:rPr>
+                <w:rFonts w:ascii="Consolas" w:hAnsi="Consolas" w:eastAsia="Consolas"/>
+                <w:b w:val="0"/>
+                <w:color w:val="5B6875"/>
+                <w:sz w:val="16"/>
+              </w:rPr>
+              <w:t xml:space="preserve">   3  </w:t>
+            </w:r>
+            <w:r>
+              <w:rPr>
+                <w:rFonts w:ascii="Consolas" w:hAnsi="Consolas" w:eastAsia="Consolas"/>
+                <w:b w:val="0"/>
+                <w:sz w:val="16"/>
+              </w:rPr>
+              <w:t>_____(3)</w:t>
+            </w:r>
+          </w:p>
+        </w:tc>
+      </w:tr>
+    </w:tbl>
+    <w:p/>
+    <w:p>
+      <w:pPr>
+        <w:pStyle w:val="Heading5"/>
+      </w:pPr>
+      <w:r>
+        <w:t>Exercise 4. Refactor (level 4)</w:t>
+      </w:r>
+    </w:p>
+    <w:p>
+      <w:r>
+        <w:rPr>
+          <w:b w:val="0"/>
+          <w:i w:val="0"/>
+        </w:rPr>
         <w:t xml:space="preserve">Make this pass </w:t>
       </w:r>
       <w:r>
@@ -6435,6 +6730,275 @@
         <w:t xml:space="preserve"> instead of crashing.</w:t>
       </w:r>
     </w:p>
+    <w:p>
+      <w:r>
+        <w:rPr>
+          <w:b w:val="0"/>
+          <w:i w:val="0"/>
+        </w:rPr>
+        <w:t>Your code must pass these checks:</w:t>
+      </w:r>
+    </w:p>
+    <w:p>
+      <w:pPr>
+        <w:pStyle w:val="ListBullet"/>
+      </w:pPr>
+      <w:r>
+        <w:rPr>
+          <w:b w:val="0"/>
+          <w:i w:val="0"/>
+        </w:rPr>
+        <w:t>The share of weight 3 out of 4 is 0.75.</w:t>
+      </w:r>
+    </w:p>
+    <w:p>
+      <w:pPr>
+        <w:pStyle w:val="ListBullet"/>
+      </w:pPr>
+      <w:r>
+        <w:rPr>
+          <w:b w:val="0"/>
+          <w:i w:val="0"/>
+        </w:rPr>
+        <w:t>Zero weight: weighted_share returns None and report returns 'n/a'.</w:t>
+      </w:r>
+    </w:p>
+    <w:p>
+      <w:pPr>
+        <w:pStyle w:val="ListBullet"/>
+      </w:pPr>
+      <w:r>
+        <w:rPr>
+          <w:b w:val="0"/>
+          <w:i w:val="0"/>
+        </w:rPr>
+        <w:t>report must format the share as a percentage with one decimal: 75.0%.</w:t>
+      </w:r>
+    </w:p>
+    <w:p>
+      <w:pPr>
+        <w:pStyle w:val="ListBullet"/>
+      </w:pPr>
+      <w:r>
+        <w:rPr>
+          <w:b w:val="0"/>
+          <w:i w:val="0"/>
+        </w:rPr>
+        <w:t>Unequal lengths must raise ValueError.</w:t>
+      </w:r>
+    </w:p>
+    <w:p>
+      <w:r>
+        <w:rPr>
+          <w:b w:val="0"/>
+          <w:i w:val="0"/>
+        </w:rPr>
+        <w:t>Shape of the answer. The reference solution defines these names. Write the bodies yourself.</w:t>
+      </w:r>
+    </w:p>
+    <w:tbl>
+      <w:tblPr>
+        <w:tblW w:type="auto" w:w="0"/>
+        <w:jc w:val="left"/>
+        <w:tblLook w:firstColumn="1" w:firstRow="1" w:lastColumn="0" w:lastRow="0" w:noHBand="0" w:noVBand="1" w:val="04A0"/>
+      </w:tblPr>
+      <w:tblGrid>
+        <w:gridCol w:w="8221"/>
+      </w:tblGrid>
+      <w:tr>
+        <w:tc>
+          <w:tcPr>
+            <w:tcW w:type="dxa" w:w="8221"/>
+            <w:shd w:val="clear" w:color="auto" w:fill="F2F4F7"/>
+          </w:tcPr>
+          <w:p>
+            <w:pPr>
+              <w:spacing w:before="0" w:after="0" w:line="240" w:lineRule="auto"/>
+              <w:ind w:left="567" w:hanging="567"/>
+            </w:pPr>
+            <w:r>
+              <w:rPr>
+                <w:rFonts w:ascii="Consolas" w:hAnsi="Consolas" w:eastAsia="Consolas"/>
+                <w:b w:val="0"/>
+                <w:color w:val="5B6875"/>
+                <w:sz w:val="16"/>
+              </w:rPr>
+              <w:t xml:space="preserve">   1  </w:t>
+            </w:r>
+            <w:r>
+              <w:rPr>
+                <w:rFonts w:ascii="Consolas" w:hAnsi="Consolas" w:eastAsia="Consolas"/>
+                <w:b w:val="0"/>
+                <w:sz w:val="16"/>
+              </w:rPr>
+              <w:t># Weighted share of flagged rows, or None when the total weight is 0.</w:t>
+            </w:r>
+          </w:p>
+          <w:p>
+            <w:pPr>
+              <w:spacing w:before="0" w:after="0" w:line="240" w:lineRule="auto"/>
+              <w:ind w:left="567" w:hanging="567"/>
+            </w:pPr>
+            <w:r>
+              <w:rPr>
+                <w:rFonts w:ascii="Consolas" w:hAnsi="Consolas" w:eastAsia="Consolas"/>
+                <w:b w:val="0"/>
+                <w:color w:val="5B6875"/>
+                <w:sz w:val="16"/>
+              </w:rPr>
+              <w:t xml:space="preserve">   2  </w:t>
+            </w:r>
+            <w:r>
+              <w:rPr>
+                <w:rFonts w:ascii="Consolas" w:hAnsi="Consolas" w:eastAsia="Consolas"/>
+                <w:b w:val="0"/>
+                <w:sz w:val="16"/>
+              </w:rPr>
+              <w:t>def weighted_share(</w:t>
+            </w:r>
+          </w:p>
+          <w:p>
+            <w:pPr>
+              <w:spacing w:before="0" w:after="0" w:line="240" w:lineRule="auto"/>
+              <w:ind w:left="567" w:hanging="567"/>
+            </w:pPr>
+            <w:r>
+              <w:rPr>
+                <w:rFonts w:ascii="Consolas" w:hAnsi="Consolas" w:eastAsia="Consolas"/>
+                <w:b w:val="0"/>
+                <w:color w:val="5B6875"/>
+                <w:sz w:val="16"/>
+              </w:rPr>
+              <w:t xml:space="preserve">   3  </w:t>
+            </w:r>
+            <w:r>
+              <w:rPr>
+                <w:rFonts w:ascii="Consolas" w:hAnsi="Consolas" w:eastAsia="Consolas"/>
+                <w:b w:val="0"/>
+                <w:sz w:val="16"/>
+              </w:rPr>
+              <w:t xml:space="preserve">    flags: list[int],</w:t>
+            </w:r>
+          </w:p>
+          <w:p>
+            <w:pPr>
+              <w:spacing w:before="0" w:after="0" w:line="240" w:lineRule="auto"/>
+              <w:ind w:left="567" w:hanging="567"/>
+            </w:pPr>
+            <w:r>
+              <w:rPr>
+                <w:rFonts w:ascii="Consolas" w:hAnsi="Consolas" w:eastAsia="Consolas"/>
+                <w:b w:val="0"/>
+                <w:color w:val="5B6875"/>
+                <w:sz w:val="16"/>
+              </w:rPr>
+              <w:t xml:space="preserve">   4  </w:t>
+            </w:r>
+            <w:r>
+              <w:rPr>
+                <w:rFonts w:ascii="Consolas" w:hAnsi="Consolas" w:eastAsia="Consolas"/>
+                <w:b w:val="0"/>
+                <w:sz w:val="16"/>
+              </w:rPr>
+              <w:t xml:space="preserve">    weights: list[float],</w:t>
+            </w:r>
+          </w:p>
+          <w:p>
+            <w:pPr>
+              <w:spacing w:before="0" w:after="0" w:line="240" w:lineRule="auto"/>
+              <w:ind w:left="567" w:hanging="567"/>
+            </w:pPr>
+            <w:r>
+              <w:rPr>
+                <w:rFonts w:ascii="Consolas" w:hAnsi="Consolas" w:eastAsia="Consolas"/>
+                <w:b w:val="0"/>
+                <w:color w:val="5B6875"/>
+                <w:sz w:val="16"/>
+              </w:rPr>
+              <w:t xml:space="preserve">   5  </w:t>
+            </w:r>
+            <w:r>
+              <w:rPr>
+                <w:rFonts w:ascii="Consolas" w:hAnsi="Consolas" w:eastAsia="Consolas"/>
+                <w:b w:val="0"/>
+                <w:sz w:val="16"/>
+              </w:rPr>
+              <w:t>) -&gt; float | None: ...</w:t>
+            </w:r>
+          </w:p>
+          <w:p>
+            <w:pPr>
+              <w:spacing w:before="0" w:after="0" w:line="240" w:lineRule="auto"/>
+              <w:ind w:left="567" w:hanging="567"/>
+            </w:pPr>
+            <w:r>
+              <w:rPr>
+                <w:rFonts w:ascii="Consolas" w:hAnsi="Consolas" w:eastAsia="Consolas"/>
+                <w:b w:val="0"/>
+                <w:color w:val="5B6875"/>
+                <w:sz w:val="16"/>
+              </w:rPr>
+              <w:t xml:space="preserve">   6  </w:t>
+            </w:r>
+            <w:r>
+              <w:rPr>
+                <w:rFonts w:ascii="Consolas" w:hAnsi="Consolas" w:eastAsia="Consolas"/>
+                <w:b w:val="0"/>
+                <w:sz w:val="16"/>
+              </w:rPr>
+              <w:t xml:space="preserve"> </w:t>
+            </w:r>
+          </w:p>
+          <w:p>
+            <w:pPr>
+              <w:spacing w:before="0" w:after="0" w:line="240" w:lineRule="auto"/>
+              <w:ind w:left="567" w:hanging="567"/>
+            </w:pPr>
+            <w:r>
+              <w:rPr>
+                <w:rFonts w:ascii="Consolas" w:hAnsi="Consolas" w:eastAsia="Consolas"/>
+                <w:b w:val="0"/>
+                <w:color w:val="5B6875"/>
+                <w:sz w:val="16"/>
+              </w:rPr>
+              <w:t xml:space="preserve">   7  </w:t>
+            </w:r>
+            <w:r>
+              <w:rPr>
+                <w:rFonts w:ascii="Consolas" w:hAnsi="Consolas" w:eastAsia="Consolas"/>
+                <w:b w:val="0"/>
+                <w:sz w:val="16"/>
+              </w:rPr>
+              <w:t># Share as a percentage string, or 'n/a' when undefined.</w:t>
+            </w:r>
+          </w:p>
+          <w:p>
+            <w:pPr>
+              <w:spacing w:before="0" w:after="0" w:line="240" w:lineRule="auto"/>
+              <w:ind w:left="567" w:hanging="567"/>
+            </w:pPr>
+            <w:r>
+              <w:rPr>
+                <w:rFonts w:ascii="Consolas" w:hAnsi="Consolas" w:eastAsia="Consolas"/>
+                <w:b w:val="0"/>
+                <w:color w:val="5B6875"/>
+                <w:sz w:val="16"/>
+              </w:rPr>
+              <w:t xml:space="preserve">   8  </w:t>
+            </w:r>
+            <w:r>
+              <w:rPr>
+                <w:rFonts w:ascii="Consolas" w:hAnsi="Consolas" w:eastAsia="Consolas"/>
+                <w:b w:val="0"/>
+                <w:sz w:val="16"/>
+              </w:rPr>
+              <w:t>def report(flags: list[int], weights: list[float]) -&gt; str: ...</w:t>
+            </w:r>
+          </w:p>
+        </w:tc>
+      </w:tr>
+    </w:tbl>
+    <w:p/>
     <w:p>
       <w:r>
         <w:rPr>

--- a/site/downloads/handbook-B1.docx
+++ b/site/downloads/handbook-B1.docx
@@ -1854,6 +1854,68 @@
         <w:t xml:space="preserve"> so runtime needs and developer tools are separate.</w:t>
       </w:r>
     </w:p>
+    <w:p>
+      <w:r>
+        <w:rPr>
+          <w:b/>
+          <w:i w:val="0"/>
+        </w:rPr>
+        <w:t>What you need to know.</w:t>
+      </w:r>
+    </w:p>
+    <w:p>
+      <w:r>
+        <w:rPr>
+          <w:b w:val="0"/>
+          <w:i w:val="0"/>
+        </w:rPr>
+        <w:t xml:space="preserve">A </w:t>
+      </w:r>
+      <w:r>
+        <w:rPr>
+          <w:rFonts w:ascii="Consolas" w:hAnsi="Consolas" w:eastAsia="Consolas"/>
+          <w:b w:val="0"/>
+          <w:sz w:val="19"/>
+        </w:rPr>
+        <w:t>pyproject.toml</w:t>
+      </w:r>
+      <w:r>
+        <w:rPr>
+          <w:b w:val="0"/>
+          <w:i w:val="0"/>
+        </w:rPr>
+        <w:t xml:space="preserve"> file is written in TOML. A name in square brackets starts a </w:t>
+      </w:r>
+      <w:r>
+        <w:rPr>
+          <w:b/>
+          <w:i w:val="0"/>
+        </w:rPr>
+        <w:t>table</w:t>
+      </w:r>
+      <w:r>
+        <w:rPr>
+          <w:b w:val="0"/>
+          <w:i w:val="0"/>
+        </w:rPr>
+        <w:t xml:space="preserve">, a section of settings. Each line below it is </w:t>
+      </w:r>
+      <w:r>
+        <w:rPr>
+          <w:rFonts w:ascii="Consolas" w:hAnsi="Consolas" w:eastAsia="Consolas"/>
+          <w:b w:val="0"/>
+          <w:sz w:val="19"/>
+        </w:rPr>
+        <w:t>key = value</w:t>
+      </w:r>
+      <w:r>
+        <w:rPr>
+          <w:b w:val="0"/>
+          <w:i w:val="0"/>
+        </w:rPr>
+        <w:t>. A list goes in square brackets.</w:t>
+      </w:r>
+    </w:p>
     <w:tbl>
       <w:tblPr>
         <w:tblW w:type="auto" w:w="0"/>
@@ -1912,6 +1974,225 @@
                 <w:b w:val="0"/>
                 <w:sz w:val="16"/>
               </w:rPr>
+              <w:t>name = "survey-tools"</w:t>
+            </w:r>
+          </w:p>
+          <w:p>
+            <w:pPr>
+              <w:spacing w:before="0" w:after="0" w:line="240" w:lineRule="auto"/>
+              <w:ind w:left="567" w:hanging="567"/>
+            </w:pPr>
+            <w:r>
+              <w:rPr>
+                <w:rFonts w:ascii="Consolas" w:hAnsi="Consolas" w:eastAsia="Consolas"/>
+                <w:b w:val="0"/>
+                <w:color w:val="5B6875"/>
+                <w:sz w:val="16"/>
+              </w:rPr>
+              <w:t xml:space="preserve">   3  </w:t>
+            </w:r>
+            <w:r>
+              <w:rPr>
+                <w:rFonts w:ascii="Consolas" w:hAnsi="Consolas" w:eastAsia="Consolas"/>
+                <w:b w:val="0"/>
+                <w:sz w:val="16"/>
+              </w:rPr>
+              <w:t>requires-python = "&gt;=3.11"</w:t>
+            </w:r>
+          </w:p>
+          <w:p>
+            <w:pPr>
+              <w:spacing w:before="0" w:after="0" w:line="240" w:lineRule="auto"/>
+              <w:ind w:left="567" w:hanging="567"/>
+            </w:pPr>
+            <w:r>
+              <w:rPr>
+                <w:rFonts w:ascii="Consolas" w:hAnsi="Consolas" w:eastAsia="Consolas"/>
+                <w:b w:val="0"/>
+                <w:color w:val="5B6875"/>
+                <w:sz w:val="16"/>
+              </w:rPr>
+              <w:t xml:space="preserve">   4  </w:t>
+            </w:r>
+            <w:r>
+              <w:rPr>
+                <w:rFonts w:ascii="Consolas" w:hAnsi="Consolas" w:eastAsia="Consolas"/>
+                <w:b w:val="0"/>
+                <w:sz w:val="16"/>
+              </w:rPr>
+              <w:t>dependencies = ["numpy&gt;=2.0,&lt;3", "httpx&gt;=0.28"]</w:t>
+            </w:r>
+          </w:p>
+          <w:p>
+            <w:pPr>
+              <w:spacing w:before="0" w:after="0" w:line="240" w:lineRule="auto"/>
+              <w:ind w:left="567" w:hanging="567"/>
+            </w:pPr>
+            <w:r>
+              <w:rPr>
+                <w:rFonts w:ascii="Consolas" w:hAnsi="Consolas" w:eastAsia="Consolas"/>
+                <w:b w:val="0"/>
+                <w:color w:val="5B6875"/>
+                <w:sz w:val="16"/>
+              </w:rPr>
+              <w:t xml:space="preserve">   5  </w:t>
+            </w:r>
+            <w:r>
+              <w:rPr>
+                <w:rFonts w:ascii="Consolas" w:hAnsi="Consolas" w:eastAsia="Consolas"/>
+                <w:b w:val="0"/>
+                <w:sz w:val="16"/>
+              </w:rPr>
+              <w:t xml:space="preserve"> </w:t>
+            </w:r>
+          </w:p>
+          <w:p>
+            <w:pPr>
+              <w:spacing w:before="0" w:after="0" w:line="240" w:lineRule="auto"/>
+              <w:ind w:left="567" w:hanging="567"/>
+            </w:pPr>
+            <w:r>
+              <w:rPr>
+                <w:rFonts w:ascii="Consolas" w:hAnsi="Consolas" w:eastAsia="Consolas"/>
+                <w:b w:val="0"/>
+                <w:color w:val="5B6875"/>
+                <w:sz w:val="16"/>
+              </w:rPr>
+              <w:t xml:space="preserve">   6  </w:t>
+            </w:r>
+            <w:r>
+              <w:rPr>
+                <w:rFonts w:ascii="Consolas" w:hAnsi="Consolas" w:eastAsia="Consolas"/>
+                <w:b w:val="0"/>
+                <w:sz w:val="16"/>
+              </w:rPr>
+              <w:t>[dependency-groups]</w:t>
+            </w:r>
+          </w:p>
+          <w:p>
+            <w:pPr>
+              <w:spacing w:before="0" w:after="0" w:line="240" w:lineRule="auto"/>
+              <w:ind w:left="567" w:hanging="567"/>
+            </w:pPr>
+            <w:r>
+              <w:rPr>
+                <w:rFonts w:ascii="Consolas" w:hAnsi="Consolas" w:eastAsia="Consolas"/>
+                <w:b w:val="0"/>
+                <w:color w:val="5B6875"/>
+                <w:sz w:val="16"/>
+              </w:rPr>
+              <w:t xml:space="preserve">   7  </w:t>
+            </w:r>
+            <w:r>
+              <w:rPr>
+                <w:rFonts w:ascii="Consolas" w:hAnsi="Consolas" w:eastAsia="Consolas"/>
+                <w:b w:val="0"/>
+                <w:sz w:val="16"/>
+              </w:rPr>
+              <w:t>dev = ["pytest&gt;=9"]</w:t>
+            </w:r>
+          </w:p>
+        </w:tc>
+      </w:tr>
+    </w:tbl>
+    <w:p/>
+    <w:p>
+      <w:r>
+        <w:rPr>
+          <w:b w:val="0"/>
+          <w:i w:val="0"/>
+        </w:rPr>
+        <w:t xml:space="preserve">Read it as: the package </w:t>
+      </w:r>
+      <w:r>
+        <w:rPr>
+          <w:rFonts w:ascii="Consolas" w:hAnsi="Consolas" w:eastAsia="Consolas"/>
+          <w:b w:val="0"/>
+          <w:sz w:val="19"/>
+        </w:rPr>
+        <w:t>survey-tools</w:t>
+      </w:r>
+      <w:r>
+        <w:rPr>
+          <w:b w:val="0"/>
+          <w:i w:val="0"/>
+        </w:rPr>
+        <w:t xml:space="preserve"> needs Python 3.11 or later, and NumPy and httpx to run. The </w:t>
+      </w:r>
+      <w:r>
+        <w:rPr>
+          <w:rFonts w:ascii="Consolas" w:hAnsi="Consolas" w:eastAsia="Consolas"/>
+          <w:b w:val="0"/>
+          <w:sz w:val="19"/>
+        </w:rPr>
+        <w:t>dev</w:t>
+      </w:r>
+      <w:r>
+        <w:rPr>
+          <w:b w:val="0"/>
+          <w:i w:val="0"/>
+        </w:rPr>
+        <w:t xml:space="preserve"> group lists tools only developers install.</w:t>
+      </w:r>
+    </w:p>
+    <w:tbl>
+      <w:tblPr>
+        <w:tblW w:type="auto" w:w="0"/>
+        <w:jc w:val="left"/>
+        <w:tblLook w:firstColumn="1" w:firstRow="1" w:lastColumn="0" w:lastRow="0" w:noHBand="0" w:noVBand="1" w:val="04A0"/>
+      </w:tblPr>
+      <w:tblGrid>
+        <w:gridCol w:w="8221"/>
+      </w:tblGrid>
+      <w:tr>
+        <w:tc>
+          <w:tcPr>
+            <w:tcW w:type="dxa" w:w="8221"/>
+            <w:shd w:val="clear" w:color="auto" w:fill="F2F4F7"/>
+          </w:tcPr>
+          <w:p>
+            <w:pPr>
+              <w:spacing w:before="0" w:after="0" w:line="240" w:lineRule="auto"/>
+              <w:ind w:left="567" w:hanging="567"/>
+            </w:pPr>
+            <w:r>
+              <w:rPr>
+                <w:rFonts w:ascii="Consolas" w:hAnsi="Consolas" w:eastAsia="Consolas"/>
+                <w:b w:val="0"/>
+                <w:color w:val="5B6875"/>
+                <w:sz w:val="16"/>
+              </w:rPr>
+              <w:t xml:space="preserve">   1  </w:t>
+            </w:r>
+            <w:r>
+              <w:rPr>
+                <w:rFonts w:ascii="Consolas" w:hAnsi="Consolas" w:eastAsia="Consolas"/>
+                <w:b w:val="0"/>
+                <w:sz w:val="16"/>
+              </w:rPr>
+              <w:t>[project]</w:t>
+            </w:r>
+          </w:p>
+          <w:p>
+            <w:pPr>
+              <w:spacing w:before="0" w:after="0" w:line="240" w:lineRule="auto"/>
+              <w:ind w:left="567" w:hanging="567"/>
+            </w:pPr>
+            <w:r>
+              <w:rPr>
+                <w:rFonts w:ascii="Consolas" w:hAnsi="Consolas" w:eastAsia="Consolas"/>
+                <w:b w:val="0"/>
+                <w:color w:val="5B6875"/>
+                <w:sz w:val="16"/>
+              </w:rPr>
+              <w:t xml:space="preserve">   2  </w:t>
+            </w:r>
+            <w:r>
+              <w:rPr>
+                <w:rFonts w:ascii="Consolas" w:hAnsi="Consolas" w:eastAsia="Consolas"/>
+                <w:b w:val="0"/>
+                <w:sz w:val="16"/>
+              </w:rPr>
               <w:t>name = "churn"</w:t>
             </w:r>
           </w:p>
@@ -2156,6 +2437,360 @@
         <w:t>). Return an empty list when there is no dependencies key.</w:t>
       </w:r>
     </w:p>
+    <w:p>
+      <w:r>
+        <w:rPr>
+          <w:b/>
+          <w:i w:val="0"/>
+        </w:rPr>
+        <w:t>What you need to know.</w:t>
+      </w:r>
+    </w:p>
+    <w:p>
+      <w:r>
+        <w:rPr>
+          <w:b/>
+          <w:i w:val="0"/>
+        </w:rPr>
+        <w:t>Pins and constraints.</w:t>
+      </w:r>
+      <w:r>
+        <w:rPr>
+          <w:b w:val="0"/>
+          <w:i w:val="0"/>
+        </w:rPr>
+        <w:t xml:space="preserve"> A dependency string is a package name, optionally followed by a version constraint: </w:t>
+      </w:r>
+      <w:r>
+        <w:rPr>
+          <w:rFonts w:ascii="Consolas" w:hAnsi="Consolas" w:eastAsia="Consolas"/>
+          <w:b w:val="0"/>
+          <w:sz w:val="19"/>
+        </w:rPr>
+        <w:t>numpy&gt;=2.0,&lt;3</w:t>
+      </w:r>
+      <w:r>
+        <w:rPr>
+          <w:b w:val="0"/>
+          <w:i w:val="0"/>
+        </w:rPr>
+        <w:t xml:space="preserve"> allows 2.x only, </w:t>
+      </w:r>
+      <w:r>
+        <w:rPr>
+          <w:rFonts w:ascii="Consolas" w:hAnsi="Consolas" w:eastAsia="Consolas"/>
+          <w:b w:val="0"/>
+          <w:sz w:val="19"/>
+        </w:rPr>
+        <w:t>requests==2.32.0</w:t>
+      </w:r>
+      <w:r>
+        <w:rPr>
+          <w:b w:val="0"/>
+          <w:i w:val="0"/>
+        </w:rPr>
+        <w:t xml:space="preserve"> pins one version, </w:t>
+      </w:r>
+      <w:r>
+        <w:rPr>
+          <w:rFonts w:ascii="Consolas" w:hAnsi="Consolas" w:eastAsia="Consolas"/>
+          <w:b w:val="0"/>
+          <w:sz w:val="19"/>
+        </w:rPr>
+        <w:t>pydantic~=2.12</w:t>
+      </w:r>
+      <w:r>
+        <w:rPr>
+          <w:b w:val="0"/>
+          <w:i w:val="0"/>
+        </w:rPr>
+        <w:t xml:space="preserve"> means 2.12 or a later 2.x. A bare name such as </w:t>
+      </w:r>
+      <w:r>
+        <w:rPr>
+          <w:rFonts w:ascii="Consolas" w:hAnsi="Consolas" w:eastAsia="Consolas"/>
+          <w:b w:val="0"/>
+          <w:sz w:val="19"/>
+        </w:rPr>
+        <w:t>httpx</w:t>
+      </w:r>
+      <w:r>
+        <w:rPr>
+          <w:b w:val="0"/>
+          <w:i w:val="0"/>
+        </w:rPr>
+        <w:t xml:space="preserve"> has no constraint, so every install takes whatever version is newest. That entry is </w:t>
+      </w:r>
+      <w:r>
+        <w:rPr>
+          <w:b/>
+          <w:i w:val="0"/>
+        </w:rPr>
+        <w:t>unpinned</w:t>
+      </w:r>
+      <w:r>
+        <w:rPr>
+          <w:b w:val="0"/>
+          <w:i w:val="0"/>
+        </w:rPr>
+        <w:t xml:space="preserve">. Constraints use the characters </w:t>
+      </w:r>
+      <w:r>
+        <w:rPr>
+          <w:rFonts w:ascii="Consolas" w:hAnsi="Consolas" w:eastAsia="Consolas"/>
+          <w:b w:val="0"/>
+          <w:sz w:val="19"/>
+        </w:rPr>
+        <w:t>=</w:t>
+      </w:r>
+      <w:r>
+        <w:rPr>
+          <w:b w:val="0"/>
+          <w:i w:val="0"/>
+        </w:rPr>
+        <w:t xml:space="preserve">, </w:t>
+      </w:r>
+      <w:r>
+        <w:rPr>
+          <w:rFonts w:ascii="Consolas" w:hAnsi="Consolas" w:eastAsia="Consolas"/>
+          <w:b w:val="0"/>
+          <w:sz w:val="19"/>
+        </w:rPr>
+        <w:t>&lt;</w:t>
+      </w:r>
+      <w:r>
+        <w:rPr>
+          <w:b w:val="0"/>
+          <w:i w:val="0"/>
+        </w:rPr>
+        <w:t xml:space="preserve">, </w:t>
+      </w:r>
+      <w:r>
+        <w:rPr>
+          <w:rFonts w:ascii="Consolas" w:hAnsi="Consolas" w:eastAsia="Consolas"/>
+          <w:b w:val="0"/>
+          <w:sz w:val="19"/>
+        </w:rPr>
+        <w:t>&gt;</w:t>
+      </w:r>
+      <w:r>
+        <w:rPr>
+          <w:b w:val="0"/>
+          <w:i w:val="0"/>
+        </w:rPr>
+        <w:t xml:space="preserve">, </w:t>
+      </w:r>
+      <w:r>
+        <w:rPr>
+          <w:rFonts w:ascii="Consolas" w:hAnsi="Consolas" w:eastAsia="Consolas"/>
+          <w:b w:val="0"/>
+          <w:sz w:val="19"/>
+        </w:rPr>
+        <w:t>~</w:t>
+      </w:r>
+      <w:r>
+        <w:rPr>
+          <w:b w:val="0"/>
+          <w:i w:val="0"/>
+        </w:rPr>
+        <w:t xml:space="preserve"> and </w:t>
+      </w:r>
+      <w:r>
+        <w:rPr>
+          <w:rFonts w:ascii="Consolas" w:hAnsi="Consolas" w:eastAsia="Consolas"/>
+          <w:b w:val="0"/>
+          <w:sz w:val="19"/>
+        </w:rPr>
+        <w:t>!</w:t>
+      </w:r>
+      <w:r>
+        <w:rPr>
+          <w:b w:val="0"/>
+          <w:i w:val="0"/>
+        </w:rPr>
+        <w:t>.</w:t>
+      </w:r>
+    </w:p>
+    <w:p>
+      <w:r>
+        <w:rPr>
+          <w:b/>
+          <w:i w:val="0"/>
+        </w:rPr>
+        <w:t>Reading TOML.</w:t>
+      </w:r>
+      <w:r>
+        <w:rPr>
+          <w:b w:val="0"/>
+          <w:i w:val="0"/>
+        </w:rPr>
+        <w:t xml:space="preserve"> </w:t>
+      </w:r>
+      <w:r>
+        <w:rPr>
+          <w:rFonts w:ascii="Consolas" w:hAnsi="Consolas" w:eastAsia="Consolas"/>
+          <w:b w:val="0"/>
+          <w:sz w:val="19"/>
+        </w:rPr>
+        <w:t>tomllib</w:t>
+      </w:r>
+      <w:r>
+        <w:rPr>
+          <w:b w:val="0"/>
+          <w:i w:val="0"/>
+        </w:rPr>
+        <w:t xml:space="preserve"> is in the standard library from Python 3.11. </w:t>
+      </w:r>
+      <w:r>
+        <w:rPr>
+          <w:rFonts w:ascii="Consolas" w:hAnsi="Consolas" w:eastAsia="Consolas"/>
+          <w:b w:val="0"/>
+          <w:sz w:val="19"/>
+        </w:rPr>
+        <w:t>tomllib.loads(text)</w:t>
+      </w:r>
+      <w:r>
+        <w:rPr>
+          <w:b w:val="0"/>
+          <w:i w:val="0"/>
+        </w:rPr>
+        <w:t xml:space="preserve"> turns TOML text into nested dicts, one per table:</w:t>
+      </w:r>
+    </w:p>
+    <w:tbl>
+      <w:tblPr>
+        <w:tblW w:type="auto" w:w="0"/>
+        <w:jc w:val="left"/>
+        <w:tblLook w:firstColumn="1" w:firstRow="1" w:lastColumn="0" w:lastRow="0" w:noHBand="0" w:noVBand="1" w:val="04A0"/>
+      </w:tblPr>
+      <w:tblGrid>
+        <w:gridCol w:w="8221"/>
+      </w:tblGrid>
+      <w:tr>
+        <w:tc>
+          <w:tcPr>
+            <w:tcW w:type="dxa" w:w="8221"/>
+            <w:shd w:val="clear" w:color="auto" w:fill="F2F4F7"/>
+          </w:tcPr>
+          <w:p>
+            <w:pPr>
+              <w:spacing w:before="0" w:after="0" w:line="240" w:lineRule="auto"/>
+              <w:ind w:left="567" w:hanging="567"/>
+            </w:pPr>
+            <w:r>
+              <w:rPr>
+                <w:rFonts w:ascii="Consolas" w:hAnsi="Consolas" w:eastAsia="Consolas"/>
+                <w:b w:val="0"/>
+                <w:color w:val="5B6875"/>
+                <w:sz w:val="16"/>
+              </w:rPr>
+              <w:t xml:space="preserve">   1  </w:t>
+            </w:r>
+            <w:r>
+              <w:rPr>
+                <w:rFonts w:ascii="Consolas" w:hAnsi="Consolas" w:eastAsia="Consolas"/>
+                <w:b w:val="0"/>
+                <w:sz w:val="16"/>
+              </w:rPr>
+              <w:t>import tomllib</w:t>
+            </w:r>
+          </w:p>
+          <w:p>
+            <w:pPr>
+              <w:spacing w:before="0" w:after="0" w:line="240" w:lineRule="auto"/>
+              <w:ind w:left="567" w:hanging="567"/>
+            </w:pPr>
+            <w:r>
+              <w:rPr>
+                <w:rFonts w:ascii="Consolas" w:hAnsi="Consolas" w:eastAsia="Consolas"/>
+                <w:b w:val="0"/>
+                <w:color w:val="5B6875"/>
+                <w:sz w:val="16"/>
+              </w:rPr>
+              <w:t xml:space="preserve">   2  </w:t>
+            </w:r>
+            <w:r>
+              <w:rPr>
+                <w:rFonts w:ascii="Consolas" w:hAnsi="Consolas" w:eastAsia="Consolas"/>
+                <w:b w:val="0"/>
+                <w:sz w:val="16"/>
+              </w:rPr>
+              <w:t xml:space="preserve"> </w:t>
+            </w:r>
+          </w:p>
+          <w:p>
+            <w:pPr>
+              <w:spacing w:before="0" w:after="0" w:line="240" w:lineRule="auto"/>
+              <w:ind w:left="567" w:hanging="567"/>
+            </w:pPr>
+            <w:r>
+              <w:rPr>
+                <w:rFonts w:ascii="Consolas" w:hAnsi="Consolas" w:eastAsia="Consolas"/>
+                <w:b w:val="0"/>
+                <w:color w:val="5B6875"/>
+                <w:sz w:val="16"/>
+              </w:rPr>
+              <w:t xml:space="preserve">   3  </w:t>
+            </w:r>
+            <w:r>
+              <w:rPr>
+                <w:rFonts w:ascii="Consolas" w:hAnsi="Consolas" w:eastAsia="Consolas"/>
+                <w:b w:val="0"/>
+                <w:sz w:val="16"/>
+              </w:rPr>
+              <w:t>data = tomllib.loads('[project]\nname = "x"\ndependencies = ["numpy&gt;=2.0", "httpx"]\n')</w:t>
+            </w:r>
+          </w:p>
+          <w:p>
+            <w:pPr>
+              <w:spacing w:before="0" w:after="0" w:line="240" w:lineRule="auto"/>
+              <w:ind w:left="567" w:hanging="567"/>
+            </w:pPr>
+            <w:r>
+              <w:rPr>
+                <w:rFonts w:ascii="Consolas" w:hAnsi="Consolas" w:eastAsia="Consolas"/>
+                <w:b w:val="0"/>
+                <w:color w:val="5B6875"/>
+                <w:sz w:val="16"/>
+              </w:rPr>
+              <w:t xml:space="preserve">   4  </w:t>
+            </w:r>
+            <w:r>
+              <w:rPr>
+                <w:rFonts w:ascii="Consolas" w:hAnsi="Consolas" w:eastAsia="Consolas"/>
+                <w:b w:val="0"/>
+                <w:sz w:val="16"/>
+              </w:rPr>
+              <w:t>data["project"]["dependencies"]   # ['numpy&gt;=2.0', 'httpx']</w:t>
+            </w:r>
+          </w:p>
+          <w:p>
+            <w:pPr>
+              <w:spacing w:before="0" w:after="0" w:line="240" w:lineRule="auto"/>
+              <w:ind w:left="567" w:hanging="567"/>
+            </w:pPr>
+            <w:r>
+              <w:rPr>
+                <w:rFonts w:ascii="Consolas" w:hAnsi="Consolas" w:eastAsia="Consolas"/>
+                <w:b w:val="0"/>
+                <w:color w:val="5B6875"/>
+                <w:sz w:val="16"/>
+              </w:rPr>
+              <w:t xml:space="preserve">   5  </w:t>
+            </w:r>
+            <w:r>
+              <w:rPr>
+                <w:rFonts w:ascii="Consolas" w:hAnsi="Consolas" w:eastAsia="Consolas"/>
+                <w:b w:val="0"/>
+                <w:sz w:val="16"/>
+              </w:rPr>
+              <w:t>data.get("tool", {})              # {}: the table is missing</w:t>
+            </w:r>
+          </w:p>
+        </w:tc>
+      </w:tr>
+    </w:tbl>
+    <w:p/>
     <w:p>
       <w:r>
         <w:rPr>

--- a/site/downloads/handbook-B1.docx
+++ b/site/downloads/handbook-B1.docx
@@ -8088,6 +8088,15 @@
           <w:i w:val="0"/>
         </w:rPr>
         <w:t>☐ Tests cover edge cases, including empty inputs and zeros.</w:t>
+      </w:r>
+    </w:p>
+    <w:p>
+      <w:r>
+        <w:rPr>
+          <w:b w:val="0"/>
+          <w:i w:val="0"/>
+        </w:rPr>
+        <w:t>☐ Tests use fixtures and parametrize, compare numbers with stated tolerances, isolate I/O, and run with coverage in CI.</w:t>
       </w:r>
     </w:p>
     <w:p>
